--- a/report.docx
+++ b/report.docx
@@ -586,7 +586,7 @@
     <w:p>
       <w:r>
         <w:pict w14:anchorId="453B6F43">
-          <v:rect id="_x0000_i1096" style="width:0;height:1.5pt" o:hralign="center" o:hrstd="t" o:hr="t" fillcolor="#a0a0a0" stroked="f"/>
+          <v:rect id="_x0000_i1030" style="width:0;height:1.5pt" o:hralign="center" o:hrstd="t" o:hr="t" fillcolor="#a0a0a0" stroked="f"/>
         </w:pict>
       </w:r>
     </w:p>
@@ -667,7 +667,7 @@
     <w:p>
       <w:r>
         <w:pict w14:anchorId="14283229">
-          <v:rect id="_x0000_i1097" style="width:0;height:1.5pt" o:hralign="center" o:hrstd="t" o:hr="t" fillcolor="#a0a0a0" stroked="f"/>
+          <v:rect id="_x0000_i1031" style="width:0;height:1.5pt" o:hralign="center" o:hrstd="t" o:hr="t" fillcolor="#a0a0a0" stroked="f"/>
         </w:pict>
       </w:r>
     </w:p>
@@ -949,7 +949,7 @@
     <w:p>
       <w:r>
         <w:pict w14:anchorId="65191A0C">
-          <v:rect id="_x0000_i1098" style="width:0;height:1.5pt" o:hralign="center" o:hrstd="t" o:hr="t" fillcolor="#a0a0a0" stroked="f"/>
+          <v:rect id="_x0000_i1032" style="width:0;height:1.5pt" o:hralign="center" o:hrstd="t" o:hr="t" fillcolor="#a0a0a0" stroked="f"/>
         </w:pict>
       </w:r>
     </w:p>
@@ -1174,7 +1174,7 @@
     <w:p>
       <w:r>
         <w:pict w14:anchorId="0F091F52">
-          <v:rect id="_x0000_i1099" style="width:0;height:1.5pt" o:hralign="center" o:hrstd="t" o:hr="t" fillcolor="#a0a0a0" stroked="f"/>
+          <v:rect id="_x0000_i1033" style="width:0;height:1.5pt" o:hralign="center" o:hrstd="t" o:hr="t" fillcolor="#a0a0a0" stroked="f"/>
         </w:pict>
       </w:r>
     </w:p>
@@ -1380,7 +1380,7 @@
     <w:p>
       <w:r>
         <w:pict w14:anchorId="6C0341E9">
-          <v:rect id="_x0000_i1100" style="width:0;height:1.5pt" o:hralign="center" o:hrstd="t" o:hr="t" fillcolor="#a0a0a0" stroked="f"/>
+          <v:rect id="_x0000_i1034" style="width:0;height:1.5pt" o:hralign="center" o:hrstd="t" o:hr="t" fillcolor="#a0a0a0" stroked="f"/>
         </w:pict>
       </w:r>
     </w:p>
@@ -1570,7 +1570,7 @@
     <w:p>
       <w:r>
         <w:pict w14:anchorId="54047F87">
-          <v:rect id="_x0000_i1101" style="width:0;height:1.5pt" o:hralign="center" o:hrstd="t" o:hr="t" fillcolor="#a0a0a0" stroked="f"/>
+          <v:rect id="_x0000_i1035" style="width:0;height:1.5pt" o:hralign="center" o:hrstd="t" o:hr="t" fillcolor="#a0a0a0" stroked="f"/>
         </w:pict>
       </w:r>
     </w:p>
@@ -1708,7 +1708,7 @@
     <w:p>
       <w:r>
         <w:pict w14:anchorId="4B9D4FDC">
-          <v:rect id="_x0000_i1102" style="width:0;height:1.5pt" o:hralign="center" o:hrstd="t" o:hr="t" fillcolor="#a0a0a0" stroked="f"/>
+          <v:rect id="_x0000_i1036" style="width:0;height:1.5pt" o:hralign="center" o:hrstd="t" o:hr="t" fillcolor="#a0a0a0" stroked="f"/>
         </w:pict>
       </w:r>
     </w:p>
@@ -1843,7 +1843,7 @@
     <w:p>
       <w:r>
         <w:pict w14:anchorId="6D0D8163">
-          <v:rect id="_x0000_i1103" style="width:0;height:1.5pt" o:hralign="center" o:hrstd="t" o:hr="t" fillcolor="#a0a0a0" stroked="f"/>
+          <v:rect id="_x0000_i1037" style="width:0;height:1.5pt" o:hralign="center" o:hrstd="t" o:hr="t" fillcolor="#a0a0a0" stroked="f"/>
         </w:pict>
       </w:r>
     </w:p>
@@ -2059,7 +2059,7 @@
     <w:p>
       <w:r>
         <w:pict w14:anchorId="3A29A455">
-          <v:rect id="_x0000_i1104" style="width:0;height:1.5pt" o:hralign="center" o:hrstd="t" o:hr="t" fillcolor="#a0a0a0" stroked="f"/>
+          <v:rect id="_x0000_i1038" style="width:0;height:1.5pt" o:hralign="center" o:hrstd="t" o:hr="t" fillcolor="#a0a0a0" stroked="f"/>
         </w:pict>
       </w:r>
     </w:p>
@@ -2213,7 +2213,7 @@
     <w:p>
       <w:r>
         <w:pict w14:anchorId="6A9223F9">
-          <v:rect id="_x0000_i1105" style="width:0;height:1.5pt" o:hralign="center" o:hrstd="t" o:hr="t" fillcolor="#a0a0a0" stroked="f"/>
+          <v:rect id="_x0000_i1039" style="width:0;height:1.5pt" o:hralign="center" o:hrstd="t" o:hr="t" fillcolor="#a0a0a0" stroked="f"/>
         </w:pict>
       </w:r>
     </w:p>
@@ -2245,7 +2245,7 @@
     <w:p>
       <w:r>
         <w:pict w14:anchorId="037AF229">
-          <v:rect id="_x0000_i1106" style="width:0;height:1.5pt" o:hralign="center" o:hrstd="t" o:hr="t" fillcolor="#a0a0a0" stroked="f"/>
+          <v:rect id="_x0000_i1040" style="width:0;height:1.5pt" o:hralign="center" o:hrstd="t" o:hr="t" fillcolor="#a0a0a0" stroked="f"/>
         </w:pict>
       </w:r>
     </w:p>
@@ -2313,7 +2313,7 @@
     <w:p>
       <w:r>
         <w:pict w14:anchorId="3147A786">
-          <v:rect id="_x0000_i1166" style="width:0;height:1.5pt" o:hralign="center" o:hrstd="t" o:hr="t" fillcolor="#a0a0a0" stroked="f"/>
+          <v:rect id="_x0000_i1041" style="width:0;height:1.5pt" o:hralign="center" o:hrstd="t" o:hr="t" fillcolor="#a0a0a0" stroked="f"/>
         </w:pict>
       </w:r>
     </w:p>
@@ -2418,7 +2418,7 @@
     <w:p>
       <w:r>
         <w:pict w14:anchorId="24F288F6">
-          <v:rect id="_x0000_i1167" style="width:0;height:1.5pt" o:hralign="center" o:hrstd="t" o:hr="t" fillcolor="#a0a0a0" stroked="f"/>
+          <v:rect id="_x0000_i1042" style="width:0;height:1.5pt" o:hralign="center" o:hrstd="t" o:hr="t" fillcolor="#a0a0a0" stroked="f"/>
         </w:pict>
       </w:r>
     </w:p>
@@ -2628,7 +2628,7 @@
     <w:p>
       <w:r>
         <w:pict w14:anchorId="077D1193">
-          <v:rect id="_x0000_i1168" style="width:0;height:1.5pt" o:hralign="center" o:hrstd="t" o:hr="t" fillcolor="#a0a0a0" stroked="f"/>
+          <v:rect id="_x0000_i1043" style="width:0;height:1.5pt" o:hralign="center" o:hrstd="t" o:hr="t" fillcolor="#a0a0a0" stroked="f"/>
         </w:pict>
       </w:r>
     </w:p>
@@ -2808,7 +2808,7 @@
     <w:p>
       <w:r>
         <w:pict w14:anchorId="6417DD76">
-          <v:rect id="_x0000_i1169" style="width:0;height:1.5pt" o:hralign="center" o:hrstd="t" o:hr="t" fillcolor="#a0a0a0" stroked="f"/>
+          <v:rect id="_x0000_i1044" style="width:0;height:1.5pt" o:hralign="center" o:hrstd="t" o:hr="t" fillcolor="#a0a0a0" stroked="f"/>
         </w:pict>
       </w:r>
     </w:p>
@@ -2894,7 +2894,7 @@
     <w:p>
       <w:r>
         <w:pict w14:anchorId="0297E664">
-          <v:rect id="_x0000_i1170" style="width:0;height:1.5pt" o:hralign="center" o:hrstd="t" o:hr="t" fillcolor="#a0a0a0" stroked="f"/>
+          <v:rect id="_x0000_i1045" style="width:0;height:1.5pt" o:hralign="center" o:hrstd="t" o:hr="t" fillcolor="#a0a0a0" stroked="f"/>
         </w:pict>
       </w:r>
     </w:p>
@@ -2971,7 +2971,7 @@
     <w:p>
       <w:r>
         <w:pict w14:anchorId="186E3ABC">
-          <v:rect id="_x0000_i1171" style="width:0;height:1.5pt" o:hralign="center" o:hrstd="t" o:hr="t" fillcolor="#a0a0a0" stroked="f"/>
+          <v:rect id="_x0000_i1046" style="width:0;height:1.5pt" o:hralign="center" o:hrstd="t" o:hr="t" fillcolor="#a0a0a0" stroked="f"/>
         </w:pict>
       </w:r>
     </w:p>
@@ -3043,7 +3043,7 @@
     <w:p>
       <w:r>
         <w:pict w14:anchorId="57CFFED0">
-          <v:rect id="_x0000_i1172" style="width:0;height:1.5pt" o:hralign="center" o:hrstd="t" o:hr="t" fillcolor="#a0a0a0" stroked="f"/>
+          <v:rect id="_x0000_i1047" style="width:0;height:1.5pt" o:hralign="center" o:hrstd="t" o:hr="t" fillcolor="#a0a0a0" stroked="f"/>
         </w:pict>
       </w:r>
     </w:p>
@@ -3125,7 +3125,7 @@
     <w:p>
       <w:r>
         <w:pict w14:anchorId="616F4B1A">
-          <v:rect id="_x0000_i1173" style="width:0;height:1.5pt" o:hralign="center" o:hrstd="t" o:hr="t" fillcolor="#a0a0a0" stroked="f"/>
+          <v:rect id="_x0000_i1048" style="width:0;height:1.5pt" o:hralign="center" o:hrstd="t" o:hr="t" fillcolor="#a0a0a0" stroked="f"/>
         </w:pict>
       </w:r>
     </w:p>
@@ -3149,6 +3149,2791 @@
         <w:t>In this chapter, the collected datasets are explored to understand their structure, quality, and business relevance. This analysis provides the foundation for preprocessing, feature engineering, and machine learning.</w:t>
       </w:r>
     </w:p>
+    <w:p>
+      <w:pPr>
+        <w:rPr>
+          <w:b/>
+          <w:bCs/>
+        </w:rPr>
+      </w:pPr>
+      <w:r>
+        <w:rPr>
+          <w:b/>
+          <w:bCs/>
+        </w:rPr>
+        <w:t>.1 Introduction</w:t>
+      </w:r>
+    </w:p>
+    <w:p>
+      <w:r>
+        <w:t>Data cleaning and preprocessing is one of the most important phases in the machine learning lifecycle. The objective of this phase is to improve the quality of the collected datasets by removing inconsistencies, handling missing values, eliminating duplicate records, standardizing text values, correcting data types, and preparing clean datasets for further analysis.</w:t>
+      </w:r>
+    </w:p>
+    <w:p>
+      <w:r>
+        <w:pict w14:anchorId="4A47E695">
+          <v:rect id="_x0000_i1100" style="width:0;height:1.5pt" o:hralign="center" o:hrstd="t" o:hr="t" fillcolor="#a0a0a0" stroked="f"/>
+        </w:pict>
+      </w:r>
+    </w:p>
+    <w:p>
+      <w:pPr>
+        <w:rPr>
+          <w:b/>
+          <w:bCs/>
+        </w:rPr>
+      </w:pPr>
+      <w:r>
+        <w:rPr>
+          <w:b/>
+          <w:bCs/>
+        </w:rPr>
+        <w:t>3.2 Objectives</w:t>
+      </w:r>
+    </w:p>
+    <w:p>
+      <w:pPr>
+        <w:numPr>
+          <w:ilvl w:val="0"/>
+          <w:numId w:val="33"/>
+        </w:numPr>
+      </w:pPr>
+      <w:r>
+        <w:t xml:space="preserve">Remove duplicate records. </w:t>
+      </w:r>
+    </w:p>
+    <w:p>
+      <w:pPr>
+        <w:numPr>
+          <w:ilvl w:val="0"/>
+          <w:numId w:val="33"/>
+        </w:numPr>
+      </w:pPr>
+      <w:r>
+        <w:t xml:space="preserve">Handle missing values. </w:t>
+      </w:r>
+    </w:p>
+    <w:p>
+      <w:pPr>
+        <w:numPr>
+          <w:ilvl w:val="0"/>
+          <w:numId w:val="33"/>
+        </w:numPr>
+      </w:pPr>
+      <w:r>
+        <w:t xml:space="preserve">Standardize textual data. </w:t>
+      </w:r>
+    </w:p>
+    <w:p>
+      <w:pPr>
+        <w:numPr>
+          <w:ilvl w:val="0"/>
+          <w:numId w:val="33"/>
+        </w:numPr>
+      </w:pPr>
+      <w:r>
+        <w:t xml:space="preserve">Correct data types where required. </w:t>
+      </w:r>
+    </w:p>
+    <w:p>
+      <w:pPr>
+        <w:numPr>
+          <w:ilvl w:val="0"/>
+          <w:numId w:val="33"/>
+        </w:numPr>
+      </w:pPr>
+      <w:r>
+        <w:t xml:space="preserve">Rename columns using a consistent naming convention. </w:t>
+      </w:r>
+    </w:p>
+    <w:p>
+      <w:pPr>
+        <w:numPr>
+          <w:ilvl w:val="0"/>
+          <w:numId w:val="33"/>
+        </w:numPr>
+      </w:pPr>
+      <w:r>
+        <w:lastRenderedPageBreak/>
+        <w:t xml:space="preserve">Validate the cleaned datasets. </w:t>
+      </w:r>
+    </w:p>
+    <w:p>
+      <w:pPr>
+        <w:numPr>
+          <w:ilvl w:val="0"/>
+          <w:numId w:val="33"/>
+        </w:numPr>
+      </w:pPr>
+      <w:r>
+        <w:t xml:space="preserve">Prepare datasets for exploratory data analysis. </w:t>
+      </w:r>
+    </w:p>
+    <w:p>
+      <w:r>
+        <w:pict w14:anchorId="4365CD34">
+          <v:rect id="_x0000_i1101" style="width:0;height:1.5pt" o:hralign="center" o:hrstd="t" o:hr="t" fillcolor="#a0a0a0" stroked="f"/>
+        </w:pict>
+      </w:r>
+    </w:p>
+    <w:p>
+      <w:pPr>
+        <w:rPr>
+          <w:b/>
+          <w:bCs/>
+        </w:rPr>
+      </w:pPr>
+      <w:r>
+        <w:rPr>
+          <w:b/>
+          <w:bCs/>
+        </w:rPr>
+        <w:t>3.3 Cleaning Process</w:t>
+      </w:r>
+    </w:p>
+    <w:p/>
+    <w:p>
+      <w:pPr>
+        <w:rPr>
+          <w:b/>
+          <w:bCs/>
+        </w:rPr>
+      </w:pPr>
+      <w:r>
+        <w:rPr>
+          <w:b/>
+          <w:bCs/>
+        </w:rPr>
+        <w:t>3.3.1 EV Charging Stations Dataset</w:t>
+      </w:r>
+    </w:p>
+    <w:p>
+      <w:pPr>
+        <w:numPr>
+          <w:ilvl w:val="0"/>
+          <w:numId w:val="34"/>
+        </w:numPr>
+      </w:pPr>
+      <w:r>
+        <w:t xml:space="preserve">Duplicate records removed. </w:t>
+      </w:r>
+    </w:p>
+    <w:p>
+      <w:pPr>
+        <w:numPr>
+          <w:ilvl w:val="0"/>
+          <w:numId w:val="34"/>
+        </w:numPr>
+      </w:pPr>
+      <w:r>
+        <w:t xml:space="preserve">Missing values in </w:t>
+      </w:r>
+      <w:r>
+        <w:rPr>
+          <w:b/>
+          <w:bCs/>
+        </w:rPr>
+        <w:t>State</w:t>
+      </w:r>
+      <w:r>
+        <w:t xml:space="preserve"> filled using business logic. </w:t>
+      </w:r>
+    </w:p>
+    <w:p>
+      <w:pPr>
+        <w:numPr>
+          <w:ilvl w:val="0"/>
+          <w:numId w:val="34"/>
+        </w:numPr>
+      </w:pPr>
+      <w:r>
+        <w:t xml:space="preserve">Missing values in </w:t>
+      </w:r>
+      <w:r>
+        <w:rPr>
+          <w:b/>
+          <w:bCs/>
+        </w:rPr>
+        <w:t>Power (kW)</w:t>
+      </w:r>
+      <w:r>
+        <w:t xml:space="preserve"> handled appropriately. </w:t>
+      </w:r>
+    </w:p>
+    <w:p>
+      <w:pPr>
+        <w:numPr>
+          <w:ilvl w:val="0"/>
+          <w:numId w:val="34"/>
+        </w:numPr>
+      </w:pPr>
+      <w:r>
+        <w:t xml:space="preserve">Text values standardized. </w:t>
+      </w:r>
+    </w:p>
+    <w:p>
+      <w:pPr>
+        <w:numPr>
+          <w:ilvl w:val="0"/>
+          <w:numId w:val="34"/>
+        </w:numPr>
+      </w:pPr>
+      <w:r>
+        <w:t xml:space="preserve">Columns renamed. </w:t>
+      </w:r>
+    </w:p>
+    <w:p>
+      <w:pPr>
+        <w:numPr>
+          <w:ilvl w:val="0"/>
+          <w:numId w:val="34"/>
+        </w:numPr>
+      </w:pPr>
+      <w:r>
+        <w:t xml:space="preserve">Dataset validated. </w:t>
+      </w:r>
+    </w:p>
+    <w:p>
+      <w:r>
+        <w:pict w14:anchorId="337E0D06">
+          <v:rect id="_x0000_i1102" style="width:0;height:1.5pt" o:hralign="center" o:hrstd="t" o:hr="t" fillcolor="#a0a0a0" stroked="f"/>
+        </w:pict>
+      </w:r>
+    </w:p>
+    <w:p>
+      <w:pPr>
+        <w:rPr>
+          <w:b/>
+          <w:bCs/>
+        </w:rPr>
+      </w:pPr>
+      <w:r>
+        <w:rPr>
+          <w:b/>
+          <w:bCs/>
+        </w:rPr>
+        <w:t>3.3.2 EV Charging Usage Dataset</w:t>
+      </w:r>
+    </w:p>
+    <w:p>
+      <w:pPr>
+        <w:numPr>
+          <w:ilvl w:val="0"/>
+          <w:numId w:val="35"/>
+        </w:numPr>
+      </w:pPr>
+      <w:r>
+        <w:t xml:space="preserve">Missing values checked. </w:t>
+      </w:r>
+    </w:p>
+    <w:p>
+      <w:pPr>
+        <w:numPr>
+          <w:ilvl w:val="0"/>
+          <w:numId w:val="35"/>
+        </w:numPr>
+      </w:pPr>
+      <w:r>
+        <w:t xml:space="preserve">Duplicate records checked. </w:t>
+      </w:r>
+    </w:p>
+    <w:p>
+      <w:pPr>
+        <w:numPr>
+          <w:ilvl w:val="0"/>
+          <w:numId w:val="35"/>
+        </w:numPr>
+      </w:pPr>
+      <w:r>
+        <w:t xml:space="preserve">Date and time formats verified. </w:t>
+      </w:r>
+    </w:p>
+    <w:p>
+      <w:pPr>
+        <w:numPr>
+          <w:ilvl w:val="0"/>
+          <w:numId w:val="35"/>
+        </w:numPr>
+      </w:pPr>
+      <w:r>
+        <w:t xml:space="preserve">Text columns standardized. </w:t>
+      </w:r>
+    </w:p>
+    <w:p>
+      <w:pPr>
+        <w:numPr>
+          <w:ilvl w:val="0"/>
+          <w:numId w:val="35"/>
+        </w:numPr>
+      </w:pPr>
+      <w:r>
+        <w:t xml:space="preserve">Columns renamed. </w:t>
+      </w:r>
+    </w:p>
+    <w:p>
+      <w:pPr>
+        <w:numPr>
+          <w:ilvl w:val="0"/>
+          <w:numId w:val="35"/>
+        </w:numPr>
+      </w:pPr>
+      <w:r>
+        <w:t xml:space="preserve">Dataset validated. </w:t>
+      </w:r>
+    </w:p>
+    <w:p>
+      <w:r>
+        <w:pict w14:anchorId="05C65D73">
+          <v:rect id="_x0000_i1103" style="width:0;height:1.5pt" o:hralign="center" o:hrstd="t" o:hr="t" fillcolor="#a0a0a0" stroked="f"/>
+        </w:pict>
+      </w:r>
+    </w:p>
+    <w:p>
+      <w:pPr>
+        <w:rPr>
+          <w:b/>
+          <w:bCs/>
+        </w:rPr>
+      </w:pPr>
+      <w:r>
+        <w:rPr>
+          <w:b/>
+          <w:bCs/>
+        </w:rPr>
+        <w:t>3.3.3 EV Registration Dataset</w:t>
+      </w:r>
+    </w:p>
+    <w:p>
+      <w:pPr>
+        <w:numPr>
+          <w:ilvl w:val="0"/>
+          <w:numId w:val="36"/>
+        </w:numPr>
+      </w:pPr>
+      <w:r>
+        <w:t xml:space="preserve">Removed unnecessary Unnamed: 0 column. </w:t>
+      </w:r>
+    </w:p>
+    <w:p>
+      <w:pPr>
+        <w:numPr>
+          <w:ilvl w:val="0"/>
+          <w:numId w:val="36"/>
+        </w:numPr>
+      </w:pPr>
+      <w:r>
+        <w:t xml:space="preserve">State names standardized. </w:t>
+      </w:r>
+    </w:p>
+    <w:p>
+      <w:pPr>
+        <w:numPr>
+          <w:ilvl w:val="0"/>
+          <w:numId w:val="36"/>
+        </w:numPr>
+      </w:pPr>
+      <w:r>
+        <w:t xml:space="preserve">Columns renamed. </w:t>
+      </w:r>
+    </w:p>
+    <w:p>
+      <w:pPr>
+        <w:numPr>
+          <w:ilvl w:val="0"/>
+          <w:numId w:val="36"/>
+        </w:numPr>
+      </w:pPr>
+      <w:r>
+        <w:t xml:space="preserve">Dataset validated. </w:t>
+      </w:r>
+    </w:p>
+    <w:p>
+      <w:r>
+        <w:pict w14:anchorId="25FBB615">
+          <v:rect id="_x0000_i1104" style="width:0;height:1.5pt" o:hralign="center" o:hrstd="t" o:hr="t" fillcolor="#a0a0a0" stroked="f"/>
+        </w:pict>
+      </w:r>
+    </w:p>
+    <w:p>
+      <w:pPr>
+        <w:rPr>
+          <w:b/>
+          <w:bCs/>
+        </w:rPr>
+      </w:pPr>
+      <w:r>
+        <w:rPr>
+          <w:b/>
+          <w:bCs/>
+        </w:rPr>
+        <w:t>3.3.4 Population Dataset</w:t>
+      </w:r>
+    </w:p>
+    <w:p>
+      <w:pPr>
+        <w:numPr>
+          <w:ilvl w:val="0"/>
+          <w:numId w:val="37"/>
+        </w:numPr>
+      </w:pPr>
+      <w:r>
+        <w:lastRenderedPageBreak/>
+        <w:t xml:space="preserve">Missing values checked. </w:t>
+      </w:r>
+    </w:p>
+    <w:p>
+      <w:pPr>
+        <w:numPr>
+          <w:ilvl w:val="0"/>
+          <w:numId w:val="37"/>
+        </w:numPr>
+      </w:pPr>
+      <w:r>
+        <w:t xml:space="preserve">Duplicate records checked. </w:t>
+      </w:r>
+    </w:p>
+    <w:p>
+      <w:pPr>
+        <w:numPr>
+          <w:ilvl w:val="0"/>
+          <w:numId w:val="37"/>
+        </w:numPr>
+      </w:pPr>
+      <w:r>
+        <w:t xml:space="preserve">Text columns standardized. </w:t>
+      </w:r>
+    </w:p>
+    <w:p>
+      <w:pPr>
+        <w:numPr>
+          <w:ilvl w:val="0"/>
+          <w:numId w:val="37"/>
+        </w:numPr>
+      </w:pPr>
+      <w:r>
+        <w:t xml:space="preserve">Selected columns renamed. </w:t>
+      </w:r>
+    </w:p>
+    <w:p>
+      <w:pPr>
+        <w:numPr>
+          <w:ilvl w:val="0"/>
+          <w:numId w:val="37"/>
+        </w:numPr>
+      </w:pPr>
+      <w:r>
+        <w:t xml:space="preserve">Dataset validated. </w:t>
+      </w:r>
+    </w:p>
+    <w:p>
+      <w:r>
+        <w:pict w14:anchorId="44850B09">
+          <v:rect id="_x0000_i1105" style="width:0;height:1.5pt" o:hralign="center" o:hrstd="t" o:hr="t" fillcolor="#a0a0a0" stroked="f"/>
+        </w:pict>
+      </w:r>
+    </w:p>
+    <w:p>
+      <w:pPr>
+        <w:rPr>
+          <w:b/>
+          <w:bCs/>
+        </w:rPr>
+      </w:pPr>
+      <w:r>
+        <w:rPr>
+          <w:b/>
+          <w:bCs/>
+        </w:rPr>
+        <w:t>3.4 Data Validation</w:t>
+      </w:r>
+    </w:p>
+    <w:p>
+      <w:r>
+        <w:t>summary table.</w:t>
+      </w:r>
+    </w:p>
+    <w:tbl>
+      <w:tblPr>
+        <w:tblW w:w="0" w:type="auto"/>
+        <w:tblCellSpacing w:w="15" w:type="dxa"/>
+        <w:tblCellMar>
+          <w:top w:w="15" w:type="dxa"/>
+          <w:left w:w="15" w:type="dxa"/>
+          <w:bottom w:w="15" w:type="dxa"/>
+          <w:right w:w="15" w:type="dxa"/>
+        </w:tblCellMar>
+        <w:tblLook w:val="04A0" w:firstRow="1" w:lastRow="0" w:firstColumn="1" w:lastColumn="0" w:noHBand="0" w:noVBand="1"/>
+      </w:tblPr>
+      <w:tblGrid>
+        <w:gridCol w:w="2075"/>
+        <w:gridCol w:w="1528"/>
+        <w:gridCol w:w="1099"/>
+        <w:gridCol w:w="694"/>
+      </w:tblGrid>
+      <w:tr>
+        <w:trPr>
+          <w:tblHeader/>
+          <w:tblCellSpacing w:w="15" w:type="dxa"/>
+        </w:trPr>
+        <w:tc>
+          <w:tcPr>
+            <w:tcW w:w="0" w:type="auto"/>
+            <w:vAlign w:val="center"/>
+            <w:hideMark/>
+          </w:tcPr>
+          <w:p>
+            <w:pPr>
+              <w:rPr>
+                <w:b/>
+                <w:bCs/>
+              </w:rPr>
+            </w:pPr>
+            <w:r>
+              <w:rPr>
+                <w:b/>
+                <w:bCs/>
+              </w:rPr>
+              <w:t>Dataset</w:t>
+            </w:r>
+          </w:p>
+        </w:tc>
+        <w:tc>
+          <w:tcPr>
+            <w:tcW w:w="0" w:type="auto"/>
+            <w:vAlign w:val="center"/>
+            <w:hideMark/>
+          </w:tcPr>
+          <w:p>
+            <w:pPr>
+              <w:rPr>
+                <w:b/>
+                <w:bCs/>
+              </w:rPr>
+            </w:pPr>
+            <w:r>
+              <w:rPr>
+                <w:b/>
+                <w:bCs/>
+              </w:rPr>
+              <w:t>Missing Values</w:t>
+            </w:r>
+          </w:p>
+        </w:tc>
+        <w:tc>
+          <w:tcPr>
+            <w:tcW w:w="0" w:type="auto"/>
+            <w:vAlign w:val="center"/>
+            <w:hideMark/>
+          </w:tcPr>
+          <w:p>
+            <w:pPr>
+              <w:rPr>
+                <w:b/>
+                <w:bCs/>
+              </w:rPr>
+            </w:pPr>
+            <w:r>
+              <w:rPr>
+                <w:b/>
+                <w:bCs/>
+              </w:rPr>
+              <w:t>Duplicates</w:t>
+            </w:r>
+          </w:p>
+        </w:tc>
+        <w:tc>
+          <w:tcPr>
+            <w:tcW w:w="0" w:type="auto"/>
+            <w:vAlign w:val="center"/>
+            <w:hideMark/>
+          </w:tcPr>
+          <w:p>
+            <w:pPr>
+              <w:rPr>
+                <w:b/>
+                <w:bCs/>
+              </w:rPr>
+            </w:pPr>
+            <w:r>
+              <w:rPr>
+                <w:b/>
+                <w:bCs/>
+              </w:rPr>
+              <w:t>Status</w:t>
+            </w:r>
+          </w:p>
+        </w:tc>
+      </w:tr>
+      <w:tr>
+        <w:trPr>
+          <w:tblCellSpacing w:w="15" w:type="dxa"/>
+        </w:trPr>
+        <w:tc>
+          <w:tcPr>
+            <w:tcW w:w="0" w:type="auto"/>
+            <w:vAlign w:val="center"/>
+            <w:hideMark/>
+          </w:tcPr>
+          <w:p>
+            <w:r>
+              <w:t>EV Charging Stations</w:t>
+            </w:r>
+          </w:p>
+        </w:tc>
+        <w:tc>
+          <w:tcPr>
+            <w:tcW w:w="0" w:type="auto"/>
+            <w:vAlign w:val="center"/>
+            <w:hideMark/>
+          </w:tcPr>
+          <w:p>
+            <w:r>
+              <w:t>0</w:t>
+            </w:r>
+          </w:p>
+        </w:tc>
+        <w:tc>
+          <w:tcPr>
+            <w:tcW w:w="0" w:type="auto"/>
+            <w:vAlign w:val="center"/>
+            <w:hideMark/>
+          </w:tcPr>
+          <w:p>
+            <w:r>
+              <w:t>0</w:t>
+            </w:r>
+          </w:p>
+        </w:tc>
+        <w:tc>
+          <w:tcPr>
+            <w:tcW w:w="0" w:type="auto"/>
+            <w:vAlign w:val="center"/>
+            <w:hideMark/>
+          </w:tcPr>
+          <w:p>
+            <w:r>
+              <w:t>Clean</w:t>
+            </w:r>
+          </w:p>
+        </w:tc>
+      </w:tr>
+      <w:tr>
+        <w:trPr>
+          <w:tblCellSpacing w:w="15" w:type="dxa"/>
+        </w:trPr>
+        <w:tc>
+          <w:tcPr>
+            <w:tcW w:w="0" w:type="auto"/>
+            <w:vAlign w:val="center"/>
+            <w:hideMark/>
+          </w:tcPr>
+          <w:p>
+            <w:r>
+              <w:t>EV Charging Usage</w:t>
+            </w:r>
+          </w:p>
+        </w:tc>
+        <w:tc>
+          <w:tcPr>
+            <w:tcW w:w="0" w:type="auto"/>
+            <w:vAlign w:val="center"/>
+            <w:hideMark/>
+          </w:tcPr>
+          <w:p>
+            <w:r>
+              <w:t>0</w:t>
+            </w:r>
+          </w:p>
+        </w:tc>
+        <w:tc>
+          <w:tcPr>
+            <w:tcW w:w="0" w:type="auto"/>
+            <w:vAlign w:val="center"/>
+            <w:hideMark/>
+          </w:tcPr>
+          <w:p>
+            <w:r>
+              <w:t>0</w:t>
+            </w:r>
+          </w:p>
+        </w:tc>
+        <w:tc>
+          <w:tcPr>
+            <w:tcW w:w="0" w:type="auto"/>
+            <w:vAlign w:val="center"/>
+            <w:hideMark/>
+          </w:tcPr>
+          <w:p>
+            <w:r>
+              <w:t>Clean</w:t>
+            </w:r>
+          </w:p>
+        </w:tc>
+      </w:tr>
+      <w:tr>
+        <w:trPr>
+          <w:tblCellSpacing w:w="15" w:type="dxa"/>
+        </w:trPr>
+        <w:tc>
+          <w:tcPr>
+            <w:tcW w:w="0" w:type="auto"/>
+            <w:vAlign w:val="center"/>
+            <w:hideMark/>
+          </w:tcPr>
+          <w:p>
+            <w:r>
+              <w:t>EV Registration</w:t>
+            </w:r>
+          </w:p>
+        </w:tc>
+        <w:tc>
+          <w:tcPr>
+            <w:tcW w:w="0" w:type="auto"/>
+            <w:vAlign w:val="center"/>
+            <w:hideMark/>
+          </w:tcPr>
+          <w:p>
+            <w:r>
+              <w:t>0</w:t>
+            </w:r>
+          </w:p>
+        </w:tc>
+        <w:tc>
+          <w:tcPr>
+            <w:tcW w:w="0" w:type="auto"/>
+            <w:vAlign w:val="center"/>
+            <w:hideMark/>
+          </w:tcPr>
+          <w:p>
+            <w:r>
+              <w:t>0</w:t>
+            </w:r>
+          </w:p>
+        </w:tc>
+        <w:tc>
+          <w:tcPr>
+            <w:tcW w:w="0" w:type="auto"/>
+            <w:vAlign w:val="center"/>
+            <w:hideMark/>
+          </w:tcPr>
+          <w:p>
+            <w:r>
+              <w:t>Clean</w:t>
+            </w:r>
+          </w:p>
+        </w:tc>
+      </w:tr>
+      <w:tr>
+        <w:trPr>
+          <w:tblCellSpacing w:w="15" w:type="dxa"/>
+        </w:trPr>
+        <w:tc>
+          <w:tcPr>
+            <w:tcW w:w="0" w:type="auto"/>
+            <w:vAlign w:val="center"/>
+            <w:hideMark/>
+          </w:tcPr>
+          <w:p>
+            <w:r>
+              <w:t>Population</w:t>
+            </w:r>
+          </w:p>
+        </w:tc>
+        <w:tc>
+          <w:tcPr>
+            <w:tcW w:w="0" w:type="auto"/>
+            <w:vAlign w:val="center"/>
+            <w:hideMark/>
+          </w:tcPr>
+          <w:p>
+            <w:r>
+              <w:t>0</w:t>
+            </w:r>
+          </w:p>
+        </w:tc>
+        <w:tc>
+          <w:tcPr>
+            <w:tcW w:w="0" w:type="auto"/>
+            <w:vAlign w:val="center"/>
+            <w:hideMark/>
+          </w:tcPr>
+          <w:p>
+            <w:r>
+              <w:t>0</w:t>
+            </w:r>
+          </w:p>
+        </w:tc>
+        <w:tc>
+          <w:tcPr>
+            <w:tcW w:w="0" w:type="auto"/>
+            <w:vAlign w:val="center"/>
+            <w:hideMark/>
+          </w:tcPr>
+          <w:p>
+            <w:r>
+              <w:t>Clean</w:t>
+            </w:r>
+          </w:p>
+        </w:tc>
+      </w:tr>
+    </w:tbl>
+    <w:p>
+      <w:r>
+        <w:pict w14:anchorId="3F053615">
+          <v:rect id="_x0000_i1106" style="width:0;height:1.5pt" o:hralign="center" o:hrstd="t" o:hr="t" fillcolor="#a0a0a0" stroked="f"/>
+        </w:pict>
+      </w:r>
+    </w:p>
+    <w:p>
+      <w:pPr>
+        <w:rPr>
+          <w:b/>
+          <w:bCs/>
+        </w:rPr>
+      </w:pPr>
+      <w:r>
+        <w:rPr>
+          <w:b/>
+          <w:bCs/>
+        </w:rPr>
+        <w:t>3.5 Output of Preprocessing</w:t>
+      </w:r>
+    </w:p>
+    <w:p>
+      <w:r>
+        <w:t xml:space="preserve">The cleaned datasets were stored in the </w:t>
+      </w:r>
+      <w:r>
+        <w:rPr>
+          <w:b/>
+          <w:bCs/>
+        </w:rPr>
+        <w:t>data/processed/</w:t>
+      </w:r>
+      <w:r>
+        <w:t xml:space="preserve"> directory and will be used for exploratory data analysis, feature engineering, and machine learning model development.</w:t>
+      </w:r>
+    </w:p>
+    <w:p>
+      <w:r>
+        <w:pict w14:anchorId="45F886FD">
+          <v:rect id="_x0000_i1107" style="width:0;height:1.5pt" o:hralign="center" o:hrstd="t" o:hr="t" fillcolor="#a0a0a0" stroked="f"/>
+        </w:pict>
+      </w:r>
+    </w:p>
+    <w:p>
+      <w:pPr>
+        <w:rPr>
+          <w:b/>
+          <w:bCs/>
+        </w:rPr>
+      </w:pPr>
+      <w:r>
+        <w:rPr>
+          <w:b/>
+          <w:bCs/>
+        </w:rPr>
+        <w:t>3.6 Chapter Summary</w:t>
+      </w:r>
+    </w:p>
+    <w:p>
+      <w:r>
+        <w:t>In this chapter, all datasets were successfully cleaned and validated. Duplicate records were removed where necessary, missing values were handled using appropriate business logic, text values were standardized, and column names were converted into a consistent naming convention. The cleaned datasets are now ready for exploratory data analysis.</w:t>
+      </w:r>
+    </w:p>
+    <w:p/>
+    <w:p/>
+    <w:p>
+      <w:pPr>
+        <w:rPr>
+          <w:b/>
+          <w:bCs/>
+        </w:rPr>
+      </w:pPr>
+      <w:r>
+        <w:rPr>
+          <w:rFonts w:ascii="Segoe UI Emoji" w:hAnsi="Segoe UI Emoji" w:cs="Segoe UI Emoji"/>
+          <w:b/>
+          <w:bCs/>
+        </w:rPr>
+        <w:t>📊</w:t>
+      </w:r>
+      <w:r>
+        <w:rPr>
+          <w:b/>
+          <w:bCs/>
+        </w:rPr>
+        <w:t xml:space="preserve"> Dataset 1 : EV Charging Stations</w:t>
+      </w:r>
+    </w:p>
+    <w:p>
+      <w:pPr>
+        <w:rPr>
+          <w:b/>
+          <w:bCs/>
+        </w:rPr>
+      </w:pPr>
+      <w:r>
+        <w:rPr>
+          <w:b/>
+          <w:bCs/>
+        </w:rPr>
+        <w:t>Univariate Analysis</w:t>
+      </w:r>
+    </w:p>
+    <w:p>
+      <w:pPr>
+        <w:numPr>
+          <w:ilvl w:val="0"/>
+          <w:numId w:val="19"/>
+        </w:numPr>
+      </w:pPr>
+      <w:r>
+        <w:lastRenderedPageBreak/>
+        <w:t xml:space="preserve">Total Charging Stations </w:t>
+      </w:r>
+    </w:p>
+    <w:p>
+      <w:pPr>
+        <w:numPr>
+          <w:ilvl w:val="0"/>
+          <w:numId w:val="19"/>
+        </w:numPr>
+      </w:pPr>
+      <w:r>
+        <w:t xml:space="preserve">State-wise Charging Stations </w:t>
+      </w:r>
+    </w:p>
+    <w:p>
+      <w:pPr>
+        <w:numPr>
+          <w:ilvl w:val="0"/>
+          <w:numId w:val="19"/>
+        </w:numPr>
+      </w:pPr>
+      <w:r>
+        <w:t xml:space="preserve">City-wise Charging Stations (Top 10) </w:t>
+      </w:r>
+    </w:p>
+    <w:p>
+      <w:pPr>
+        <w:numPr>
+          <w:ilvl w:val="0"/>
+          <w:numId w:val="19"/>
+        </w:numPr>
+      </w:pPr>
+      <w:r>
+        <w:t xml:space="preserve">Operator Distribution </w:t>
+      </w:r>
+    </w:p>
+    <w:p>
+      <w:pPr>
+        <w:numPr>
+          <w:ilvl w:val="0"/>
+          <w:numId w:val="19"/>
+        </w:numPr>
+      </w:pPr>
+      <w:r>
+        <w:t xml:space="preserve">Connector Type Distribution </w:t>
+      </w:r>
+    </w:p>
+    <w:p>
+      <w:pPr>
+        <w:numPr>
+          <w:ilvl w:val="0"/>
+          <w:numId w:val="19"/>
+        </w:numPr>
+      </w:pPr>
+      <w:r>
+        <w:t xml:space="preserve">Usage Type Distribution </w:t>
+      </w:r>
+    </w:p>
+    <w:p>
+      <w:pPr>
+        <w:numPr>
+          <w:ilvl w:val="0"/>
+          <w:numId w:val="19"/>
+        </w:numPr>
+      </w:pPr>
+      <w:r>
+        <w:t xml:space="preserve">Power (kW) Distribution </w:t>
+      </w:r>
+    </w:p>
+    <w:p>
+      <w:pPr>
+        <w:rPr>
+          <w:b/>
+          <w:bCs/>
+        </w:rPr>
+      </w:pPr>
+      <w:r>
+        <w:rPr>
+          <w:b/>
+          <w:bCs/>
+        </w:rPr>
+        <w:t>Bivariate Analysis</w:t>
+      </w:r>
+    </w:p>
+    <w:p>
+      <w:pPr>
+        <w:numPr>
+          <w:ilvl w:val="0"/>
+          <w:numId w:val="20"/>
+        </w:numPr>
+      </w:pPr>
+      <w:r>
+        <w:t xml:space="preserve">Operator vs Power </w:t>
+      </w:r>
+    </w:p>
+    <w:p>
+      <w:pPr>
+        <w:numPr>
+          <w:ilvl w:val="0"/>
+          <w:numId w:val="20"/>
+        </w:numPr>
+      </w:pPr>
+      <w:r>
+        <w:t xml:space="preserve">State vs Number of Stations </w:t>
+      </w:r>
+    </w:p>
+    <w:p>
+      <w:pPr>
+        <w:numPr>
+          <w:ilvl w:val="0"/>
+          <w:numId w:val="20"/>
+        </w:numPr>
+      </w:pPr>
+      <w:r>
+        <w:t xml:space="preserve">Connector Type vs Usage Type </w:t>
+      </w:r>
+    </w:p>
+    <w:p>
+      <w:pPr>
+        <w:rPr>
+          <w:b/>
+          <w:bCs/>
+        </w:rPr>
+      </w:pPr>
+      <w:r>
+        <w:rPr>
+          <w:b/>
+          <w:bCs/>
+        </w:rPr>
+        <w:t>Geographic Analysis</w:t>
+      </w:r>
+    </w:p>
+    <w:p>
+      <w:pPr>
+        <w:numPr>
+          <w:ilvl w:val="0"/>
+          <w:numId w:val="21"/>
+        </w:numPr>
+      </w:pPr>
+      <w:r>
+        <w:t xml:space="preserve">Charging Station Map </w:t>
+      </w:r>
+    </w:p>
+    <w:p>
+      <w:pPr>
+        <w:numPr>
+          <w:ilvl w:val="0"/>
+          <w:numId w:val="21"/>
+        </w:numPr>
+      </w:pPr>
+      <w:r>
+        <w:t xml:space="preserve">State-wise Density </w:t>
+      </w:r>
+    </w:p>
+    <w:p>
+      <w:pPr>
+        <w:rPr>
+          <w:b/>
+          <w:bCs/>
+        </w:rPr>
+      </w:pPr>
+      <w:r>
+        <w:rPr>
+          <w:b/>
+          <w:bCs/>
+        </w:rPr>
+        <w:t>Business Insights</w:t>
+      </w:r>
+    </w:p>
+    <w:p>
+      <w:proofErr w:type="spellStart"/>
+      <w:r>
+        <w:rPr>
+          <w:rFonts w:ascii="Nirmala UI" w:hAnsi="Nirmala UI" w:cs="Nirmala UI"/>
+        </w:rPr>
+        <w:t>उदा</w:t>
+      </w:r>
+      <w:proofErr w:type="spellEnd"/>
+      <w:r>
+        <w:t>.</w:t>
+      </w:r>
+    </w:p>
+    <w:p>
+      <w:pPr>
+        <w:numPr>
+          <w:ilvl w:val="0"/>
+          <w:numId w:val="22"/>
+        </w:numPr>
+      </w:pPr>
+      <w:r>
+        <w:t xml:space="preserve">Which state has the highest charging stations? </w:t>
+      </w:r>
+    </w:p>
+    <w:p>
+      <w:pPr>
+        <w:numPr>
+          <w:ilvl w:val="0"/>
+          <w:numId w:val="22"/>
+        </w:numPr>
+      </w:pPr>
+      <w:r>
+        <w:t xml:space="preserve">Which operator has the largest network? </w:t>
+      </w:r>
+    </w:p>
+    <w:p>
+      <w:pPr>
+        <w:numPr>
+          <w:ilvl w:val="0"/>
+          <w:numId w:val="22"/>
+        </w:numPr>
+      </w:pPr>
+      <w:r>
+        <w:t xml:space="preserve">Which connector is most common? </w:t>
+      </w:r>
+    </w:p>
+    <w:p>
+      <w:r>
+        <w:pict w14:anchorId="656E8A38">
+          <v:rect id="_x0000_i1049" style="width:0;height:1.5pt" o:hralign="center" o:hrstd="t" o:hr="t" fillcolor="#a0a0a0" stroked="f"/>
+        </w:pict>
+      </w:r>
+    </w:p>
+    <w:p>
+      <w:pPr>
+        <w:rPr>
+          <w:b/>
+          <w:bCs/>
+        </w:rPr>
+      </w:pPr>
+      <w:r>
+        <w:rPr>
+          <w:rFonts w:ascii="Segoe UI Emoji" w:hAnsi="Segoe UI Emoji" w:cs="Segoe UI Emoji"/>
+          <w:b/>
+          <w:bCs/>
+        </w:rPr>
+        <w:t>⚡</w:t>
+      </w:r>
+      <w:r>
+        <w:rPr>
+          <w:b/>
+          <w:bCs/>
+        </w:rPr>
+        <w:t xml:space="preserve"> Dataset 2 : EV Charging Usage</w:t>
+      </w:r>
+    </w:p>
+    <w:p>
+      <w:pPr>
+        <w:rPr>
+          <w:b/>
+          <w:bCs/>
+        </w:rPr>
+      </w:pPr>
+      <w:r>
+        <w:rPr>
+          <w:b/>
+          <w:bCs/>
+        </w:rPr>
+        <w:t>Univariate</w:t>
+      </w:r>
+    </w:p>
+    <w:p>
+      <w:pPr>
+        <w:numPr>
+          <w:ilvl w:val="0"/>
+          <w:numId w:val="23"/>
+        </w:numPr>
+      </w:pPr>
+      <w:r>
+        <w:t xml:space="preserve">Vehicle Type Distribution </w:t>
+      </w:r>
+    </w:p>
+    <w:p>
+      <w:pPr>
+        <w:numPr>
+          <w:ilvl w:val="0"/>
+          <w:numId w:val="23"/>
+        </w:numPr>
+      </w:pPr>
+      <w:r>
+        <w:t xml:space="preserve">Payment Method Distribution </w:t>
+      </w:r>
+    </w:p>
+    <w:p>
+      <w:pPr>
+        <w:numPr>
+          <w:ilvl w:val="0"/>
+          <w:numId w:val="23"/>
+        </w:numPr>
+      </w:pPr>
+      <w:r>
+        <w:t xml:space="preserve">Daily Charging Sessions </w:t>
+      </w:r>
+    </w:p>
+    <w:p>
+      <w:pPr>
+        <w:numPr>
+          <w:ilvl w:val="0"/>
+          <w:numId w:val="23"/>
+        </w:numPr>
+      </w:pPr>
+      <w:r>
+        <w:t xml:space="preserve">Energy Consumed </w:t>
+      </w:r>
+    </w:p>
+    <w:p>
+      <w:pPr>
+        <w:numPr>
+          <w:ilvl w:val="0"/>
+          <w:numId w:val="23"/>
+        </w:numPr>
+      </w:pPr>
+      <w:r>
+        <w:t xml:space="preserve">Cost Distribution </w:t>
+      </w:r>
+    </w:p>
+    <w:p>
+      <w:pPr>
+        <w:rPr>
+          <w:b/>
+          <w:bCs/>
+        </w:rPr>
+      </w:pPr>
+      <w:r>
+        <w:rPr>
+          <w:b/>
+          <w:bCs/>
+        </w:rPr>
+        <w:t>Bivariate</w:t>
+      </w:r>
+    </w:p>
+    <w:p>
+      <w:pPr>
+        <w:numPr>
+          <w:ilvl w:val="0"/>
+          <w:numId w:val="24"/>
+        </w:numPr>
+      </w:pPr>
+      <w:r>
+        <w:lastRenderedPageBreak/>
+        <w:t xml:space="preserve">Vehicle Type vs Energy </w:t>
+      </w:r>
+    </w:p>
+    <w:p>
+      <w:pPr>
+        <w:numPr>
+          <w:ilvl w:val="0"/>
+          <w:numId w:val="24"/>
+        </w:numPr>
+      </w:pPr>
+      <w:r>
+        <w:t xml:space="preserve">Vehicle Type vs Cost </w:t>
+      </w:r>
+    </w:p>
+    <w:p>
+      <w:pPr>
+        <w:numPr>
+          <w:ilvl w:val="0"/>
+          <w:numId w:val="24"/>
+        </w:numPr>
+      </w:pPr>
+      <w:r>
+        <w:t xml:space="preserve">Payment Method vs Revenue </w:t>
+      </w:r>
+    </w:p>
+    <w:p>
+      <w:pPr>
+        <w:rPr>
+          <w:b/>
+          <w:bCs/>
+        </w:rPr>
+      </w:pPr>
+      <w:r>
+        <w:rPr>
+          <w:b/>
+          <w:bCs/>
+        </w:rPr>
+        <w:t>Time Analysis</w:t>
+      </w:r>
+    </w:p>
+    <w:p>
+      <w:pPr>
+        <w:numPr>
+          <w:ilvl w:val="0"/>
+          <w:numId w:val="25"/>
+        </w:numPr>
+      </w:pPr>
+      <w:r>
+        <w:t xml:space="preserve">Charging Sessions by Hour </w:t>
+      </w:r>
+    </w:p>
+    <w:p>
+      <w:pPr>
+        <w:numPr>
+          <w:ilvl w:val="0"/>
+          <w:numId w:val="25"/>
+        </w:numPr>
+      </w:pPr>
+      <w:r>
+        <w:t xml:space="preserve">Peak Charging Time </w:t>
+      </w:r>
+    </w:p>
+    <w:p>
+      <w:pPr>
+        <w:numPr>
+          <w:ilvl w:val="0"/>
+          <w:numId w:val="25"/>
+        </w:numPr>
+      </w:pPr>
+      <w:r>
+        <w:t>Weekday vs Weekend (</w:t>
+      </w:r>
+      <w:proofErr w:type="spellStart"/>
+      <w:r>
+        <w:rPr>
+          <w:rFonts w:ascii="Nirmala UI" w:hAnsi="Nirmala UI" w:cs="Nirmala UI"/>
+        </w:rPr>
+        <w:t>जर</w:t>
+      </w:r>
+      <w:proofErr w:type="spellEnd"/>
+      <w:r>
+        <w:t xml:space="preserve"> data </w:t>
+      </w:r>
+      <w:proofErr w:type="spellStart"/>
+      <w:r>
+        <w:rPr>
+          <w:rFonts w:ascii="Nirmala UI" w:hAnsi="Nirmala UI" w:cs="Nirmala UI"/>
+        </w:rPr>
+        <w:t>असेल</w:t>
+      </w:r>
+      <w:proofErr w:type="spellEnd"/>
+      <w:r>
+        <w:t xml:space="preserve">) </w:t>
+      </w:r>
+    </w:p>
+    <w:p>
+      <w:pPr>
+        <w:rPr>
+          <w:b/>
+          <w:bCs/>
+        </w:rPr>
+      </w:pPr>
+      <w:r>
+        <w:rPr>
+          <w:b/>
+          <w:bCs/>
+        </w:rPr>
+        <w:t>Business Insights</w:t>
+      </w:r>
+    </w:p>
+    <w:p>
+      <w:pPr>
+        <w:numPr>
+          <w:ilvl w:val="0"/>
+          <w:numId w:val="26"/>
+        </w:numPr>
+      </w:pPr>
+      <w:r>
+        <w:t xml:space="preserve">Which vehicle type consumes more energy? </w:t>
+      </w:r>
+    </w:p>
+    <w:p>
+      <w:pPr>
+        <w:numPr>
+          <w:ilvl w:val="0"/>
+          <w:numId w:val="26"/>
+        </w:numPr>
+      </w:pPr>
+      <w:r>
+        <w:t xml:space="preserve">What is the average charging cost? </w:t>
+      </w:r>
+    </w:p>
+    <w:p>
+      <w:pPr>
+        <w:numPr>
+          <w:ilvl w:val="0"/>
+          <w:numId w:val="26"/>
+        </w:numPr>
+      </w:pPr>
+      <w:r>
+        <w:t xml:space="preserve">Which payment method is preferred? </w:t>
+      </w:r>
+    </w:p>
+    <w:p>
+      <w:r>
+        <w:pict w14:anchorId="5CB97A2E">
+          <v:rect id="_x0000_i1050" style="width:0;height:1.5pt" o:hralign="center" o:hrstd="t" o:hr="t" fillcolor="#a0a0a0" stroked="f"/>
+        </w:pict>
+      </w:r>
+    </w:p>
+    <w:p>
+      <w:pPr>
+        <w:rPr>
+          <w:b/>
+          <w:bCs/>
+        </w:rPr>
+      </w:pPr>
+      <w:r>
+        <w:rPr>
+          <w:rFonts w:ascii="Segoe UI Emoji" w:hAnsi="Segoe UI Emoji" w:cs="Segoe UI Emoji"/>
+          <w:b/>
+          <w:bCs/>
+        </w:rPr>
+        <w:t>🚗</w:t>
+      </w:r>
+      <w:r>
+        <w:rPr>
+          <w:b/>
+          <w:bCs/>
+        </w:rPr>
+        <w:t xml:space="preserve"> Dataset 3 : EV Registration</w:t>
+      </w:r>
+    </w:p>
+    <w:p>
+      <w:pPr>
+        <w:rPr>
+          <w:b/>
+          <w:bCs/>
+        </w:rPr>
+      </w:pPr>
+      <w:r>
+        <w:rPr>
+          <w:b/>
+          <w:bCs/>
+        </w:rPr>
+        <w:t>Univariate</w:t>
+      </w:r>
+    </w:p>
+    <w:p>
+      <w:pPr>
+        <w:numPr>
+          <w:ilvl w:val="0"/>
+          <w:numId w:val="27"/>
+        </w:numPr>
+      </w:pPr>
+      <w:r>
+        <w:t xml:space="preserve">Top States by EV Registration </w:t>
+      </w:r>
+    </w:p>
+    <w:p>
+      <w:pPr>
+        <w:numPr>
+          <w:ilvl w:val="0"/>
+          <w:numId w:val="27"/>
+        </w:numPr>
+      </w:pPr>
+      <w:r>
+        <w:t xml:space="preserve">Vehicle Category Distribution </w:t>
+      </w:r>
+    </w:p>
+    <w:p>
+      <w:pPr>
+        <w:numPr>
+          <w:ilvl w:val="0"/>
+          <w:numId w:val="27"/>
+        </w:numPr>
+      </w:pPr>
+      <w:r>
+        <w:t xml:space="preserve">Charging Stations by State </w:t>
+      </w:r>
+    </w:p>
+    <w:p>
+      <w:pPr>
+        <w:rPr>
+          <w:b/>
+          <w:bCs/>
+        </w:rPr>
+      </w:pPr>
+      <w:r>
+        <w:rPr>
+          <w:b/>
+          <w:bCs/>
+        </w:rPr>
+        <w:t>Bivariate</w:t>
+      </w:r>
+    </w:p>
+    <w:p>
+      <w:pPr>
+        <w:numPr>
+          <w:ilvl w:val="0"/>
+          <w:numId w:val="28"/>
+        </w:numPr>
+      </w:pPr>
+      <w:r>
+        <w:t xml:space="preserve">EV Registration vs Charging Stations </w:t>
+      </w:r>
+    </w:p>
+    <w:p>
+      <w:pPr>
+        <w:numPr>
+          <w:ilvl w:val="0"/>
+          <w:numId w:val="28"/>
+        </w:numPr>
+      </w:pPr>
+      <w:r>
+        <w:t xml:space="preserve">Two Wheeler vs Four Wheeler </w:t>
+      </w:r>
+    </w:p>
+    <w:p>
+      <w:pPr>
+        <w:rPr>
+          <w:b/>
+          <w:bCs/>
+        </w:rPr>
+      </w:pPr>
+      <w:r>
+        <w:rPr>
+          <w:b/>
+          <w:bCs/>
+        </w:rPr>
+        <w:t>Business Insights</w:t>
+      </w:r>
+    </w:p>
+    <w:p>
+      <w:pPr>
+        <w:numPr>
+          <w:ilvl w:val="0"/>
+          <w:numId w:val="29"/>
+        </w:numPr>
+      </w:pPr>
+      <w:r>
+        <w:t xml:space="preserve">Which state has the highest EV adoption? </w:t>
+      </w:r>
+    </w:p>
+    <w:p>
+      <w:pPr>
+        <w:numPr>
+          <w:ilvl w:val="0"/>
+          <w:numId w:val="29"/>
+        </w:numPr>
+      </w:pPr>
+      <w:r>
+        <w:t xml:space="preserve">Which state has infrastructure gaps? </w:t>
+      </w:r>
+    </w:p>
+    <w:p>
+      <w:r>
+        <w:pict w14:anchorId="52912FDF">
+          <v:rect id="_x0000_i1051" style="width:0;height:1.5pt" o:hralign="center" o:hrstd="t" o:hr="t" fillcolor="#a0a0a0" stroked="f"/>
+        </w:pict>
+      </w:r>
+    </w:p>
+    <w:p>
+      <w:pPr>
+        <w:rPr>
+          <w:b/>
+          <w:bCs/>
+        </w:rPr>
+      </w:pPr>
+      <w:r>
+        <w:rPr>
+          <w:rFonts w:ascii="Segoe UI Symbol" w:hAnsi="Segoe UI Symbol" w:cs="Segoe UI Symbol"/>
+          <w:b/>
+          <w:bCs/>
+        </w:rPr>
+        <w:t>🏙</w:t>
+      </w:r>
+      <w:r>
+        <w:rPr>
+          <w:b/>
+          <w:bCs/>
+        </w:rPr>
+        <w:t xml:space="preserve"> Dataset 4 : Population</w:t>
+      </w:r>
+    </w:p>
+    <w:p>
+      <w:pPr>
+        <w:rPr>
+          <w:b/>
+          <w:bCs/>
+        </w:rPr>
+      </w:pPr>
+      <w:r>
+        <w:rPr>
+          <w:b/>
+          <w:bCs/>
+        </w:rPr>
+        <w:t>Univariate</w:t>
+      </w:r>
+    </w:p>
+    <w:p>
+      <w:pPr>
+        <w:numPr>
+          <w:ilvl w:val="0"/>
+          <w:numId w:val="30"/>
+        </w:numPr>
+      </w:pPr>
+      <w:r>
+        <w:t xml:space="preserve">Population Distribution </w:t>
+      </w:r>
+    </w:p>
+    <w:p>
+      <w:pPr>
+        <w:numPr>
+          <w:ilvl w:val="0"/>
+          <w:numId w:val="30"/>
+        </w:numPr>
+      </w:pPr>
+      <w:r>
+        <w:t xml:space="preserve">Literacy Rate Distribution </w:t>
+      </w:r>
+    </w:p>
+    <w:p>
+      <w:pPr>
+        <w:numPr>
+          <w:ilvl w:val="0"/>
+          <w:numId w:val="30"/>
+        </w:numPr>
+      </w:pPr>
+      <w:r>
+        <w:lastRenderedPageBreak/>
+        <w:t xml:space="preserve">Top Cities by Population </w:t>
+      </w:r>
+    </w:p>
+    <w:p>
+      <w:pPr>
+        <w:rPr>
+          <w:b/>
+          <w:bCs/>
+        </w:rPr>
+      </w:pPr>
+      <w:r>
+        <w:rPr>
+          <w:b/>
+          <w:bCs/>
+        </w:rPr>
+        <w:t>Bivariate</w:t>
+      </w:r>
+    </w:p>
+    <w:p>
+      <w:pPr>
+        <w:numPr>
+          <w:ilvl w:val="0"/>
+          <w:numId w:val="31"/>
+        </w:numPr>
+      </w:pPr>
+      <w:r>
+        <w:t xml:space="preserve">Population vs Literacy </w:t>
+      </w:r>
+    </w:p>
+    <w:p>
+      <w:pPr>
+        <w:numPr>
+          <w:ilvl w:val="0"/>
+          <w:numId w:val="31"/>
+        </w:numPr>
+      </w:pPr>
+      <w:r>
+        <w:t xml:space="preserve">Population vs Graduates </w:t>
+      </w:r>
+    </w:p>
+    <w:p>
+      <w:pPr>
+        <w:rPr>
+          <w:b/>
+          <w:bCs/>
+        </w:rPr>
+      </w:pPr>
+      <w:r>
+        <w:rPr>
+          <w:b/>
+          <w:bCs/>
+        </w:rPr>
+        <w:t>Business Insights</w:t>
+      </w:r>
+    </w:p>
+    <w:p>
+      <w:pPr>
+        <w:numPr>
+          <w:ilvl w:val="0"/>
+          <w:numId w:val="32"/>
+        </w:numPr>
+      </w:pPr>
+      <w:r>
+        <w:t xml:space="preserve">Which cities have the highest market potential? </w:t>
+      </w:r>
+    </w:p>
+    <w:p>
+      <w:pPr>
+        <w:numPr>
+          <w:ilvl w:val="0"/>
+          <w:numId w:val="32"/>
+        </w:numPr>
+      </w:pPr>
+      <w:r>
+        <w:t>Which cities are suitable for expansion?</w:t>
+      </w:r>
+    </w:p>
+    <w:p/>
+    <w:p/>
+    <w:p/>
+    <w:p>
+      <w:pPr>
+        <w:rPr>
+          <w:b/>
+          <w:bCs/>
+        </w:rPr>
+      </w:pPr>
+      <w:r>
+        <w:rPr>
+          <w:b/>
+          <w:bCs/>
+        </w:rPr>
+        <w:t>CHAPTER 4</w:t>
+      </w:r>
+    </w:p>
+    <w:p>
+      <w:pPr>
+        <w:rPr>
+          <w:b/>
+          <w:bCs/>
+        </w:rPr>
+      </w:pPr>
+      <w:r>
+        <w:rPr>
+          <w:b/>
+          <w:bCs/>
+        </w:rPr>
+        <w:t>Exploratory Data Analysis (EDA)</w:t>
+      </w:r>
+    </w:p>
+    <w:p>
+      <w:r>
+        <w:pict w14:anchorId="010B1526">
+          <v:rect id="_x0000_i1182" style="width:0;height:1.5pt" o:hralign="center" o:hrstd="t" o:hr="t" fillcolor="#a0a0a0" stroked="f"/>
+        </w:pict>
+      </w:r>
+    </w:p>
+    <w:p>
+      <w:pPr>
+        <w:rPr>
+          <w:b/>
+          <w:bCs/>
+        </w:rPr>
+      </w:pPr>
+      <w:r>
+        <w:rPr>
+          <w:b/>
+          <w:bCs/>
+        </w:rPr>
+        <w:t>4.1 Introduction</w:t>
+      </w:r>
+    </w:p>
+    <w:p>
+      <w:r>
+        <w:t>Exploratory Data Analysis (EDA) is the process of analyzing cleaned datasets to discover meaningful patterns, trends, relationships, and anomalies. The primary objective of this phase is to understand the characteristics of EV charging infrastructure, charging demand, electric vehicle adoption, and demographic factors before feature engineering and predictive modeling.</w:t>
+      </w:r>
+    </w:p>
+    <w:p>
+      <w:r>
+        <w:t>The insights generated during this phase help identify regions with higher charging demand, understand charging behavior, evaluate infrastructure availability, and support data-driven business decisions.</w:t>
+      </w:r>
+    </w:p>
+    <w:p>
+      <w:r>
+        <w:pict w14:anchorId="213707B5">
+          <v:rect id="_x0000_i1183" style="width:0;height:1.5pt" o:hralign="center" o:hrstd="t" o:hr="t" fillcolor="#a0a0a0" stroked="f"/>
+        </w:pict>
+      </w:r>
+    </w:p>
+    <w:p>
+      <w:pPr>
+        <w:rPr>
+          <w:b/>
+          <w:bCs/>
+        </w:rPr>
+      </w:pPr>
+      <w:r>
+        <w:rPr>
+          <w:b/>
+          <w:bCs/>
+        </w:rPr>
+        <w:t>4.2 Objectives of EDA</w:t>
+      </w:r>
+    </w:p>
+    <w:p>
+      <w:r>
+        <w:t>The objectives of this phase are:</w:t>
+      </w:r>
+    </w:p>
+    <w:p>
+      <w:pPr>
+        <w:numPr>
+          <w:ilvl w:val="0"/>
+          <w:numId w:val="38"/>
+        </w:numPr>
+      </w:pPr>
+      <w:r>
+        <w:t xml:space="preserve">Analyze the distribution of EV charging stations across India. </w:t>
+      </w:r>
+    </w:p>
+    <w:p>
+      <w:pPr>
+        <w:numPr>
+          <w:ilvl w:val="0"/>
+          <w:numId w:val="38"/>
+        </w:numPr>
+      </w:pPr>
+      <w:r>
+        <w:t xml:space="preserve">Study charging usage patterns. </w:t>
+      </w:r>
+    </w:p>
+    <w:p>
+      <w:pPr>
+        <w:numPr>
+          <w:ilvl w:val="0"/>
+          <w:numId w:val="38"/>
+        </w:numPr>
+      </w:pPr>
+      <w:r>
+        <w:t xml:space="preserve">Examine state-wise EV registrations. </w:t>
+      </w:r>
+    </w:p>
+    <w:p>
+      <w:pPr>
+        <w:numPr>
+          <w:ilvl w:val="0"/>
+          <w:numId w:val="38"/>
+        </w:numPr>
+      </w:pPr>
+      <w:r>
+        <w:t xml:space="preserve">Analyze demographic characteristics of cities. </w:t>
+      </w:r>
+    </w:p>
+    <w:p>
+      <w:pPr>
+        <w:numPr>
+          <w:ilvl w:val="0"/>
+          <w:numId w:val="38"/>
+        </w:numPr>
+      </w:pPr>
+      <w:r>
+        <w:t xml:space="preserve">Identify relationships between different datasets. </w:t>
+      </w:r>
+    </w:p>
+    <w:p>
+      <w:pPr>
+        <w:numPr>
+          <w:ilvl w:val="0"/>
+          <w:numId w:val="38"/>
+        </w:numPr>
+      </w:pPr>
+      <w:r>
+        <w:lastRenderedPageBreak/>
+        <w:t xml:space="preserve">Generate business insights for charging station expansion. </w:t>
+      </w:r>
+    </w:p>
+    <w:p>
+      <w:pPr>
+        <w:numPr>
+          <w:ilvl w:val="0"/>
+          <w:numId w:val="38"/>
+        </w:numPr>
+      </w:pPr>
+      <w:r>
+        <w:t xml:space="preserve">Support feature engineering and machine learning. </w:t>
+      </w:r>
+    </w:p>
+    <w:p>
+      <w:r>
+        <w:pict w14:anchorId="572F675F">
+          <v:rect id="_x0000_i1184" style="width:0;height:1.5pt" o:hralign="center" o:hrstd="t" o:hr="t" fillcolor="#a0a0a0" stroked="f"/>
+        </w:pict>
+      </w:r>
+    </w:p>
+    <w:p>
+      <w:pPr>
+        <w:rPr>
+          <w:b/>
+          <w:bCs/>
+        </w:rPr>
+      </w:pPr>
+      <w:r>
+        <w:rPr>
+          <w:b/>
+          <w:bCs/>
+        </w:rPr>
+        <w:t>4.3 Types of Analysis Performed</w:t>
+      </w:r>
+    </w:p>
+    <w:p>
+      <w:r>
+        <w:t>During this phase, the following analyses were performed:</w:t>
+      </w:r>
+    </w:p>
+    <w:p>
+      <w:pPr>
+        <w:rPr>
+          <w:b/>
+          <w:bCs/>
+        </w:rPr>
+      </w:pPr>
+      <w:r>
+        <w:rPr>
+          <w:b/>
+          <w:bCs/>
+        </w:rPr>
+        <w:t>4.3.1 Univariate Analysis</w:t>
+      </w:r>
+    </w:p>
+    <w:p>
+      <w:r>
+        <w:t>Analysis of individual variables to understand their distribution.</w:t>
+      </w:r>
+    </w:p>
+    <w:p>
+      <w:r>
+        <w:t>Examples:</w:t>
+      </w:r>
+    </w:p>
+    <w:p>
+      <w:pPr>
+        <w:numPr>
+          <w:ilvl w:val="0"/>
+          <w:numId w:val="39"/>
+        </w:numPr>
+      </w:pPr>
+      <w:r>
+        <w:t xml:space="preserve">State-wise charging stations </w:t>
+      </w:r>
+    </w:p>
+    <w:p>
+      <w:pPr>
+        <w:numPr>
+          <w:ilvl w:val="0"/>
+          <w:numId w:val="39"/>
+        </w:numPr>
+      </w:pPr>
+      <w:r>
+        <w:t xml:space="preserve">Operator distribution </w:t>
+      </w:r>
+    </w:p>
+    <w:p>
+      <w:pPr>
+        <w:numPr>
+          <w:ilvl w:val="0"/>
+          <w:numId w:val="39"/>
+        </w:numPr>
+      </w:pPr>
+      <w:r>
+        <w:t xml:space="preserve">Vehicle type distribution </w:t>
+      </w:r>
+    </w:p>
+    <w:p>
+      <w:pPr>
+        <w:numPr>
+          <w:ilvl w:val="0"/>
+          <w:numId w:val="39"/>
+        </w:numPr>
+      </w:pPr>
+      <w:r>
+        <w:t xml:space="preserve">Population distribution </w:t>
+      </w:r>
+    </w:p>
+    <w:p>
+      <w:pPr>
+        <w:numPr>
+          <w:ilvl w:val="0"/>
+          <w:numId w:val="39"/>
+        </w:numPr>
+      </w:pPr>
+      <w:r>
+        <w:t xml:space="preserve">Literacy rate distribution </w:t>
+      </w:r>
+    </w:p>
+    <w:p>
+      <w:r>
+        <w:pict w14:anchorId="509D8AD4">
+          <v:rect id="_x0000_i1185" style="width:0;height:1.5pt" o:hralign="center" o:hrstd="t" o:hr="t" fillcolor="#a0a0a0" stroked="f"/>
+        </w:pict>
+      </w:r>
+    </w:p>
+    <w:p>
+      <w:pPr>
+        <w:rPr>
+          <w:b/>
+          <w:bCs/>
+        </w:rPr>
+      </w:pPr>
+      <w:r>
+        <w:rPr>
+          <w:b/>
+          <w:bCs/>
+        </w:rPr>
+        <w:t>4.3.2 Bivariate Analysis</w:t>
+      </w:r>
+    </w:p>
+    <w:p>
+      <w:r>
+        <w:t>Relationship between two variables.</w:t>
+      </w:r>
+    </w:p>
+    <w:p>
+      <w:r>
+        <w:t>Examples:</w:t>
+      </w:r>
+    </w:p>
+    <w:p>
+      <w:pPr>
+        <w:numPr>
+          <w:ilvl w:val="0"/>
+          <w:numId w:val="40"/>
+        </w:numPr>
+      </w:pPr>
+      <w:r>
+        <w:t xml:space="preserve">Operator vs Charging Power </w:t>
+      </w:r>
+    </w:p>
+    <w:p>
+      <w:pPr>
+        <w:numPr>
+          <w:ilvl w:val="0"/>
+          <w:numId w:val="40"/>
+        </w:numPr>
+      </w:pPr>
+      <w:r>
+        <w:t xml:space="preserve">Vehicle Type vs Energy Consumption </w:t>
+      </w:r>
+    </w:p>
+    <w:p>
+      <w:pPr>
+        <w:numPr>
+          <w:ilvl w:val="0"/>
+          <w:numId w:val="40"/>
+        </w:numPr>
+      </w:pPr>
+      <w:r>
+        <w:t xml:space="preserve">EV Registration vs Charging Stations </w:t>
+      </w:r>
+    </w:p>
+    <w:p>
+      <w:pPr>
+        <w:numPr>
+          <w:ilvl w:val="0"/>
+          <w:numId w:val="40"/>
+        </w:numPr>
+      </w:pPr>
+      <w:r>
+        <w:t xml:space="preserve">Population vs Charging Stations </w:t>
+      </w:r>
+    </w:p>
+    <w:p>
+      <w:r>
+        <w:pict w14:anchorId="46E3CAF8">
+          <v:rect id="_x0000_i1186" style="width:0;height:1.5pt" o:hralign="center" o:hrstd="t" o:hr="t" fillcolor="#a0a0a0" stroked="f"/>
+        </w:pict>
+      </w:r>
+    </w:p>
+    <w:p>
+      <w:pPr>
+        <w:rPr>
+          <w:b/>
+          <w:bCs/>
+        </w:rPr>
+      </w:pPr>
+      <w:r>
+        <w:rPr>
+          <w:b/>
+          <w:bCs/>
+        </w:rPr>
+        <w:t>4.3.3 Multivariate Analysis</w:t>
+      </w:r>
+    </w:p>
+    <w:p>
+      <w:r>
+        <w:t>Relationship among multiple variables.</w:t>
+      </w:r>
+    </w:p>
+    <w:p>
+      <w:r>
+        <w:t>Examples:</w:t>
+      </w:r>
+    </w:p>
+    <w:p>
+      <w:pPr>
+        <w:numPr>
+          <w:ilvl w:val="0"/>
+          <w:numId w:val="41"/>
+        </w:numPr>
+      </w:pPr>
+      <w:r>
+        <w:t xml:space="preserve">State + Population + EV Registration </w:t>
+      </w:r>
+    </w:p>
+    <w:p>
+      <w:pPr>
+        <w:numPr>
+          <w:ilvl w:val="0"/>
+          <w:numId w:val="41"/>
+        </w:numPr>
+      </w:pPr>
+      <w:r>
+        <w:t xml:space="preserve">Charging Power + Vehicle Type + Cost </w:t>
+      </w:r>
+    </w:p>
+    <w:p>
+      <w:r>
+        <w:pict w14:anchorId="2BEE71C6">
+          <v:rect id="_x0000_i1187" style="width:0;height:1.5pt" o:hralign="center" o:hrstd="t" o:hr="t" fillcolor="#a0a0a0" stroked="f"/>
+        </w:pict>
+      </w:r>
+    </w:p>
+    <w:p>
+      <w:pPr>
+        <w:rPr>
+          <w:b/>
+          <w:bCs/>
+        </w:rPr>
+      </w:pPr>
+      <w:r>
+        <w:rPr>
+          <w:b/>
+          <w:bCs/>
+        </w:rPr>
+        <w:lastRenderedPageBreak/>
+        <w:t>4.3.4 Geographic Analysis</w:t>
+      </w:r>
+    </w:p>
+    <w:p>
+      <w:r>
+        <w:t>Location-based analysis using city and state information.</w:t>
+      </w:r>
+    </w:p>
+    <w:p>
+      <w:r>
+        <w:t>Examples:</w:t>
+      </w:r>
+    </w:p>
+    <w:p>
+      <w:pPr>
+        <w:numPr>
+          <w:ilvl w:val="0"/>
+          <w:numId w:val="42"/>
+        </w:numPr>
+      </w:pPr>
+      <w:r>
+        <w:t xml:space="preserve">Charging Station Distribution Map </w:t>
+      </w:r>
+    </w:p>
+    <w:p>
+      <w:pPr>
+        <w:numPr>
+          <w:ilvl w:val="0"/>
+          <w:numId w:val="42"/>
+        </w:numPr>
+      </w:pPr>
+      <w:r>
+        <w:t xml:space="preserve">State-wise Infrastructure </w:t>
+      </w:r>
+    </w:p>
+    <w:p>
+      <w:pPr>
+        <w:numPr>
+          <w:ilvl w:val="0"/>
+          <w:numId w:val="42"/>
+        </w:numPr>
+      </w:pPr>
+      <w:r>
+        <w:t xml:space="preserve">High Demand Cities </w:t>
+      </w:r>
+    </w:p>
+    <w:p>
+      <w:r>
+        <w:pict w14:anchorId="758F7F0F">
+          <v:rect id="_x0000_i1188" style="width:0;height:1.5pt" o:hralign="center" o:hrstd="t" o:hr="t" fillcolor="#a0a0a0" stroked="f"/>
+        </w:pict>
+      </w:r>
+    </w:p>
+    <w:p>
+      <w:pPr>
+        <w:rPr>
+          <w:b/>
+          <w:bCs/>
+        </w:rPr>
+      </w:pPr>
+      <w:r>
+        <w:rPr>
+          <w:b/>
+          <w:bCs/>
+        </w:rPr>
+        <w:t>4.4 Datasets Used</w:t>
+      </w:r>
+    </w:p>
+    <w:tbl>
+      <w:tblPr>
+        <w:tblW w:w="0" w:type="auto"/>
+        <w:tblCellSpacing w:w="15" w:type="dxa"/>
+        <w:tblCellMar>
+          <w:top w:w="15" w:type="dxa"/>
+          <w:left w:w="15" w:type="dxa"/>
+          <w:bottom w:w="15" w:type="dxa"/>
+          <w:right w:w="15" w:type="dxa"/>
+        </w:tblCellMar>
+        <w:tblLook w:val="04A0" w:firstRow="1" w:lastRow="0" w:firstColumn="1" w:lastColumn="0" w:noHBand="0" w:noVBand="1"/>
+      </w:tblPr>
+      <w:tblGrid>
+        <w:gridCol w:w="2075"/>
+        <w:gridCol w:w="2651"/>
+      </w:tblGrid>
+      <w:tr>
+        <w:trPr>
+          <w:tblHeader/>
+          <w:tblCellSpacing w:w="15" w:type="dxa"/>
+        </w:trPr>
+        <w:tc>
+          <w:tcPr>
+            <w:tcW w:w="0" w:type="auto"/>
+            <w:vAlign w:val="center"/>
+            <w:hideMark/>
+          </w:tcPr>
+          <w:p>
+            <w:pPr>
+              <w:rPr>
+                <w:b/>
+                <w:bCs/>
+              </w:rPr>
+            </w:pPr>
+            <w:r>
+              <w:rPr>
+                <w:b/>
+                <w:bCs/>
+              </w:rPr>
+              <w:t>Dataset</w:t>
+            </w:r>
+          </w:p>
+        </w:tc>
+        <w:tc>
+          <w:tcPr>
+            <w:tcW w:w="0" w:type="auto"/>
+            <w:vAlign w:val="center"/>
+            <w:hideMark/>
+          </w:tcPr>
+          <w:p>
+            <w:pPr>
+              <w:rPr>
+                <w:b/>
+                <w:bCs/>
+              </w:rPr>
+            </w:pPr>
+            <w:r>
+              <w:rPr>
+                <w:b/>
+                <w:bCs/>
+              </w:rPr>
+              <w:t>Purpose</w:t>
+            </w:r>
+          </w:p>
+        </w:tc>
+      </w:tr>
+      <w:tr>
+        <w:trPr>
+          <w:tblCellSpacing w:w="15" w:type="dxa"/>
+        </w:trPr>
+        <w:tc>
+          <w:tcPr>
+            <w:tcW w:w="0" w:type="auto"/>
+            <w:vAlign w:val="center"/>
+            <w:hideMark/>
+          </w:tcPr>
+          <w:p>
+            <w:r>
+              <w:t>EV Charging Stations</w:t>
+            </w:r>
+          </w:p>
+        </w:tc>
+        <w:tc>
+          <w:tcPr>
+            <w:tcW w:w="0" w:type="auto"/>
+            <w:vAlign w:val="center"/>
+            <w:hideMark/>
+          </w:tcPr>
+          <w:p>
+            <w:r>
+              <w:t>Infrastructure Analysis</w:t>
+            </w:r>
+          </w:p>
+        </w:tc>
+      </w:tr>
+      <w:tr>
+        <w:trPr>
+          <w:tblCellSpacing w:w="15" w:type="dxa"/>
+        </w:trPr>
+        <w:tc>
+          <w:tcPr>
+            <w:tcW w:w="0" w:type="auto"/>
+            <w:vAlign w:val="center"/>
+            <w:hideMark/>
+          </w:tcPr>
+          <w:p>
+            <w:r>
+              <w:t>EV Charging Usage</w:t>
+            </w:r>
+          </w:p>
+        </w:tc>
+        <w:tc>
+          <w:tcPr>
+            <w:tcW w:w="0" w:type="auto"/>
+            <w:vAlign w:val="center"/>
+            <w:hideMark/>
+          </w:tcPr>
+          <w:p>
+            <w:r>
+              <w:t>Charging Demand Analysis</w:t>
+            </w:r>
+          </w:p>
+        </w:tc>
+      </w:tr>
+      <w:tr>
+        <w:trPr>
+          <w:tblCellSpacing w:w="15" w:type="dxa"/>
+        </w:trPr>
+        <w:tc>
+          <w:tcPr>
+            <w:tcW w:w="0" w:type="auto"/>
+            <w:vAlign w:val="center"/>
+            <w:hideMark/>
+          </w:tcPr>
+          <w:p>
+            <w:r>
+              <w:t>EV Registration</w:t>
+            </w:r>
+          </w:p>
+        </w:tc>
+        <w:tc>
+          <w:tcPr>
+            <w:tcW w:w="0" w:type="auto"/>
+            <w:vAlign w:val="center"/>
+            <w:hideMark/>
+          </w:tcPr>
+          <w:p>
+            <w:r>
+              <w:t>EV Adoption Analysis</w:t>
+            </w:r>
+          </w:p>
+        </w:tc>
+      </w:tr>
+      <w:tr>
+        <w:trPr>
+          <w:tblCellSpacing w:w="15" w:type="dxa"/>
+        </w:trPr>
+        <w:tc>
+          <w:tcPr>
+            <w:tcW w:w="0" w:type="auto"/>
+            <w:vAlign w:val="center"/>
+            <w:hideMark/>
+          </w:tcPr>
+          <w:p>
+            <w:r>
+              <w:t>Population Dataset</w:t>
+            </w:r>
+          </w:p>
+        </w:tc>
+        <w:tc>
+          <w:tcPr>
+            <w:tcW w:w="0" w:type="auto"/>
+            <w:vAlign w:val="center"/>
+            <w:hideMark/>
+          </w:tcPr>
+          <w:p>
+            <w:r>
+              <w:t>Demographic Analysis</w:t>
+            </w:r>
+          </w:p>
+        </w:tc>
+      </w:tr>
+    </w:tbl>
+    <w:p>
+      <w:r>
+        <w:pict w14:anchorId="1D0A6341">
+          <v:rect id="_x0000_i1189" style="width:0;height:1.5pt" o:hralign="center" o:hrstd="t" o:hr="t" fillcolor="#a0a0a0" stroked="f"/>
+        </w:pict>
+      </w:r>
+    </w:p>
+    <w:p>
+      <w:pPr>
+        <w:rPr>
+          <w:b/>
+          <w:bCs/>
+        </w:rPr>
+      </w:pPr>
+      <w:r>
+        <w:rPr>
+          <w:b/>
+          <w:bCs/>
+        </w:rPr>
+        <w:t>4.5 Visualization Techniques</w:t>
+      </w:r>
+    </w:p>
+    <w:p>
+      <w:r>
+        <w:t>The following visualization techniques were used during EDA.</w:t>
+      </w:r>
+    </w:p>
+    <w:p>
+      <w:pPr>
+        <w:numPr>
+          <w:ilvl w:val="0"/>
+          <w:numId w:val="43"/>
+        </w:numPr>
+      </w:pPr>
+      <w:r>
+        <w:t xml:space="preserve">Bar Chart </w:t>
+      </w:r>
+    </w:p>
+    <w:p>
+      <w:pPr>
+        <w:numPr>
+          <w:ilvl w:val="0"/>
+          <w:numId w:val="43"/>
+        </w:numPr>
+      </w:pPr>
+      <w:r>
+        <w:t xml:space="preserve">Line Chart </w:t>
+      </w:r>
+    </w:p>
+    <w:p>
+      <w:pPr>
+        <w:numPr>
+          <w:ilvl w:val="0"/>
+          <w:numId w:val="43"/>
+        </w:numPr>
+      </w:pPr>
+      <w:r>
+        <w:t xml:space="preserve">Pie Chart </w:t>
+      </w:r>
+    </w:p>
+    <w:p>
+      <w:pPr>
+        <w:numPr>
+          <w:ilvl w:val="0"/>
+          <w:numId w:val="43"/>
+        </w:numPr>
+      </w:pPr>
+      <w:r>
+        <w:t xml:space="preserve">Histogram </w:t>
+      </w:r>
+    </w:p>
+    <w:p>
+      <w:pPr>
+        <w:numPr>
+          <w:ilvl w:val="0"/>
+          <w:numId w:val="43"/>
+        </w:numPr>
+      </w:pPr>
+      <w:r>
+        <w:t xml:space="preserve">Box Plot </w:t>
+      </w:r>
+    </w:p>
+    <w:p>
+      <w:pPr>
+        <w:numPr>
+          <w:ilvl w:val="0"/>
+          <w:numId w:val="43"/>
+        </w:numPr>
+      </w:pPr>
+      <w:r>
+        <w:t xml:space="preserve">Scatter Plot </w:t>
+      </w:r>
+    </w:p>
+    <w:p>
+      <w:pPr>
+        <w:numPr>
+          <w:ilvl w:val="0"/>
+          <w:numId w:val="43"/>
+        </w:numPr>
+      </w:pPr>
+      <w:r>
+        <w:t xml:space="preserve">Heatmap </w:t>
+      </w:r>
+    </w:p>
+    <w:p>
+      <w:pPr>
+        <w:numPr>
+          <w:ilvl w:val="0"/>
+          <w:numId w:val="43"/>
+        </w:numPr>
+      </w:pPr>
+      <w:r>
+        <w:t xml:space="preserve">Geographic Map </w:t>
+      </w:r>
+    </w:p>
+    <w:p>
+      <w:r>
+        <w:pict w14:anchorId="328E7162">
+          <v:rect id="_x0000_i1190" style="width:0;height:1.5pt" o:hralign="center" o:hrstd="t" o:hr="t" fillcolor="#a0a0a0" stroked="f"/>
+        </w:pict>
+      </w:r>
+    </w:p>
+    <w:p>
+      <w:pPr>
+        <w:rPr>
+          <w:b/>
+          <w:bCs/>
+        </w:rPr>
+      </w:pPr>
+      <w:r>
+        <w:rPr>
+          <w:b/>
+          <w:bCs/>
+        </w:rPr>
+        <w:t>4.6 Business Insights</w:t>
+      </w:r>
+    </w:p>
+    <w:p>
+      <w:proofErr w:type="spellStart"/>
+      <w:r>
+        <w:rPr>
+          <w:rFonts w:ascii="Nirmala UI" w:hAnsi="Nirmala UI" w:cs="Nirmala UI"/>
+        </w:rPr>
+        <w:t>या</w:t>
+      </w:r>
+      <w:proofErr w:type="spellEnd"/>
+      <w:r>
+        <w:t xml:space="preserve"> section </w:t>
+      </w:r>
+      <w:proofErr w:type="spellStart"/>
+      <w:r>
+        <w:rPr>
+          <w:rFonts w:ascii="Nirmala UI" w:hAnsi="Nirmala UI" w:cs="Nirmala UI"/>
+        </w:rPr>
+        <w:t>मध्ये</w:t>
+      </w:r>
+      <w:proofErr w:type="spellEnd"/>
+      <w:r>
+        <w:t xml:space="preserve"> coding </w:t>
+      </w:r>
+      <w:proofErr w:type="spellStart"/>
+      <w:r>
+        <w:rPr>
+          <w:rFonts w:ascii="Nirmala UI" w:hAnsi="Nirmala UI" w:cs="Nirmala UI"/>
+        </w:rPr>
+        <w:t>झाल्यावर</w:t>
+      </w:r>
+      <w:proofErr w:type="spellEnd"/>
+      <w:r>
+        <w:t xml:space="preserve"> charts </w:t>
+      </w:r>
+      <w:proofErr w:type="spellStart"/>
+      <w:r>
+        <w:rPr>
+          <w:rFonts w:ascii="Nirmala UI" w:hAnsi="Nirmala UI" w:cs="Nirmala UI"/>
+        </w:rPr>
+        <w:t>नुसार</w:t>
+      </w:r>
+      <w:proofErr w:type="spellEnd"/>
+      <w:r>
+        <w:t xml:space="preserve"> insights </w:t>
+      </w:r>
+      <w:proofErr w:type="spellStart"/>
+      <w:r>
+        <w:rPr>
+          <w:rFonts w:ascii="Nirmala UI" w:hAnsi="Nirmala UI" w:cs="Nirmala UI"/>
+        </w:rPr>
+        <w:t>लिहायचे</w:t>
+      </w:r>
+      <w:proofErr w:type="spellEnd"/>
+      <w:r>
+        <w:t>.</w:t>
+      </w:r>
+    </w:p>
+    <w:p>
+      <w:proofErr w:type="spellStart"/>
+      <w:r>
+        <w:rPr>
+          <w:rFonts w:ascii="Nirmala UI" w:hAnsi="Nirmala UI" w:cs="Nirmala UI"/>
+        </w:rPr>
+        <w:lastRenderedPageBreak/>
+        <w:t>उदाहरण</w:t>
+      </w:r>
+      <w:proofErr w:type="spellEnd"/>
+      <w:r>
+        <w:t>:</w:t>
+      </w:r>
+    </w:p>
+    <w:p>
+      <w:pPr>
+        <w:numPr>
+          <w:ilvl w:val="0"/>
+          <w:numId w:val="44"/>
+        </w:numPr>
+      </w:pPr>
+      <w:r>
+        <w:t xml:space="preserve">States with the highest number of charging stations. </w:t>
+      </w:r>
+    </w:p>
+    <w:p>
+      <w:pPr>
+        <w:numPr>
+          <w:ilvl w:val="0"/>
+          <w:numId w:val="44"/>
+        </w:numPr>
+      </w:pPr>
+      <w:r>
+        <w:t xml:space="preserve">Most widely used charging operators. </w:t>
+      </w:r>
+    </w:p>
+    <w:p>
+      <w:pPr>
+        <w:numPr>
+          <w:ilvl w:val="0"/>
+          <w:numId w:val="44"/>
+        </w:numPr>
+      </w:pPr>
+      <w:r>
+        <w:t xml:space="preserve">Most common connector type. </w:t>
+      </w:r>
+    </w:p>
+    <w:p>
+      <w:pPr>
+        <w:numPr>
+          <w:ilvl w:val="0"/>
+          <w:numId w:val="44"/>
+        </w:numPr>
+      </w:pPr>
+      <w:r>
+        <w:t xml:space="preserve">Peak charging hours. </w:t>
+      </w:r>
+    </w:p>
+    <w:p>
+      <w:pPr>
+        <w:numPr>
+          <w:ilvl w:val="0"/>
+          <w:numId w:val="44"/>
+        </w:numPr>
+      </w:pPr>
+      <w:r>
+        <w:t xml:space="preserve">States with high EV adoption but limited charging infrastructure. </w:t>
+      </w:r>
+    </w:p>
+    <w:p>
+      <w:pPr>
+        <w:numPr>
+          <w:ilvl w:val="0"/>
+          <w:numId w:val="44"/>
+        </w:numPr>
+      </w:pPr>
+      <w:r>
+        <w:t xml:space="preserve">Cities with high population and potential charging demand. </w:t>
+      </w:r>
+    </w:p>
+    <w:p>
+      <w:r>
+        <w:pict w14:anchorId="1DA07BFE">
+          <v:rect id="_x0000_i1191" style="width:0;height:1.5pt" o:hralign="center" o:hrstd="t" o:hr="t" fillcolor="#a0a0a0" stroked="f"/>
+        </w:pict>
+      </w:r>
+    </w:p>
+    <w:p>
+      <w:pPr>
+        <w:rPr>
+          <w:b/>
+          <w:bCs/>
+        </w:rPr>
+      </w:pPr>
+      <w:r>
+        <w:rPr>
+          <w:b/>
+          <w:bCs/>
+        </w:rPr>
+        <w:t>4.7 Business Recommendations</w:t>
+      </w:r>
+    </w:p>
+    <w:p>
+      <w:r>
+        <w:t>EDA based recommendations.</w:t>
+      </w:r>
+    </w:p>
+    <w:p>
+      <w:r>
+        <w:t>Examples:</w:t>
+      </w:r>
+    </w:p>
+    <w:p>
+      <w:pPr>
+        <w:numPr>
+          <w:ilvl w:val="0"/>
+          <w:numId w:val="45"/>
+        </w:numPr>
+      </w:pPr>
+      <w:r>
+        <w:t xml:space="preserve">Install additional charging stations in high population cities. </w:t>
+      </w:r>
+    </w:p>
+    <w:p>
+      <w:pPr>
+        <w:numPr>
+          <w:ilvl w:val="0"/>
+          <w:numId w:val="45"/>
+        </w:numPr>
+      </w:pPr>
+      <w:r>
+        <w:t xml:space="preserve">Expand charging infrastructure in states with high EV registration. </w:t>
+      </w:r>
+    </w:p>
+    <w:p>
+      <w:pPr>
+        <w:numPr>
+          <w:ilvl w:val="0"/>
+          <w:numId w:val="45"/>
+        </w:numPr>
+      </w:pPr>
+      <w:r>
+        <w:t xml:space="preserve">Increase fast charging stations in areas with high charging demand. </w:t>
+      </w:r>
+    </w:p>
+    <w:p>
+      <w:pPr>
+        <w:numPr>
+          <w:ilvl w:val="0"/>
+          <w:numId w:val="45"/>
+        </w:numPr>
+      </w:pPr>
+      <w:r>
+        <w:t xml:space="preserve">Improve infrastructure where charging station density is low. </w:t>
+      </w:r>
+    </w:p>
+    <w:p>
+      <w:r>
+        <w:pict w14:anchorId="30C18C60">
+          <v:rect id="_x0000_i1192" style="width:0;height:1.5pt" o:hralign="center" o:hrstd="t" o:hr="t" fillcolor="#a0a0a0" stroked="f"/>
+        </w:pict>
+      </w:r>
+    </w:p>
+    <w:p>
+      <w:pPr>
+        <w:rPr>
+          <w:b/>
+          <w:bCs/>
+        </w:rPr>
+      </w:pPr>
+      <w:r>
+        <w:rPr>
+          <w:b/>
+          <w:bCs/>
+        </w:rPr>
+        <w:t>4.8 Chapter Summary</w:t>
+      </w:r>
+    </w:p>
+    <w:p>
+      <w:r>
+        <w:t>This chapter explored the cleaned datasets using statistical analysis and data visualization techniques. Multiple business insights were identified regarding EV infrastructure, charging behavior, EV adoption, and demographic trends. These insights will be used in the next phase for feature engineering and predictive model development.</w:t>
+      </w:r>
+    </w:p>
+    <w:p/>
+    <w:p/>
     <w:p/>
     <w:p/>
     <w:sectPr>
@@ -3164,6 +5949,453 @@
 <file path=word/numbering.xml><?xml version="1.0" encoding="utf-8"?>
 <w:numbering xmlns:wpc="http://schemas.microsoft.com/office/word/2010/wordprocessingCanvas" xmlns:cx="http://schemas.microsoft.com/office/drawing/2014/chartex" xmlns:cx1="http://schemas.microsoft.com/office/drawing/2015/9/8/chartex" xmlns:cx2="http://schemas.microsoft.com/office/drawing/2015/10/21/chartex" xmlns:cx3="http://schemas.microsoft.com/office/drawing/2016/5/9/chartex" xmlns:cx4="http://schemas.microsoft.com/office/drawing/2016/5/10/chartex" xmlns:cx5="http://schemas.microsoft.com/office/drawing/2016/5/11/chartex" xmlns:cx6="http://schemas.microsoft.com/office/drawing/2016/5/12/chartex" xmlns:cx7="http://schemas.microsoft.com/office/drawing/2016/5/13/chartex" xmlns:cx8="http://schemas.microsoft.com/office/drawing/2016/5/14/chartex" xmlns:mc="http://schemas.openxmlformats.org/markup-compatibility/2006" xmlns:aink="http://schemas.microsoft.com/office/drawing/2016/ink" xmlns:am3d="http://schemas.microsoft.com/office/drawing/2017/model3d" xmlns:o="urn:schemas-microsoft-com:office:office" xmlns:oel="http://schemas.microsoft.com/office/2019/extlst" xmlns:r="http://schemas.openxmlformats.org/officeDocument/2006/relationships" xmlns:m="http://schemas.openxmlformats.org/officeDocument/2006/math" xmlns:v="urn:schemas-microsoft-com:vml" xmlns:wp14="http://schemas.microsoft.com/office/word/2010/wordprocessingDrawing" xmlns:wp="http://schemas.openxmlformats.org/drawingml/2006/wordprocessingDrawing" xmlns:w10="urn:schemas-microsoft-com:office:word" xmlns:w="http://schemas.openxmlformats.org/wordprocessingml/2006/main" xmlns:w14="http://schemas.microsoft.com/office/word/2010/wordml" xmlns:w15="http://schemas.microsoft.com/office/word/2012/wordml" xmlns:w16cei="http://schemas.microsoft.com/office/word/2026/wordml/cei" xmlns:w16cex="http://schemas.microsoft.com/office/word/2018/wordml/cex" xmlns:w16cid="http://schemas.microsoft.com/office/word/2016/wordml/cid" xmlns:w16="http://schemas.microsoft.com/office/word/2018/wordml" xmlns:w16du="http://schemas.microsoft.com/office/word/2023/wordml/word16du" xmlns:w16sdtdh="http://schemas.microsoft.com/office/word/2020/wordml/sdtdatahash" xmlns:w16sdtfl="http://schemas.microsoft.com/office/word/2024/wordml/sdtformatlock" xmlns:w16se="http://schemas.microsoft.com/office/word/2015/wordml/symex" xmlns:wpg="http://schemas.microsoft.com/office/word/2010/wordprocessingGroup" xmlns:wpi="http://schemas.microsoft.com/office/word/2010/wordprocessingInk" xmlns:wne="http://schemas.microsoft.com/office/word/2006/wordml" xmlns:wps="http://schemas.microsoft.com/office/word/2010/wordprocessingShape" mc:Ignorable="w14 w15 w16se w16cid w16 w16cex w16sdtdh w16sdtfl w16du wp14">
   <w:abstractNum w:abstractNumId="0" w15:restartNumberingAfterBreak="0">
+    <w:nsid w:val="00F8621B"/>
+    <w:multiLevelType w:val="multilevel"/>
+    <w:tmpl w:val="D03642D0"/>
+    <w:lvl w:ilvl="0">
+      <w:start w:val="1"/>
+      <w:numFmt w:val="bullet"/>
+      <w:lvlText w:val=""/>
+      <w:lvlJc w:val="left"/>
+      <w:pPr>
+        <w:tabs>
+          <w:tab w:val="num" w:pos="720"/>
+        </w:tabs>
+        <w:ind w:left="720" w:hanging="360"/>
+      </w:pPr>
+      <w:rPr>
+        <w:rFonts w:ascii="Symbol" w:hAnsi="Symbol" w:hint="default"/>
+        <w:sz w:val="20"/>
+      </w:rPr>
+    </w:lvl>
+    <w:lvl w:ilvl="1" w:tentative="1">
+      <w:start w:val="1"/>
+      <w:numFmt w:val="bullet"/>
+      <w:lvlText w:val="o"/>
+      <w:lvlJc w:val="left"/>
+      <w:pPr>
+        <w:tabs>
+          <w:tab w:val="num" w:pos="1440"/>
+        </w:tabs>
+        <w:ind w:left="1440" w:hanging="360"/>
+      </w:pPr>
+      <w:rPr>
+        <w:rFonts w:ascii="Courier New" w:hAnsi="Courier New" w:hint="default"/>
+        <w:sz w:val="20"/>
+      </w:rPr>
+    </w:lvl>
+    <w:lvl w:ilvl="2" w:tentative="1">
+      <w:start w:val="1"/>
+      <w:numFmt w:val="bullet"/>
+      <w:lvlText w:val=""/>
+      <w:lvlJc w:val="left"/>
+      <w:pPr>
+        <w:tabs>
+          <w:tab w:val="num" w:pos="2160"/>
+        </w:tabs>
+        <w:ind w:left="2160" w:hanging="360"/>
+      </w:pPr>
+      <w:rPr>
+        <w:rFonts w:ascii="Wingdings" w:hAnsi="Wingdings" w:hint="default"/>
+        <w:sz w:val="20"/>
+      </w:rPr>
+    </w:lvl>
+    <w:lvl w:ilvl="3" w:tentative="1">
+      <w:start w:val="1"/>
+      <w:numFmt w:val="bullet"/>
+      <w:lvlText w:val=""/>
+      <w:lvlJc w:val="left"/>
+      <w:pPr>
+        <w:tabs>
+          <w:tab w:val="num" w:pos="2880"/>
+        </w:tabs>
+        <w:ind w:left="2880" w:hanging="360"/>
+      </w:pPr>
+      <w:rPr>
+        <w:rFonts w:ascii="Wingdings" w:hAnsi="Wingdings" w:hint="default"/>
+        <w:sz w:val="20"/>
+      </w:rPr>
+    </w:lvl>
+    <w:lvl w:ilvl="4" w:tentative="1">
+      <w:start w:val="1"/>
+      <w:numFmt w:val="bullet"/>
+      <w:lvlText w:val=""/>
+      <w:lvlJc w:val="left"/>
+      <w:pPr>
+        <w:tabs>
+          <w:tab w:val="num" w:pos="3600"/>
+        </w:tabs>
+        <w:ind w:left="3600" w:hanging="360"/>
+      </w:pPr>
+      <w:rPr>
+        <w:rFonts w:ascii="Wingdings" w:hAnsi="Wingdings" w:hint="default"/>
+        <w:sz w:val="20"/>
+      </w:rPr>
+    </w:lvl>
+    <w:lvl w:ilvl="5" w:tentative="1">
+      <w:start w:val="1"/>
+      <w:numFmt w:val="bullet"/>
+      <w:lvlText w:val=""/>
+      <w:lvlJc w:val="left"/>
+      <w:pPr>
+        <w:tabs>
+          <w:tab w:val="num" w:pos="4320"/>
+        </w:tabs>
+        <w:ind w:left="4320" w:hanging="360"/>
+      </w:pPr>
+      <w:rPr>
+        <w:rFonts w:ascii="Wingdings" w:hAnsi="Wingdings" w:hint="default"/>
+        <w:sz w:val="20"/>
+      </w:rPr>
+    </w:lvl>
+    <w:lvl w:ilvl="6" w:tentative="1">
+      <w:start w:val="1"/>
+      <w:numFmt w:val="bullet"/>
+      <w:lvlText w:val=""/>
+      <w:lvlJc w:val="left"/>
+      <w:pPr>
+        <w:tabs>
+          <w:tab w:val="num" w:pos="5040"/>
+        </w:tabs>
+        <w:ind w:left="5040" w:hanging="360"/>
+      </w:pPr>
+      <w:rPr>
+        <w:rFonts w:ascii="Wingdings" w:hAnsi="Wingdings" w:hint="default"/>
+        <w:sz w:val="20"/>
+      </w:rPr>
+    </w:lvl>
+    <w:lvl w:ilvl="7" w:tentative="1">
+      <w:start w:val="1"/>
+      <w:numFmt w:val="bullet"/>
+      <w:lvlText w:val=""/>
+      <w:lvlJc w:val="left"/>
+      <w:pPr>
+        <w:tabs>
+          <w:tab w:val="num" w:pos="5760"/>
+        </w:tabs>
+        <w:ind w:left="5760" w:hanging="360"/>
+      </w:pPr>
+      <w:rPr>
+        <w:rFonts w:ascii="Wingdings" w:hAnsi="Wingdings" w:hint="default"/>
+        <w:sz w:val="20"/>
+      </w:rPr>
+    </w:lvl>
+    <w:lvl w:ilvl="8" w:tentative="1">
+      <w:start w:val="1"/>
+      <w:numFmt w:val="bullet"/>
+      <w:lvlText w:val=""/>
+      <w:lvlJc w:val="left"/>
+      <w:pPr>
+        <w:tabs>
+          <w:tab w:val="num" w:pos="6480"/>
+        </w:tabs>
+        <w:ind w:left="6480" w:hanging="360"/>
+      </w:pPr>
+      <w:rPr>
+        <w:rFonts w:ascii="Wingdings" w:hAnsi="Wingdings" w:hint="default"/>
+        <w:sz w:val="20"/>
+      </w:rPr>
+    </w:lvl>
+  </w:abstractNum>
+  <w:abstractNum w:abstractNumId="1" w15:restartNumberingAfterBreak="0">
+    <w:nsid w:val="022B6AB0"/>
+    <w:multiLevelType w:val="multilevel"/>
+    <w:tmpl w:val="6BE80930"/>
+    <w:lvl w:ilvl="0">
+      <w:start w:val="1"/>
+      <w:numFmt w:val="bullet"/>
+      <w:lvlText w:val=""/>
+      <w:lvlJc w:val="left"/>
+      <w:pPr>
+        <w:tabs>
+          <w:tab w:val="num" w:pos="720"/>
+        </w:tabs>
+        <w:ind w:left="720" w:hanging="360"/>
+      </w:pPr>
+      <w:rPr>
+        <w:rFonts w:ascii="Symbol" w:hAnsi="Symbol" w:hint="default"/>
+        <w:sz w:val="20"/>
+      </w:rPr>
+    </w:lvl>
+    <w:lvl w:ilvl="1" w:tentative="1">
+      <w:start w:val="1"/>
+      <w:numFmt w:val="bullet"/>
+      <w:lvlText w:val="o"/>
+      <w:lvlJc w:val="left"/>
+      <w:pPr>
+        <w:tabs>
+          <w:tab w:val="num" w:pos="1440"/>
+        </w:tabs>
+        <w:ind w:left="1440" w:hanging="360"/>
+      </w:pPr>
+      <w:rPr>
+        <w:rFonts w:ascii="Courier New" w:hAnsi="Courier New" w:hint="default"/>
+        <w:sz w:val="20"/>
+      </w:rPr>
+    </w:lvl>
+    <w:lvl w:ilvl="2" w:tentative="1">
+      <w:start w:val="1"/>
+      <w:numFmt w:val="bullet"/>
+      <w:lvlText w:val=""/>
+      <w:lvlJc w:val="left"/>
+      <w:pPr>
+        <w:tabs>
+          <w:tab w:val="num" w:pos="2160"/>
+        </w:tabs>
+        <w:ind w:left="2160" w:hanging="360"/>
+      </w:pPr>
+      <w:rPr>
+        <w:rFonts w:ascii="Wingdings" w:hAnsi="Wingdings" w:hint="default"/>
+        <w:sz w:val="20"/>
+      </w:rPr>
+    </w:lvl>
+    <w:lvl w:ilvl="3" w:tentative="1">
+      <w:start w:val="1"/>
+      <w:numFmt w:val="bullet"/>
+      <w:lvlText w:val=""/>
+      <w:lvlJc w:val="left"/>
+      <w:pPr>
+        <w:tabs>
+          <w:tab w:val="num" w:pos="2880"/>
+        </w:tabs>
+        <w:ind w:left="2880" w:hanging="360"/>
+      </w:pPr>
+      <w:rPr>
+        <w:rFonts w:ascii="Wingdings" w:hAnsi="Wingdings" w:hint="default"/>
+        <w:sz w:val="20"/>
+      </w:rPr>
+    </w:lvl>
+    <w:lvl w:ilvl="4" w:tentative="1">
+      <w:start w:val="1"/>
+      <w:numFmt w:val="bullet"/>
+      <w:lvlText w:val=""/>
+      <w:lvlJc w:val="left"/>
+      <w:pPr>
+        <w:tabs>
+          <w:tab w:val="num" w:pos="3600"/>
+        </w:tabs>
+        <w:ind w:left="3600" w:hanging="360"/>
+      </w:pPr>
+      <w:rPr>
+        <w:rFonts w:ascii="Wingdings" w:hAnsi="Wingdings" w:hint="default"/>
+        <w:sz w:val="20"/>
+      </w:rPr>
+    </w:lvl>
+    <w:lvl w:ilvl="5" w:tentative="1">
+      <w:start w:val="1"/>
+      <w:numFmt w:val="bullet"/>
+      <w:lvlText w:val=""/>
+      <w:lvlJc w:val="left"/>
+      <w:pPr>
+        <w:tabs>
+          <w:tab w:val="num" w:pos="4320"/>
+        </w:tabs>
+        <w:ind w:left="4320" w:hanging="360"/>
+      </w:pPr>
+      <w:rPr>
+        <w:rFonts w:ascii="Wingdings" w:hAnsi="Wingdings" w:hint="default"/>
+        <w:sz w:val="20"/>
+      </w:rPr>
+    </w:lvl>
+    <w:lvl w:ilvl="6" w:tentative="1">
+      <w:start w:val="1"/>
+      <w:numFmt w:val="bullet"/>
+      <w:lvlText w:val=""/>
+      <w:lvlJc w:val="left"/>
+      <w:pPr>
+        <w:tabs>
+          <w:tab w:val="num" w:pos="5040"/>
+        </w:tabs>
+        <w:ind w:left="5040" w:hanging="360"/>
+      </w:pPr>
+      <w:rPr>
+        <w:rFonts w:ascii="Wingdings" w:hAnsi="Wingdings" w:hint="default"/>
+        <w:sz w:val="20"/>
+      </w:rPr>
+    </w:lvl>
+    <w:lvl w:ilvl="7" w:tentative="1">
+      <w:start w:val="1"/>
+      <w:numFmt w:val="bullet"/>
+      <w:lvlText w:val=""/>
+      <w:lvlJc w:val="left"/>
+      <w:pPr>
+        <w:tabs>
+          <w:tab w:val="num" w:pos="5760"/>
+        </w:tabs>
+        <w:ind w:left="5760" w:hanging="360"/>
+      </w:pPr>
+      <w:rPr>
+        <w:rFonts w:ascii="Wingdings" w:hAnsi="Wingdings" w:hint="default"/>
+        <w:sz w:val="20"/>
+      </w:rPr>
+    </w:lvl>
+    <w:lvl w:ilvl="8" w:tentative="1">
+      <w:start w:val="1"/>
+      <w:numFmt w:val="bullet"/>
+      <w:lvlText w:val=""/>
+      <w:lvlJc w:val="left"/>
+      <w:pPr>
+        <w:tabs>
+          <w:tab w:val="num" w:pos="6480"/>
+        </w:tabs>
+        <w:ind w:left="6480" w:hanging="360"/>
+      </w:pPr>
+      <w:rPr>
+        <w:rFonts w:ascii="Wingdings" w:hAnsi="Wingdings" w:hint="default"/>
+        <w:sz w:val="20"/>
+      </w:rPr>
+    </w:lvl>
+  </w:abstractNum>
+  <w:abstractNum w:abstractNumId="2" w15:restartNumberingAfterBreak="0">
+    <w:nsid w:val="03404A82"/>
+    <w:multiLevelType w:val="multilevel"/>
+    <w:tmpl w:val="20FE1B5C"/>
+    <w:lvl w:ilvl="0">
+      <w:start w:val="1"/>
+      <w:numFmt w:val="bullet"/>
+      <w:lvlText w:val=""/>
+      <w:lvlJc w:val="left"/>
+      <w:pPr>
+        <w:tabs>
+          <w:tab w:val="num" w:pos="720"/>
+        </w:tabs>
+        <w:ind w:left="720" w:hanging="360"/>
+      </w:pPr>
+      <w:rPr>
+        <w:rFonts w:ascii="Symbol" w:hAnsi="Symbol" w:hint="default"/>
+        <w:sz w:val="20"/>
+      </w:rPr>
+    </w:lvl>
+    <w:lvl w:ilvl="1" w:tentative="1">
+      <w:start w:val="1"/>
+      <w:numFmt w:val="bullet"/>
+      <w:lvlText w:val="o"/>
+      <w:lvlJc w:val="left"/>
+      <w:pPr>
+        <w:tabs>
+          <w:tab w:val="num" w:pos="1440"/>
+        </w:tabs>
+        <w:ind w:left="1440" w:hanging="360"/>
+      </w:pPr>
+      <w:rPr>
+        <w:rFonts w:ascii="Courier New" w:hAnsi="Courier New" w:hint="default"/>
+        <w:sz w:val="20"/>
+      </w:rPr>
+    </w:lvl>
+    <w:lvl w:ilvl="2" w:tentative="1">
+      <w:start w:val="1"/>
+      <w:numFmt w:val="bullet"/>
+      <w:lvlText w:val=""/>
+      <w:lvlJc w:val="left"/>
+      <w:pPr>
+        <w:tabs>
+          <w:tab w:val="num" w:pos="2160"/>
+        </w:tabs>
+        <w:ind w:left="2160" w:hanging="360"/>
+      </w:pPr>
+      <w:rPr>
+        <w:rFonts w:ascii="Wingdings" w:hAnsi="Wingdings" w:hint="default"/>
+        <w:sz w:val="20"/>
+      </w:rPr>
+    </w:lvl>
+    <w:lvl w:ilvl="3" w:tentative="1">
+      <w:start w:val="1"/>
+      <w:numFmt w:val="bullet"/>
+      <w:lvlText w:val=""/>
+      <w:lvlJc w:val="left"/>
+      <w:pPr>
+        <w:tabs>
+          <w:tab w:val="num" w:pos="2880"/>
+        </w:tabs>
+        <w:ind w:left="2880" w:hanging="360"/>
+      </w:pPr>
+      <w:rPr>
+        <w:rFonts w:ascii="Wingdings" w:hAnsi="Wingdings" w:hint="default"/>
+        <w:sz w:val="20"/>
+      </w:rPr>
+    </w:lvl>
+    <w:lvl w:ilvl="4" w:tentative="1">
+      <w:start w:val="1"/>
+      <w:numFmt w:val="bullet"/>
+      <w:lvlText w:val=""/>
+      <w:lvlJc w:val="left"/>
+      <w:pPr>
+        <w:tabs>
+          <w:tab w:val="num" w:pos="3600"/>
+        </w:tabs>
+        <w:ind w:left="3600" w:hanging="360"/>
+      </w:pPr>
+      <w:rPr>
+        <w:rFonts w:ascii="Wingdings" w:hAnsi="Wingdings" w:hint="default"/>
+        <w:sz w:val="20"/>
+      </w:rPr>
+    </w:lvl>
+    <w:lvl w:ilvl="5" w:tentative="1">
+      <w:start w:val="1"/>
+      <w:numFmt w:val="bullet"/>
+      <w:lvlText w:val=""/>
+      <w:lvlJc w:val="left"/>
+      <w:pPr>
+        <w:tabs>
+          <w:tab w:val="num" w:pos="4320"/>
+        </w:tabs>
+        <w:ind w:left="4320" w:hanging="360"/>
+      </w:pPr>
+      <w:rPr>
+        <w:rFonts w:ascii="Wingdings" w:hAnsi="Wingdings" w:hint="default"/>
+        <w:sz w:val="20"/>
+      </w:rPr>
+    </w:lvl>
+    <w:lvl w:ilvl="6" w:tentative="1">
+      <w:start w:val="1"/>
+      <w:numFmt w:val="bullet"/>
+      <w:lvlText w:val=""/>
+      <w:lvlJc w:val="left"/>
+      <w:pPr>
+        <w:tabs>
+          <w:tab w:val="num" w:pos="5040"/>
+        </w:tabs>
+        <w:ind w:left="5040" w:hanging="360"/>
+      </w:pPr>
+      <w:rPr>
+        <w:rFonts w:ascii="Wingdings" w:hAnsi="Wingdings" w:hint="default"/>
+        <w:sz w:val="20"/>
+      </w:rPr>
+    </w:lvl>
+    <w:lvl w:ilvl="7" w:tentative="1">
+      <w:start w:val="1"/>
+      <w:numFmt w:val="bullet"/>
+      <w:lvlText w:val=""/>
+      <w:lvlJc w:val="left"/>
+      <w:pPr>
+        <w:tabs>
+          <w:tab w:val="num" w:pos="5760"/>
+        </w:tabs>
+        <w:ind w:left="5760" w:hanging="360"/>
+      </w:pPr>
+      <w:rPr>
+        <w:rFonts w:ascii="Wingdings" w:hAnsi="Wingdings" w:hint="default"/>
+        <w:sz w:val="20"/>
+      </w:rPr>
+    </w:lvl>
+    <w:lvl w:ilvl="8" w:tentative="1">
+      <w:start w:val="1"/>
+      <w:numFmt w:val="bullet"/>
+      <w:lvlText w:val=""/>
+      <w:lvlJc w:val="left"/>
+      <w:pPr>
+        <w:tabs>
+          <w:tab w:val="num" w:pos="6480"/>
+        </w:tabs>
+        <w:ind w:left="6480" w:hanging="360"/>
+      </w:pPr>
+      <w:rPr>
+        <w:rFonts w:ascii="Wingdings" w:hAnsi="Wingdings" w:hint="default"/>
+        <w:sz w:val="20"/>
+      </w:rPr>
+    </w:lvl>
+  </w:abstractNum>
+  <w:abstractNum w:abstractNumId="3" w15:restartNumberingAfterBreak="0">
     <w:nsid w:val="0C9B36B5"/>
     <w:multiLevelType w:val="multilevel"/>
     <w:tmpl w:val="FA60E4D2"/>
@@ -3312,7 +6544,156 @@
       </w:rPr>
     </w:lvl>
   </w:abstractNum>
-  <w:abstractNum w:abstractNumId="1" w15:restartNumberingAfterBreak="0">
+  <w:abstractNum w:abstractNumId="4" w15:restartNumberingAfterBreak="0">
+    <w:nsid w:val="10DB585F"/>
+    <w:multiLevelType w:val="multilevel"/>
+    <w:tmpl w:val="16E243B0"/>
+    <w:lvl w:ilvl="0">
+      <w:start w:val="1"/>
+      <w:numFmt w:val="bullet"/>
+      <w:lvlText w:val=""/>
+      <w:lvlJc w:val="left"/>
+      <w:pPr>
+        <w:tabs>
+          <w:tab w:val="num" w:pos="720"/>
+        </w:tabs>
+        <w:ind w:left="720" w:hanging="360"/>
+      </w:pPr>
+      <w:rPr>
+        <w:rFonts w:ascii="Symbol" w:hAnsi="Symbol" w:hint="default"/>
+        <w:sz w:val="20"/>
+      </w:rPr>
+    </w:lvl>
+    <w:lvl w:ilvl="1" w:tentative="1">
+      <w:start w:val="1"/>
+      <w:numFmt w:val="bullet"/>
+      <w:lvlText w:val="o"/>
+      <w:lvlJc w:val="left"/>
+      <w:pPr>
+        <w:tabs>
+          <w:tab w:val="num" w:pos="1440"/>
+        </w:tabs>
+        <w:ind w:left="1440" w:hanging="360"/>
+      </w:pPr>
+      <w:rPr>
+        <w:rFonts w:ascii="Courier New" w:hAnsi="Courier New" w:hint="default"/>
+        <w:sz w:val="20"/>
+      </w:rPr>
+    </w:lvl>
+    <w:lvl w:ilvl="2" w:tentative="1">
+      <w:start w:val="1"/>
+      <w:numFmt w:val="bullet"/>
+      <w:lvlText w:val=""/>
+      <w:lvlJc w:val="left"/>
+      <w:pPr>
+        <w:tabs>
+          <w:tab w:val="num" w:pos="2160"/>
+        </w:tabs>
+        <w:ind w:left="2160" w:hanging="360"/>
+      </w:pPr>
+      <w:rPr>
+        <w:rFonts w:ascii="Wingdings" w:hAnsi="Wingdings" w:hint="default"/>
+        <w:sz w:val="20"/>
+      </w:rPr>
+    </w:lvl>
+    <w:lvl w:ilvl="3" w:tentative="1">
+      <w:start w:val="1"/>
+      <w:numFmt w:val="bullet"/>
+      <w:lvlText w:val=""/>
+      <w:lvlJc w:val="left"/>
+      <w:pPr>
+        <w:tabs>
+          <w:tab w:val="num" w:pos="2880"/>
+        </w:tabs>
+        <w:ind w:left="2880" w:hanging="360"/>
+      </w:pPr>
+      <w:rPr>
+        <w:rFonts w:ascii="Wingdings" w:hAnsi="Wingdings" w:hint="default"/>
+        <w:sz w:val="20"/>
+      </w:rPr>
+    </w:lvl>
+    <w:lvl w:ilvl="4" w:tentative="1">
+      <w:start w:val="1"/>
+      <w:numFmt w:val="bullet"/>
+      <w:lvlText w:val=""/>
+      <w:lvlJc w:val="left"/>
+      <w:pPr>
+        <w:tabs>
+          <w:tab w:val="num" w:pos="3600"/>
+        </w:tabs>
+        <w:ind w:left="3600" w:hanging="360"/>
+      </w:pPr>
+      <w:rPr>
+        <w:rFonts w:ascii="Wingdings" w:hAnsi="Wingdings" w:hint="default"/>
+        <w:sz w:val="20"/>
+      </w:rPr>
+    </w:lvl>
+    <w:lvl w:ilvl="5" w:tentative="1">
+      <w:start w:val="1"/>
+      <w:numFmt w:val="bullet"/>
+      <w:lvlText w:val=""/>
+      <w:lvlJc w:val="left"/>
+      <w:pPr>
+        <w:tabs>
+          <w:tab w:val="num" w:pos="4320"/>
+        </w:tabs>
+        <w:ind w:left="4320" w:hanging="360"/>
+      </w:pPr>
+      <w:rPr>
+        <w:rFonts w:ascii="Wingdings" w:hAnsi="Wingdings" w:hint="default"/>
+        <w:sz w:val="20"/>
+      </w:rPr>
+    </w:lvl>
+    <w:lvl w:ilvl="6" w:tentative="1">
+      <w:start w:val="1"/>
+      <w:numFmt w:val="bullet"/>
+      <w:lvlText w:val=""/>
+      <w:lvlJc w:val="left"/>
+      <w:pPr>
+        <w:tabs>
+          <w:tab w:val="num" w:pos="5040"/>
+        </w:tabs>
+        <w:ind w:left="5040" w:hanging="360"/>
+      </w:pPr>
+      <w:rPr>
+        <w:rFonts w:ascii="Wingdings" w:hAnsi="Wingdings" w:hint="default"/>
+        <w:sz w:val="20"/>
+      </w:rPr>
+    </w:lvl>
+    <w:lvl w:ilvl="7" w:tentative="1">
+      <w:start w:val="1"/>
+      <w:numFmt w:val="bullet"/>
+      <w:lvlText w:val=""/>
+      <w:lvlJc w:val="left"/>
+      <w:pPr>
+        <w:tabs>
+          <w:tab w:val="num" w:pos="5760"/>
+        </w:tabs>
+        <w:ind w:left="5760" w:hanging="360"/>
+      </w:pPr>
+      <w:rPr>
+        <w:rFonts w:ascii="Wingdings" w:hAnsi="Wingdings" w:hint="default"/>
+        <w:sz w:val="20"/>
+      </w:rPr>
+    </w:lvl>
+    <w:lvl w:ilvl="8" w:tentative="1">
+      <w:start w:val="1"/>
+      <w:numFmt w:val="bullet"/>
+      <w:lvlText w:val=""/>
+      <w:lvlJc w:val="left"/>
+      <w:pPr>
+        <w:tabs>
+          <w:tab w:val="num" w:pos="6480"/>
+        </w:tabs>
+        <w:ind w:left="6480" w:hanging="360"/>
+      </w:pPr>
+      <w:rPr>
+        <w:rFonts w:ascii="Wingdings" w:hAnsi="Wingdings" w:hint="default"/>
+        <w:sz w:val="20"/>
+      </w:rPr>
+    </w:lvl>
+  </w:abstractNum>
+  <w:abstractNum w:abstractNumId="5" w15:restartNumberingAfterBreak="0">
     <w:nsid w:val="10E30520"/>
     <w:multiLevelType w:val="multilevel"/>
     <w:tmpl w:val="983A747E"/>
@@ -3461,7 +6842,156 @@
       </w:rPr>
     </w:lvl>
   </w:abstractNum>
-  <w:abstractNum w:abstractNumId="2" w15:restartNumberingAfterBreak="0">
+  <w:abstractNum w:abstractNumId="6" w15:restartNumberingAfterBreak="0">
+    <w:nsid w:val="12130571"/>
+    <w:multiLevelType w:val="multilevel"/>
+    <w:tmpl w:val="C4962C08"/>
+    <w:lvl w:ilvl="0">
+      <w:start w:val="1"/>
+      <w:numFmt w:val="bullet"/>
+      <w:lvlText w:val=""/>
+      <w:lvlJc w:val="left"/>
+      <w:pPr>
+        <w:tabs>
+          <w:tab w:val="num" w:pos="720"/>
+        </w:tabs>
+        <w:ind w:left="720" w:hanging="360"/>
+      </w:pPr>
+      <w:rPr>
+        <w:rFonts w:ascii="Symbol" w:hAnsi="Symbol" w:hint="default"/>
+        <w:sz w:val="20"/>
+      </w:rPr>
+    </w:lvl>
+    <w:lvl w:ilvl="1" w:tentative="1">
+      <w:start w:val="1"/>
+      <w:numFmt w:val="bullet"/>
+      <w:lvlText w:val="o"/>
+      <w:lvlJc w:val="left"/>
+      <w:pPr>
+        <w:tabs>
+          <w:tab w:val="num" w:pos="1440"/>
+        </w:tabs>
+        <w:ind w:left="1440" w:hanging="360"/>
+      </w:pPr>
+      <w:rPr>
+        <w:rFonts w:ascii="Courier New" w:hAnsi="Courier New" w:hint="default"/>
+        <w:sz w:val="20"/>
+      </w:rPr>
+    </w:lvl>
+    <w:lvl w:ilvl="2" w:tentative="1">
+      <w:start w:val="1"/>
+      <w:numFmt w:val="bullet"/>
+      <w:lvlText w:val=""/>
+      <w:lvlJc w:val="left"/>
+      <w:pPr>
+        <w:tabs>
+          <w:tab w:val="num" w:pos="2160"/>
+        </w:tabs>
+        <w:ind w:left="2160" w:hanging="360"/>
+      </w:pPr>
+      <w:rPr>
+        <w:rFonts w:ascii="Wingdings" w:hAnsi="Wingdings" w:hint="default"/>
+        <w:sz w:val="20"/>
+      </w:rPr>
+    </w:lvl>
+    <w:lvl w:ilvl="3" w:tentative="1">
+      <w:start w:val="1"/>
+      <w:numFmt w:val="bullet"/>
+      <w:lvlText w:val=""/>
+      <w:lvlJc w:val="left"/>
+      <w:pPr>
+        <w:tabs>
+          <w:tab w:val="num" w:pos="2880"/>
+        </w:tabs>
+        <w:ind w:left="2880" w:hanging="360"/>
+      </w:pPr>
+      <w:rPr>
+        <w:rFonts w:ascii="Wingdings" w:hAnsi="Wingdings" w:hint="default"/>
+        <w:sz w:val="20"/>
+      </w:rPr>
+    </w:lvl>
+    <w:lvl w:ilvl="4" w:tentative="1">
+      <w:start w:val="1"/>
+      <w:numFmt w:val="bullet"/>
+      <w:lvlText w:val=""/>
+      <w:lvlJc w:val="left"/>
+      <w:pPr>
+        <w:tabs>
+          <w:tab w:val="num" w:pos="3600"/>
+        </w:tabs>
+        <w:ind w:left="3600" w:hanging="360"/>
+      </w:pPr>
+      <w:rPr>
+        <w:rFonts w:ascii="Wingdings" w:hAnsi="Wingdings" w:hint="default"/>
+        <w:sz w:val="20"/>
+      </w:rPr>
+    </w:lvl>
+    <w:lvl w:ilvl="5" w:tentative="1">
+      <w:start w:val="1"/>
+      <w:numFmt w:val="bullet"/>
+      <w:lvlText w:val=""/>
+      <w:lvlJc w:val="left"/>
+      <w:pPr>
+        <w:tabs>
+          <w:tab w:val="num" w:pos="4320"/>
+        </w:tabs>
+        <w:ind w:left="4320" w:hanging="360"/>
+      </w:pPr>
+      <w:rPr>
+        <w:rFonts w:ascii="Wingdings" w:hAnsi="Wingdings" w:hint="default"/>
+        <w:sz w:val="20"/>
+      </w:rPr>
+    </w:lvl>
+    <w:lvl w:ilvl="6" w:tentative="1">
+      <w:start w:val="1"/>
+      <w:numFmt w:val="bullet"/>
+      <w:lvlText w:val=""/>
+      <w:lvlJc w:val="left"/>
+      <w:pPr>
+        <w:tabs>
+          <w:tab w:val="num" w:pos="5040"/>
+        </w:tabs>
+        <w:ind w:left="5040" w:hanging="360"/>
+      </w:pPr>
+      <w:rPr>
+        <w:rFonts w:ascii="Wingdings" w:hAnsi="Wingdings" w:hint="default"/>
+        <w:sz w:val="20"/>
+      </w:rPr>
+    </w:lvl>
+    <w:lvl w:ilvl="7" w:tentative="1">
+      <w:start w:val="1"/>
+      <w:numFmt w:val="bullet"/>
+      <w:lvlText w:val=""/>
+      <w:lvlJc w:val="left"/>
+      <w:pPr>
+        <w:tabs>
+          <w:tab w:val="num" w:pos="5760"/>
+        </w:tabs>
+        <w:ind w:left="5760" w:hanging="360"/>
+      </w:pPr>
+      <w:rPr>
+        <w:rFonts w:ascii="Wingdings" w:hAnsi="Wingdings" w:hint="default"/>
+        <w:sz w:val="20"/>
+      </w:rPr>
+    </w:lvl>
+    <w:lvl w:ilvl="8" w:tentative="1">
+      <w:start w:val="1"/>
+      <w:numFmt w:val="bullet"/>
+      <w:lvlText w:val=""/>
+      <w:lvlJc w:val="left"/>
+      <w:pPr>
+        <w:tabs>
+          <w:tab w:val="num" w:pos="6480"/>
+        </w:tabs>
+        <w:ind w:left="6480" w:hanging="360"/>
+      </w:pPr>
+      <w:rPr>
+        <w:rFonts w:ascii="Wingdings" w:hAnsi="Wingdings" w:hint="default"/>
+        <w:sz w:val="20"/>
+      </w:rPr>
+    </w:lvl>
+  </w:abstractNum>
+  <w:abstractNum w:abstractNumId="7" w15:restartNumberingAfterBreak="0">
     <w:nsid w:val="14820394"/>
     <w:multiLevelType w:val="multilevel"/>
     <w:tmpl w:val="D1E8511E"/>
@@ -3610,7 +7140,7 @@
       </w:rPr>
     </w:lvl>
   </w:abstractNum>
-  <w:abstractNum w:abstractNumId="3" w15:restartNumberingAfterBreak="0">
+  <w:abstractNum w:abstractNumId="8" w15:restartNumberingAfterBreak="0">
     <w:nsid w:val="154D5A4B"/>
     <w:multiLevelType w:val="multilevel"/>
     <w:tmpl w:val="704A3EFC"/>
@@ -3759,7 +7289,156 @@
       </w:rPr>
     </w:lvl>
   </w:abstractNum>
-  <w:abstractNum w:abstractNumId="4" w15:restartNumberingAfterBreak="0">
+  <w:abstractNum w:abstractNumId="9" w15:restartNumberingAfterBreak="0">
+    <w:nsid w:val="187F797B"/>
+    <w:multiLevelType w:val="multilevel"/>
+    <w:tmpl w:val="5590D4A4"/>
+    <w:lvl w:ilvl="0">
+      <w:start w:val="1"/>
+      <w:numFmt w:val="bullet"/>
+      <w:lvlText w:val=""/>
+      <w:lvlJc w:val="left"/>
+      <w:pPr>
+        <w:tabs>
+          <w:tab w:val="num" w:pos="720"/>
+        </w:tabs>
+        <w:ind w:left="720" w:hanging="360"/>
+      </w:pPr>
+      <w:rPr>
+        <w:rFonts w:ascii="Symbol" w:hAnsi="Symbol" w:hint="default"/>
+        <w:sz w:val="20"/>
+      </w:rPr>
+    </w:lvl>
+    <w:lvl w:ilvl="1" w:tentative="1">
+      <w:start w:val="1"/>
+      <w:numFmt w:val="bullet"/>
+      <w:lvlText w:val="o"/>
+      <w:lvlJc w:val="left"/>
+      <w:pPr>
+        <w:tabs>
+          <w:tab w:val="num" w:pos="1440"/>
+        </w:tabs>
+        <w:ind w:left="1440" w:hanging="360"/>
+      </w:pPr>
+      <w:rPr>
+        <w:rFonts w:ascii="Courier New" w:hAnsi="Courier New" w:hint="default"/>
+        <w:sz w:val="20"/>
+      </w:rPr>
+    </w:lvl>
+    <w:lvl w:ilvl="2" w:tentative="1">
+      <w:start w:val="1"/>
+      <w:numFmt w:val="bullet"/>
+      <w:lvlText w:val=""/>
+      <w:lvlJc w:val="left"/>
+      <w:pPr>
+        <w:tabs>
+          <w:tab w:val="num" w:pos="2160"/>
+        </w:tabs>
+        <w:ind w:left="2160" w:hanging="360"/>
+      </w:pPr>
+      <w:rPr>
+        <w:rFonts w:ascii="Wingdings" w:hAnsi="Wingdings" w:hint="default"/>
+        <w:sz w:val="20"/>
+      </w:rPr>
+    </w:lvl>
+    <w:lvl w:ilvl="3" w:tentative="1">
+      <w:start w:val="1"/>
+      <w:numFmt w:val="bullet"/>
+      <w:lvlText w:val=""/>
+      <w:lvlJc w:val="left"/>
+      <w:pPr>
+        <w:tabs>
+          <w:tab w:val="num" w:pos="2880"/>
+        </w:tabs>
+        <w:ind w:left="2880" w:hanging="360"/>
+      </w:pPr>
+      <w:rPr>
+        <w:rFonts w:ascii="Wingdings" w:hAnsi="Wingdings" w:hint="default"/>
+        <w:sz w:val="20"/>
+      </w:rPr>
+    </w:lvl>
+    <w:lvl w:ilvl="4" w:tentative="1">
+      <w:start w:val="1"/>
+      <w:numFmt w:val="bullet"/>
+      <w:lvlText w:val=""/>
+      <w:lvlJc w:val="left"/>
+      <w:pPr>
+        <w:tabs>
+          <w:tab w:val="num" w:pos="3600"/>
+        </w:tabs>
+        <w:ind w:left="3600" w:hanging="360"/>
+      </w:pPr>
+      <w:rPr>
+        <w:rFonts w:ascii="Wingdings" w:hAnsi="Wingdings" w:hint="default"/>
+        <w:sz w:val="20"/>
+      </w:rPr>
+    </w:lvl>
+    <w:lvl w:ilvl="5" w:tentative="1">
+      <w:start w:val="1"/>
+      <w:numFmt w:val="bullet"/>
+      <w:lvlText w:val=""/>
+      <w:lvlJc w:val="left"/>
+      <w:pPr>
+        <w:tabs>
+          <w:tab w:val="num" w:pos="4320"/>
+        </w:tabs>
+        <w:ind w:left="4320" w:hanging="360"/>
+      </w:pPr>
+      <w:rPr>
+        <w:rFonts w:ascii="Wingdings" w:hAnsi="Wingdings" w:hint="default"/>
+        <w:sz w:val="20"/>
+      </w:rPr>
+    </w:lvl>
+    <w:lvl w:ilvl="6" w:tentative="1">
+      <w:start w:val="1"/>
+      <w:numFmt w:val="bullet"/>
+      <w:lvlText w:val=""/>
+      <w:lvlJc w:val="left"/>
+      <w:pPr>
+        <w:tabs>
+          <w:tab w:val="num" w:pos="5040"/>
+        </w:tabs>
+        <w:ind w:left="5040" w:hanging="360"/>
+      </w:pPr>
+      <w:rPr>
+        <w:rFonts w:ascii="Wingdings" w:hAnsi="Wingdings" w:hint="default"/>
+        <w:sz w:val="20"/>
+      </w:rPr>
+    </w:lvl>
+    <w:lvl w:ilvl="7" w:tentative="1">
+      <w:start w:val="1"/>
+      <w:numFmt w:val="bullet"/>
+      <w:lvlText w:val=""/>
+      <w:lvlJc w:val="left"/>
+      <w:pPr>
+        <w:tabs>
+          <w:tab w:val="num" w:pos="5760"/>
+        </w:tabs>
+        <w:ind w:left="5760" w:hanging="360"/>
+      </w:pPr>
+      <w:rPr>
+        <w:rFonts w:ascii="Wingdings" w:hAnsi="Wingdings" w:hint="default"/>
+        <w:sz w:val="20"/>
+      </w:rPr>
+    </w:lvl>
+    <w:lvl w:ilvl="8" w:tentative="1">
+      <w:start w:val="1"/>
+      <w:numFmt w:val="bullet"/>
+      <w:lvlText w:val=""/>
+      <w:lvlJc w:val="left"/>
+      <w:pPr>
+        <w:tabs>
+          <w:tab w:val="num" w:pos="6480"/>
+        </w:tabs>
+        <w:ind w:left="6480" w:hanging="360"/>
+      </w:pPr>
+      <w:rPr>
+        <w:rFonts w:ascii="Wingdings" w:hAnsi="Wingdings" w:hint="default"/>
+        <w:sz w:val="20"/>
+      </w:rPr>
+    </w:lvl>
+  </w:abstractNum>
+  <w:abstractNum w:abstractNumId="10" w15:restartNumberingAfterBreak="0">
     <w:nsid w:val="210F0537"/>
     <w:multiLevelType w:val="multilevel"/>
     <w:tmpl w:val="A0ECF204"/>
@@ -3908,7 +7587,603 @@
       </w:rPr>
     </w:lvl>
   </w:abstractNum>
-  <w:abstractNum w:abstractNumId="5" w15:restartNumberingAfterBreak="0">
+  <w:abstractNum w:abstractNumId="11" w15:restartNumberingAfterBreak="0">
+    <w:nsid w:val="212C577E"/>
+    <w:multiLevelType w:val="multilevel"/>
+    <w:tmpl w:val="8188C09E"/>
+    <w:lvl w:ilvl="0">
+      <w:start w:val="1"/>
+      <w:numFmt w:val="bullet"/>
+      <w:lvlText w:val=""/>
+      <w:lvlJc w:val="left"/>
+      <w:pPr>
+        <w:tabs>
+          <w:tab w:val="num" w:pos="720"/>
+        </w:tabs>
+        <w:ind w:left="720" w:hanging="360"/>
+      </w:pPr>
+      <w:rPr>
+        <w:rFonts w:ascii="Symbol" w:hAnsi="Symbol" w:hint="default"/>
+        <w:sz w:val="20"/>
+      </w:rPr>
+    </w:lvl>
+    <w:lvl w:ilvl="1" w:tentative="1">
+      <w:start w:val="1"/>
+      <w:numFmt w:val="bullet"/>
+      <w:lvlText w:val="o"/>
+      <w:lvlJc w:val="left"/>
+      <w:pPr>
+        <w:tabs>
+          <w:tab w:val="num" w:pos="1440"/>
+        </w:tabs>
+        <w:ind w:left="1440" w:hanging="360"/>
+      </w:pPr>
+      <w:rPr>
+        <w:rFonts w:ascii="Courier New" w:hAnsi="Courier New" w:hint="default"/>
+        <w:sz w:val="20"/>
+      </w:rPr>
+    </w:lvl>
+    <w:lvl w:ilvl="2" w:tentative="1">
+      <w:start w:val="1"/>
+      <w:numFmt w:val="bullet"/>
+      <w:lvlText w:val=""/>
+      <w:lvlJc w:val="left"/>
+      <w:pPr>
+        <w:tabs>
+          <w:tab w:val="num" w:pos="2160"/>
+        </w:tabs>
+        <w:ind w:left="2160" w:hanging="360"/>
+      </w:pPr>
+      <w:rPr>
+        <w:rFonts w:ascii="Wingdings" w:hAnsi="Wingdings" w:hint="default"/>
+        <w:sz w:val="20"/>
+      </w:rPr>
+    </w:lvl>
+    <w:lvl w:ilvl="3" w:tentative="1">
+      <w:start w:val="1"/>
+      <w:numFmt w:val="bullet"/>
+      <w:lvlText w:val=""/>
+      <w:lvlJc w:val="left"/>
+      <w:pPr>
+        <w:tabs>
+          <w:tab w:val="num" w:pos="2880"/>
+        </w:tabs>
+        <w:ind w:left="2880" w:hanging="360"/>
+      </w:pPr>
+      <w:rPr>
+        <w:rFonts w:ascii="Wingdings" w:hAnsi="Wingdings" w:hint="default"/>
+        <w:sz w:val="20"/>
+      </w:rPr>
+    </w:lvl>
+    <w:lvl w:ilvl="4" w:tentative="1">
+      <w:start w:val="1"/>
+      <w:numFmt w:val="bullet"/>
+      <w:lvlText w:val=""/>
+      <w:lvlJc w:val="left"/>
+      <w:pPr>
+        <w:tabs>
+          <w:tab w:val="num" w:pos="3600"/>
+        </w:tabs>
+        <w:ind w:left="3600" w:hanging="360"/>
+      </w:pPr>
+      <w:rPr>
+        <w:rFonts w:ascii="Wingdings" w:hAnsi="Wingdings" w:hint="default"/>
+        <w:sz w:val="20"/>
+      </w:rPr>
+    </w:lvl>
+    <w:lvl w:ilvl="5" w:tentative="1">
+      <w:start w:val="1"/>
+      <w:numFmt w:val="bullet"/>
+      <w:lvlText w:val=""/>
+      <w:lvlJc w:val="left"/>
+      <w:pPr>
+        <w:tabs>
+          <w:tab w:val="num" w:pos="4320"/>
+        </w:tabs>
+        <w:ind w:left="4320" w:hanging="360"/>
+      </w:pPr>
+      <w:rPr>
+        <w:rFonts w:ascii="Wingdings" w:hAnsi="Wingdings" w:hint="default"/>
+        <w:sz w:val="20"/>
+      </w:rPr>
+    </w:lvl>
+    <w:lvl w:ilvl="6" w:tentative="1">
+      <w:start w:val="1"/>
+      <w:numFmt w:val="bullet"/>
+      <w:lvlText w:val=""/>
+      <w:lvlJc w:val="left"/>
+      <w:pPr>
+        <w:tabs>
+          <w:tab w:val="num" w:pos="5040"/>
+        </w:tabs>
+        <w:ind w:left="5040" w:hanging="360"/>
+      </w:pPr>
+      <w:rPr>
+        <w:rFonts w:ascii="Wingdings" w:hAnsi="Wingdings" w:hint="default"/>
+        <w:sz w:val="20"/>
+      </w:rPr>
+    </w:lvl>
+    <w:lvl w:ilvl="7" w:tentative="1">
+      <w:start w:val="1"/>
+      <w:numFmt w:val="bullet"/>
+      <w:lvlText w:val=""/>
+      <w:lvlJc w:val="left"/>
+      <w:pPr>
+        <w:tabs>
+          <w:tab w:val="num" w:pos="5760"/>
+        </w:tabs>
+        <w:ind w:left="5760" w:hanging="360"/>
+      </w:pPr>
+      <w:rPr>
+        <w:rFonts w:ascii="Wingdings" w:hAnsi="Wingdings" w:hint="default"/>
+        <w:sz w:val="20"/>
+      </w:rPr>
+    </w:lvl>
+    <w:lvl w:ilvl="8" w:tentative="1">
+      <w:start w:val="1"/>
+      <w:numFmt w:val="bullet"/>
+      <w:lvlText w:val=""/>
+      <w:lvlJc w:val="left"/>
+      <w:pPr>
+        <w:tabs>
+          <w:tab w:val="num" w:pos="6480"/>
+        </w:tabs>
+        <w:ind w:left="6480" w:hanging="360"/>
+      </w:pPr>
+      <w:rPr>
+        <w:rFonts w:ascii="Wingdings" w:hAnsi="Wingdings" w:hint="default"/>
+        <w:sz w:val="20"/>
+      </w:rPr>
+    </w:lvl>
+  </w:abstractNum>
+  <w:abstractNum w:abstractNumId="12" w15:restartNumberingAfterBreak="0">
+    <w:nsid w:val="25FF6167"/>
+    <w:multiLevelType w:val="multilevel"/>
+    <w:tmpl w:val="07269BC0"/>
+    <w:lvl w:ilvl="0">
+      <w:start w:val="1"/>
+      <w:numFmt w:val="bullet"/>
+      <w:lvlText w:val=""/>
+      <w:lvlJc w:val="left"/>
+      <w:pPr>
+        <w:tabs>
+          <w:tab w:val="num" w:pos="720"/>
+        </w:tabs>
+        <w:ind w:left="720" w:hanging="360"/>
+      </w:pPr>
+      <w:rPr>
+        <w:rFonts w:ascii="Symbol" w:hAnsi="Symbol" w:hint="default"/>
+        <w:sz w:val="20"/>
+      </w:rPr>
+    </w:lvl>
+    <w:lvl w:ilvl="1" w:tentative="1">
+      <w:start w:val="1"/>
+      <w:numFmt w:val="bullet"/>
+      <w:lvlText w:val="o"/>
+      <w:lvlJc w:val="left"/>
+      <w:pPr>
+        <w:tabs>
+          <w:tab w:val="num" w:pos="1440"/>
+        </w:tabs>
+        <w:ind w:left="1440" w:hanging="360"/>
+      </w:pPr>
+      <w:rPr>
+        <w:rFonts w:ascii="Courier New" w:hAnsi="Courier New" w:hint="default"/>
+        <w:sz w:val="20"/>
+      </w:rPr>
+    </w:lvl>
+    <w:lvl w:ilvl="2" w:tentative="1">
+      <w:start w:val="1"/>
+      <w:numFmt w:val="bullet"/>
+      <w:lvlText w:val=""/>
+      <w:lvlJc w:val="left"/>
+      <w:pPr>
+        <w:tabs>
+          <w:tab w:val="num" w:pos="2160"/>
+        </w:tabs>
+        <w:ind w:left="2160" w:hanging="360"/>
+      </w:pPr>
+      <w:rPr>
+        <w:rFonts w:ascii="Wingdings" w:hAnsi="Wingdings" w:hint="default"/>
+        <w:sz w:val="20"/>
+      </w:rPr>
+    </w:lvl>
+    <w:lvl w:ilvl="3" w:tentative="1">
+      <w:start w:val="1"/>
+      <w:numFmt w:val="bullet"/>
+      <w:lvlText w:val=""/>
+      <w:lvlJc w:val="left"/>
+      <w:pPr>
+        <w:tabs>
+          <w:tab w:val="num" w:pos="2880"/>
+        </w:tabs>
+        <w:ind w:left="2880" w:hanging="360"/>
+      </w:pPr>
+      <w:rPr>
+        <w:rFonts w:ascii="Wingdings" w:hAnsi="Wingdings" w:hint="default"/>
+        <w:sz w:val="20"/>
+      </w:rPr>
+    </w:lvl>
+    <w:lvl w:ilvl="4" w:tentative="1">
+      <w:start w:val="1"/>
+      <w:numFmt w:val="bullet"/>
+      <w:lvlText w:val=""/>
+      <w:lvlJc w:val="left"/>
+      <w:pPr>
+        <w:tabs>
+          <w:tab w:val="num" w:pos="3600"/>
+        </w:tabs>
+        <w:ind w:left="3600" w:hanging="360"/>
+      </w:pPr>
+      <w:rPr>
+        <w:rFonts w:ascii="Wingdings" w:hAnsi="Wingdings" w:hint="default"/>
+        <w:sz w:val="20"/>
+      </w:rPr>
+    </w:lvl>
+    <w:lvl w:ilvl="5" w:tentative="1">
+      <w:start w:val="1"/>
+      <w:numFmt w:val="bullet"/>
+      <w:lvlText w:val=""/>
+      <w:lvlJc w:val="left"/>
+      <w:pPr>
+        <w:tabs>
+          <w:tab w:val="num" w:pos="4320"/>
+        </w:tabs>
+        <w:ind w:left="4320" w:hanging="360"/>
+      </w:pPr>
+      <w:rPr>
+        <w:rFonts w:ascii="Wingdings" w:hAnsi="Wingdings" w:hint="default"/>
+        <w:sz w:val="20"/>
+      </w:rPr>
+    </w:lvl>
+    <w:lvl w:ilvl="6" w:tentative="1">
+      <w:start w:val="1"/>
+      <w:numFmt w:val="bullet"/>
+      <w:lvlText w:val=""/>
+      <w:lvlJc w:val="left"/>
+      <w:pPr>
+        <w:tabs>
+          <w:tab w:val="num" w:pos="5040"/>
+        </w:tabs>
+        <w:ind w:left="5040" w:hanging="360"/>
+      </w:pPr>
+      <w:rPr>
+        <w:rFonts w:ascii="Wingdings" w:hAnsi="Wingdings" w:hint="default"/>
+        <w:sz w:val="20"/>
+      </w:rPr>
+    </w:lvl>
+    <w:lvl w:ilvl="7" w:tentative="1">
+      <w:start w:val="1"/>
+      <w:numFmt w:val="bullet"/>
+      <w:lvlText w:val=""/>
+      <w:lvlJc w:val="left"/>
+      <w:pPr>
+        <w:tabs>
+          <w:tab w:val="num" w:pos="5760"/>
+        </w:tabs>
+        <w:ind w:left="5760" w:hanging="360"/>
+      </w:pPr>
+      <w:rPr>
+        <w:rFonts w:ascii="Wingdings" w:hAnsi="Wingdings" w:hint="default"/>
+        <w:sz w:val="20"/>
+      </w:rPr>
+    </w:lvl>
+    <w:lvl w:ilvl="8" w:tentative="1">
+      <w:start w:val="1"/>
+      <w:numFmt w:val="bullet"/>
+      <w:lvlText w:val=""/>
+      <w:lvlJc w:val="left"/>
+      <w:pPr>
+        <w:tabs>
+          <w:tab w:val="num" w:pos="6480"/>
+        </w:tabs>
+        <w:ind w:left="6480" w:hanging="360"/>
+      </w:pPr>
+      <w:rPr>
+        <w:rFonts w:ascii="Wingdings" w:hAnsi="Wingdings" w:hint="default"/>
+        <w:sz w:val="20"/>
+      </w:rPr>
+    </w:lvl>
+  </w:abstractNum>
+  <w:abstractNum w:abstractNumId="13" w15:restartNumberingAfterBreak="0">
+    <w:nsid w:val="26500B61"/>
+    <w:multiLevelType w:val="multilevel"/>
+    <w:tmpl w:val="74705952"/>
+    <w:lvl w:ilvl="0">
+      <w:start w:val="1"/>
+      <w:numFmt w:val="bullet"/>
+      <w:lvlText w:val=""/>
+      <w:lvlJc w:val="left"/>
+      <w:pPr>
+        <w:tabs>
+          <w:tab w:val="num" w:pos="720"/>
+        </w:tabs>
+        <w:ind w:left="720" w:hanging="360"/>
+      </w:pPr>
+      <w:rPr>
+        <w:rFonts w:ascii="Symbol" w:hAnsi="Symbol" w:hint="default"/>
+        <w:sz w:val="20"/>
+      </w:rPr>
+    </w:lvl>
+    <w:lvl w:ilvl="1" w:tentative="1">
+      <w:start w:val="1"/>
+      <w:numFmt w:val="bullet"/>
+      <w:lvlText w:val="o"/>
+      <w:lvlJc w:val="left"/>
+      <w:pPr>
+        <w:tabs>
+          <w:tab w:val="num" w:pos="1440"/>
+        </w:tabs>
+        <w:ind w:left="1440" w:hanging="360"/>
+      </w:pPr>
+      <w:rPr>
+        <w:rFonts w:ascii="Courier New" w:hAnsi="Courier New" w:hint="default"/>
+        <w:sz w:val="20"/>
+      </w:rPr>
+    </w:lvl>
+    <w:lvl w:ilvl="2" w:tentative="1">
+      <w:start w:val="1"/>
+      <w:numFmt w:val="bullet"/>
+      <w:lvlText w:val=""/>
+      <w:lvlJc w:val="left"/>
+      <w:pPr>
+        <w:tabs>
+          <w:tab w:val="num" w:pos="2160"/>
+        </w:tabs>
+        <w:ind w:left="2160" w:hanging="360"/>
+      </w:pPr>
+      <w:rPr>
+        <w:rFonts w:ascii="Wingdings" w:hAnsi="Wingdings" w:hint="default"/>
+        <w:sz w:val="20"/>
+      </w:rPr>
+    </w:lvl>
+    <w:lvl w:ilvl="3" w:tentative="1">
+      <w:start w:val="1"/>
+      <w:numFmt w:val="bullet"/>
+      <w:lvlText w:val=""/>
+      <w:lvlJc w:val="left"/>
+      <w:pPr>
+        <w:tabs>
+          <w:tab w:val="num" w:pos="2880"/>
+        </w:tabs>
+        <w:ind w:left="2880" w:hanging="360"/>
+      </w:pPr>
+      <w:rPr>
+        <w:rFonts w:ascii="Wingdings" w:hAnsi="Wingdings" w:hint="default"/>
+        <w:sz w:val="20"/>
+      </w:rPr>
+    </w:lvl>
+    <w:lvl w:ilvl="4" w:tentative="1">
+      <w:start w:val="1"/>
+      <w:numFmt w:val="bullet"/>
+      <w:lvlText w:val=""/>
+      <w:lvlJc w:val="left"/>
+      <w:pPr>
+        <w:tabs>
+          <w:tab w:val="num" w:pos="3600"/>
+        </w:tabs>
+        <w:ind w:left="3600" w:hanging="360"/>
+      </w:pPr>
+      <w:rPr>
+        <w:rFonts w:ascii="Wingdings" w:hAnsi="Wingdings" w:hint="default"/>
+        <w:sz w:val="20"/>
+      </w:rPr>
+    </w:lvl>
+    <w:lvl w:ilvl="5" w:tentative="1">
+      <w:start w:val="1"/>
+      <w:numFmt w:val="bullet"/>
+      <w:lvlText w:val=""/>
+      <w:lvlJc w:val="left"/>
+      <w:pPr>
+        <w:tabs>
+          <w:tab w:val="num" w:pos="4320"/>
+        </w:tabs>
+        <w:ind w:left="4320" w:hanging="360"/>
+      </w:pPr>
+      <w:rPr>
+        <w:rFonts w:ascii="Wingdings" w:hAnsi="Wingdings" w:hint="default"/>
+        <w:sz w:val="20"/>
+      </w:rPr>
+    </w:lvl>
+    <w:lvl w:ilvl="6" w:tentative="1">
+      <w:start w:val="1"/>
+      <w:numFmt w:val="bullet"/>
+      <w:lvlText w:val=""/>
+      <w:lvlJc w:val="left"/>
+      <w:pPr>
+        <w:tabs>
+          <w:tab w:val="num" w:pos="5040"/>
+        </w:tabs>
+        <w:ind w:left="5040" w:hanging="360"/>
+      </w:pPr>
+      <w:rPr>
+        <w:rFonts w:ascii="Wingdings" w:hAnsi="Wingdings" w:hint="default"/>
+        <w:sz w:val="20"/>
+      </w:rPr>
+    </w:lvl>
+    <w:lvl w:ilvl="7" w:tentative="1">
+      <w:start w:val="1"/>
+      <w:numFmt w:val="bullet"/>
+      <w:lvlText w:val=""/>
+      <w:lvlJc w:val="left"/>
+      <w:pPr>
+        <w:tabs>
+          <w:tab w:val="num" w:pos="5760"/>
+        </w:tabs>
+        <w:ind w:left="5760" w:hanging="360"/>
+      </w:pPr>
+      <w:rPr>
+        <w:rFonts w:ascii="Wingdings" w:hAnsi="Wingdings" w:hint="default"/>
+        <w:sz w:val="20"/>
+      </w:rPr>
+    </w:lvl>
+    <w:lvl w:ilvl="8" w:tentative="1">
+      <w:start w:val="1"/>
+      <w:numFmt w:val="bullet"/>
+      <w:lvlText w:val=""/>
+      <w:lvlJc w:val="left"/>
+      <w:pPr>
+        <w:tabs>
+          <w:tab w:val="num" w:pos="6480"/>
+        </w:tabs>
+        <w:ind w:left="6480" w:hanging="360"/>
+      </w:pPr>
+      <w:rPr>
+        <w:rFonts w:ascii="Wingdings" w:hAnsi="Wingdings" w:hint="default"/>
+        <w:sz w:val="20"/>
+      </w:rPr>
+    </w:lvl>
+  </w:abstractNum>
+  <w:abstractNum w:abstractNumId="14" w15:restartNumberingAfterBreak="0">
+    <w:nsid w:val="27360E86"/>
+    <w:multiLevelType w:val="multilevel"/>
+    <w:tmpl w:val="A570467A"/>
+    <w:lvl w:ilvl="0">
+      <w:start w:val="1"/>
+      <w:numFmt w:val="bullet"/>
+      <w:lvlText w:val=""/>
+      <w:lvlJc w:val="left"/>
+      <w:pPr>
+        <w:tabs>
+          <w:tab w:val="num" w:pos="720"/>
+        </w:tabs>
+        <w:ind w:left="720" w:hanging="360"/>
+      </w:pPr>
+      <w:rPr>
+        <w:rFonts w:ascii="Symbol" w:hAnsi="Symbol" w:hint="default"/>
+        <w:sz w:val="20"/>
+      </w:rPr>
+    </w:lvl>
+    <w:lvl w:ilvl="1" w:tentative="1">
+      <w:start w:val="1"/>
+      <w:numFmt w:val="bullet"/>
+      <w:lvlText w:val="o"/>
+      <w:lvlJc w:val="left"/>
+      <w:pPr>
+        <w:tabs>
+          <w:tab w:val="num" w:pos="1440"/>
+        </w:tabs>
+        <w:ind w:left="1440" w:hanging="360"/>
+      </w:pPr>
+      <w:rPr>
+        <w:rFonts w:ascii="Courier New" w:hAnsi="Courier New" w:hint="default"/>
+        <w:sz w:val="20"/>
+      </w:rPr>
+    </w:lvl>
+    <w:lvl w:ilvl="2" w:tentative="1">
+      <w:start w:val="1"/>
+      <w:numFmt w:val="bullet"/>
+      <w:lvlText w:val=""/>
+      <w:lvlJc w:val="left"/>
+      <w:pPr>
+        <w:tabs>
+          <w:tab w:val="num" w:pos="2160"/>
+        </w:tabs>
+        <w:ind w:left="2160" w:hanging="360"/>
+      </w:pPr>
+      <w:rPr>
+        <w:rFonts w:ascii="Wingdings" w:hAnsi="Wingdings" w:hint="default"/>
+        <w:sz w:val="20"/>
+      </w:rPr>
+    </w:lvl>
+    <w:lvl w:ilvl="3" w:tentative="1">
+      <w:start w:val="1"/>
+      <w:numFmt w:val="bullet"/>
+      <w:lvlText w:val=""/>
+      <w:lvlJc w:val="left"/>
+      <w:pPr>
+        <w:tabs>
+          <w:tab w:val="num" w:pos="2880"/>
+        </w:tabs>
+        <w:ind w:left="2880" w:hanging="360"/>
+      </w:pPr>
+      <w:rPr>
+        <w:rFonts w:ascii="Wingdings" w:hAnsi="Wingdings" w:hint="default"/>
+        <w:sz w:val="20"/>
+      </w:rPr>
+    </w:lvl>
+    <w:lvl w:ilvl="4" w:tentative="1">
+      <w:start w:val="1"/>
+      <w:numFmt w:val="bullet"/>
+      <w:lvlText w:val=""/>
+      <w:lvlJc w:val="left"/>
+      <w:pPr>
+        <w:tabs>
+          <w:tab w:val="num" w:pos="3600"/>
+        </w:tabs>
+        <w:ind w:left="3600" w:hanging="360"/>
+      </w:pPr>
+      <w:rPr>
+        <w:rFonts w:ascii="Wingdings" w:hAnsi="Wingdings" w:hint="default"/>
+        <w:sz w:val="20"/>
+      </w:rPr>
+    </w:lvl>
+    <w:lvl w:ilvl="5" w:tentative="1">
+      <w:start w:val="1"/>
+      <w:numFmt w:val="bullet"/>
+      <w:lvlText w:val=""/>
+      <w:lvlJc w:val="left"/>
+      <w:pPr>
+        <w:tabs>
+          <w:tab w:val="num" w:pos="4320"/>
+        </w:tabs>
+        <w:ind w:left="4320" w:hanging="360"/>
+      </w:pPr>
+      <w:rPr>
+        <w:rFonts w:ascii="Wingdings" w:hAnsi="Wingdings" w:hint="default"/>
+        <w:sz w:val="20"/>
+      </w:rPr>
+    </w:lvl>
+    <w:lvl w:ilvl="6" w:tentative="1">
+      <w:start w:val="1"/>
+      <w:numFmt w:val="bullet"/>
+      <w:lvlText w:val=""/>
+      <w:lvlJc w:val="left"/>
+      <w:pPr>
+        <w:tabs>
+          <w:tab w:val="num" w:pos="5040"/>
+        </w:tabs>
+        <w:ind w:left="5040" w:hanging="360"/>
+      </w:pPr>
+      <w:rPr>
+        <w:rFonts w:ascii="Wingdings" w:hAnsi="Wingdings" w:hint="default"/>
+        <w:sz w:val="20"/>
+      </w:rPr>
+    </w:lvl>
+    <w:lvl w:ilvl="7" w:tentative="1">
+      <w:start w:val="1"/>
+      <w:numFmt w:val="bullet"/>
+      <w:lvlText w:val=""/>
+      <w:lvlJc w:val="left"/>
+      <w:pPr>
+        <w:tabs>
+          <w:tab w:val="num" w:pos="5760"/>
+        </w:tabs>
+        <w:ind w:left="5760" w:hanging="360"/>
+      </w:pPr>
+      <w:rPr>
+        <w:rFonts w:ascii="Wingdings" w:hAnsi="Wingdings" w:hint="default"/>
+        <w:sz w:val="20"/>
+      </w:rPr>
+    </w:lvl>
+    <w:lvl w:ilvl="8" w:tentative="1">
+      <w:start w:val="1"/>
+      <w:numFmt w:val="bullet"/>
+      <w:lvlText w:val=""/>
+      <w:lvlJc w:val="left"/>
+      <w:pPr>
+        <w:tabs>
+          <w:tab w:val="num" w:pos="6480"/>
+        </w:tabs>
+        <w:ind w:left="6480" w:hanging="360"/>
+      </w:pPr>
+      <w:rPr>
+        <w:rFonts w:ascii="Wingdings" w:hAnsi="Wingdings" w:hint="default"/>
+        <w:sz w:val="20"/>
+      </w:rPr>
+    </w:lvl>
+  </w:abstractNum>
+  <w:abstractNum w:abstractNumId="15" w15:restartNumberingAfterBreak="0">
     <w:nsid w:val="286E33B6"/>
     <w:multiLevelType w:val="multilevel"/>
     <w:tmpl w:val="163A1476"/>
@@ -4057,7 +8332,156 @@
       </w:rPr>
     </w:lvl>
   </w:abstractNum>
-  <w:abstractNum w:abstractNumId="6" w15:restartNumberingAfterBreak="0">
+  <w:abstractNum w:abstractNumId="16" w15:restartNumberingAfterBreak="0">
+    <w:nsid w:val="300B64C2"/>
+    <w:multiLevelType w:val="multilevel"/>
+    <w:tmpl w:val="5BA08124"/>
+    <w:lvl w:ilvl="0">
+      <w:start w:val="1"/>
+      <w:numFmt w:val="bullet"/>
+      <w:lvlText w:val=""/>
+      <w:lvlJc w:val="left"/>
+      <w:pPr>
+        <w:tabs>
+          <w:tab w:val="num" w:pos="720"/>
+        </w:tabs>
+        <w:ind w:left="720" w:hanging="360"/>
+      </w:pPr>
+      <w:rPr>
+        <w:rFonts w:ascii="Symbol" w:hAnsi="Symbol" w:hint="default"/>
+        <w:sz w:val="20"/>
+      </w:rPr>
+    </w:lvl>
+    <w:lvl w:ilvl="1" w:tentative="1">
+      <w:start w:val="1"/>
+      <w:numFmt w:val="bullet"/>
+      <w:lvlText w:val="o"/>
+      <w:lvlJc w:val="left"/>
+      <w:pPr>
+        <w:tabs>
+          <w:tab w:val="num" w:pos="1440"/>
+        </w:tabs>
+        <w:ind w:left="1440" w:hanging="360"/>
+      </w:pPr>
+      <w:rPr>
+        <w:rFonts w:ascii="Courier New" w:hAnsi="Courier New" w:hint="default"/>
+        <w:sz w:val="20"/>
+      </w:rPr>
+    </w:lvl>
+    <w:lvl w:ilvl="2" w:tentative="1">
+      <w:start w:val="1"/>
+      <w:numFmt w:val="bullet"/>
+      <w:lvlText w:val=""/>
+      <w:lvlJc w:val="left"/>
+      <w:pPr>
+        <w:tabs>
+          <w:tab w:val="num" w:pos="2160"/>
+        </w:tabs>
+        <w:ind w:left="2160" w:hanging="360"/>
+      </w:pPr>
+      <w:rPr>
+        <w:rFonts w:ascii="Wingdings" w:hAnsi="Wingdings" w:hint="default"/>
+        <w:sz w:val="20"/>
+      </w:rPr>
+    </w:lvl>
+    <w:lvl w:ilvl="3" w:tentative="1">
+      <w:start w:val="1"/>
+      <w:numFmt w:val="bullet"/>
+      <w:lvlText w:val=""/>
+      <w:lvlJc w:val="left"/>
+      <w:pPr>
+        <w:tabs>
+          <w:tab w:val="num" w:pos="2880"/>
+        </w:tabs>
+        <w:ind w:left="2880" w:hanging="360"/>
+      </w:pPr>
+      <w:rPr>
+        <w:rFonts w:ascii="Wingdings" w:hAnsi="Wingdings" w:hint="default"/>
+        <w:sz w:val="20"/>
+      </w:rPr>
+    </w:lvl>
+    <w:lvl w:ilvl="4" w:tentative="1">
+      <w:start w:val="1"/>
+      <w:numFmt w:val="bullet"/>
+      <w:lvlText w:val=""/>
+      <w:lvlJc w:val="left"/>
+      <w:pPr>
+        <w:tabs>
+          <w:tab w:val="num" w:pos="3600"/>
+        </w:tabs>
+        <w:ind w:left="3600" w:hanging="360"/>
+      </w:pPr>
+      <w:rPr>
+        <w:rFonts w:ascii="Wingdings" w:hAnsi="Wingdings" w:hint="default"/>
+        <w:sz w:val="20"/>
+      </w:rPr>
+    </w:lvl>
+    <w:lvl w:ilvl="5" w:tentative="1">
+      <w:start w:val="1"/>
+      <w:numFmt w:val="bullet"/>
+      <w:lvlText w:val=""/>
+      <w:lvlJc w:val="left"/>
+      <w:pPr>
+        <w:tabs>
+          <w:tab w:val="num" w:pos="4320"/>
+        </w:tabs>
+        <w:ind w:left="4320" w:hanging="360"/>
+      </w:pPr>
+      <w:rPr>
+        <w:rFonts w:ascii="Wingdings" w:hAnsi="Wingdings" w:hint="default"/>
+        <w:sz w:val="20"/>
+      </w:rPr>
+    </w:lvl>
+    <w:lvl w:ilvl="6" w:tentative="1">
+      <w:start w:val="1"/>
+      <w:numFmt w:val="bullet"/>
+      <w:lvlText w:val=""/>
+      <w:lvlJc w:val="left"/>
+      <w:pPr>
+        <w:tabs>
+          <w:tab w:val="num" w:pos="5040"/>
+        </w:tabs>
+        <w:ind w:left="5040" w:hanging="360"/>
+      </w:pPr>
+      <w:rPr>
+        <w:rFonts w:ascii="Wingdings" w:hAnsi="Wingdings" w:hint="default"/>
+        <w:sz w:val="20"/>
+      </w:rPr>
+    </w:lvl>
+    <w:lvl w:ilvl="7" w:tentative="1">
+      <w:start w:val="1"/>
+      <w:numFmt w:val="bullet"/>
+      <w:lvlText w:val=""/>
+      <w:lvlJc w:val="left"/>
+      <w:pPr>
+        <w:tabs>
+          <w:tab w:val="num" w:pos="5760"/>
+        </w:tabs>
+        <w:ind w:left="5760" w:hanging="360"/>
+      </w:pPr>
+      <w:rPr>
+        <w:rFonts w:ascii="Wingdings" w:hAnsi="Wingdings" w:hint="default"/>
+        <w:sz w:val="20"/>
+      </w:rPr>
+    </w:lvl>
+    <w:lvl w:ilvl="8" w:tentative="1">
+      <w:start w:val="1"/>
+      <w:numFmt w:val="bullet"/>
+      <w:lvlText w:val=""/>
+      <w:lvlJc w:val="left"/>
+      <w:pPr>
+        <w:tabs>
+          <w:tab w:val="num" w:pos="6480"/>
+        </w:tabs>
+        <w:ind w:left="6480" w:hanging="360"/>
+      </w:pPr>
+      <w:rPr>
+        <w:rFonts w:ascii="Wingdings" w:hAnsi="Wingdings" w:hint="default"/>
+        <w:sz w:val="20"/>
+      </w:rPr>
+    </w:lvl>
+  </w:abstractNum>
+  <w:abstractNum w:abstractNumId="17" w15:restartNumberingAfterBreak="0">
     <w:nsid w:val="35280AEA"/>
     <w:multiLevelType w:val="multilevel"/>
     <w:tmpl w:val="AF3C05A2"/>
@@ -4206,7 +8630,454 @@
       </w:rPr>
     </w:lvl>
   </w:abstractNum>
-  <w:abstractNum w:abstractNumId="7" w15:restartNumberingAfterBreak="0">
+  <w:abstractNum w:abstractNumId="18" w15:restartNumberingAfterBreak="0">
+    <w:nsid w:val="38DF7703"/>
+    <w:multiLevelType w:val="multilevel"/>
+    <w:tmpl w:val="F1FC0F08"/>
+    <w:lvl w:ilvl="0">
+      <w:start w:val="1"/>
+      <w:numFmt w:val="bullet"/>
+      <w:lvlText w:val=""/>
+      <w:lvlJc w:val="left"/>
+      <w:pPr>
+        <w:tabs>
+          <w:tab w:val="num" w:pos="720"/>
+        </w:tabs>
+        <w:ind w:left="720" w:hanging="360"/>
+      </w:pPr>
+      <w:rPr>
+        <w:rFonts w:ascii="Symbol" w:hAnsi="Symbol" w:hint="default"/>
+        <w:sz w:val="20"/>
+      </w:rPr>
+    </w:lvl>
+    <w:lvl w:ilvl="1" w:tentative="1">
+      <w:start w:val="1"/>
+      <w:numFmt w:val="bullet"/>
+      <w:lvlText w:val="o"/>
+      <w:lvlJc w:val="left"/>
+      <w:pPr>
+        <w:tabs>
+          <w:tab w:val="num" w:pos="1440"/>
+        </w:tabs>
+        <w:ind w:left="1440" w:hanging="360"/>
+      </w:pPr>
+      <w:rPr>
+        <w:rFonts w:ascii="Courier New" w:hAnsi="Courier New" w:hint="default"/>
+        <w:sz w:val="20"/>
+      </w:rPr>
+    </w:lvl>
+    <w:lvl w:ilvl="2" w:tentative="1">
+      <w:start w:val="1"/>
+      <w:numFmt w:val="bullet"/>
+      <w:lvlText w:val=""/>
+      <w:lvlJc w:val="left"/>
+      <w:pPr>
+        <w:tabs>
+          <w:tab w:val="num" w:pos="2160"/>
+        </w:tabs>
+        <w:ind w:left="2160" w:hanging="360"/>
+      </w:pPr>
+      <w:rPr>
+        <w:rFonts w:ascii="Wingdings" w:hAnsi="Wingdings" w:hint="default"/>
+        <w:sz w:val="20"/>
+      </w:rPr>
+    </w:lvl>
+    <w:lvl w:ilvl="3" w:tentative="1">
+      <w:start w:val="1"/>
+      <w:numFmt w:val="bullet"/>
+      <w:lvlText w:val=""/>
+      <w:lvlJc w:val="left"/>
+      <w:pPr>
+        <w:tabs>
+          <w:tab w:val="num" w:pos="2880"/>
+        </w:tabs>
+        <w:ind w:left="2880" w:hanging="360"/>
+      </w:pPr>
+      <w:rPr>
+        <w:rFonts w:ascii="Wingdings" w:hAnsi="Wingdings" w:hint="default"/>
+        <w:sz w:val="20"/>
+      </w:rPr>
+    </w:lvl>
+    <w:lvl w:ilvl="4" w:tentative="1">
+      <w:start w:val="1"/>
+      <w:numFmt w:val="bullet"/>
+      <w:lvlText w:val=""/>
+      <w:lvlJc w:val="left"/>
+      <w:pPr>
+        <w:tabs>
+          <w:tab w:val="num" w:pos="3600"/>
+        </w:tabs>
+        <w:ind w:left="3600" w:hanging="360"/>
+      </w:pPr>
+      <w:rPr>
+        <w:rFonts w:ascii="Wingdings" w:hAnsi="Wingdings" w:hint="default"/>
+        <w:sz w:val="20"/>
+      </w:rPr>
+    </w:lvl>
+    <w:lvl w:ilvl="5" w:tentative="1">
+      <w:start w:val="1"/>
+      <w:numFmt w:val="bullet"/>
+      <w:lvlText w:val=""/>
+      <w:lvlJc w:val="left"/>
+      <w:pPr>
+        <w:tabs>
+          <w:tab w:val="num" w:pos="4320"/>
+        </w:tabs>
+        <w:ind w:left="4320" w:hanging="360"/>
+      </w:pPr>
+      <w:rPr>
+        <w:rFonts w:ascii="Wingdings" w:hAnsi="Wingdings" w:hint="default"/>
+        <w:sz w:val="20"/>
+      </w:rPr>
+    </w:lvl>
+    <w:lvl w:ilvl="6" w:tentative="1">
+      <w:start w:val="1"/>
+      <w:numFmt w:val="bullet"/>
+      <w:lvlText w:val=""/>
+      <w:lvlJc w:val="left"/>
+      <w:pPr>
+        <w:tabs>
+          <w:tab w:val="num" w:pos="5040"/>
+        </w:tabs>
+        <w:ind w:left="5040" w:hanging="360"/>
+      </w:pPr>
+      <w:rPr>
+        <w:rFonts w:ascii="Wingdings" w:hAnsi="Wingdings" w:hint="default"/>
+        <w:sz w:val="20"/>
+      </w:rPr>
+    </w:lvl>
+    <w:lvl w:ilvl="7" w:tentative="1">
+      <w:start w:val="1"/>
+      <w:numFmt w:val="bullet"/>
+      <w:lvlText w:val=""/>
+      <w:lvlJc w:val="left"/>
+      <w:pPr>
+        <w:tabs>
+          <w:tab w:val="num" w:pos="5760"/>
+        </w:tabs>
+        <w:ind w:left="5760" w:hanging="360"/>
+      </w:pPr>
+      <w:rPr>
+        <w:rFonts w:ascii="Wingdings" w:hAnsi="Wingdings" w:hint="default"/>
+        <w:sz w:val="20"/>
+      </w:rPr>
+    </w:lvl>
+    <w:lvl w:ilvl="8" w:tentative="1">
+      <w:start w:val="1"/>
+      <w:numFmt w:val="bullet"/>
+      <w:lvlText w:val=""/>
+      <w:lvlJc w:val="left"/>
+      <w:pPr>
+        <w:tabs>
+          <w:tab w:val="num" w:pos="6480"/>
+        </w:tabs>
+        <w:ind w:left="6480" w:hanging="360"/>
+      </w:pPr>
+      <w:rPr>
+        <w:rFonts w:ascii="Wingdings" w:hAnsi="Wingdings" w:hint="default"/>
+        <w:sz w:val="20"/>
+      </w:rPr>
+    </w:lvl>
+  </w:abstractNum>
+  <w:abstractNum w:abstractNumId="19" w15:restartNumberingAfterBreak="0">
+    <w:nsid w:val="399077EE"/>
+    <w:multiLevelType w:val="multilevel"/>
+    <w:tmpl w:val="6F5C9548"/>
+    <w:lvl w:ilvl="0">
+      <w:start w:val="1"/>
+      <w:numFmt w:val="bullet"/>
+      <w:lvlText w:val=""/>
+      <w:lvlJc w:val="left"/>
+      <w:pPr>
+        <w:tabs>
+          <w:tab w:val="num" w:pos="720"/>
+        </w:tabs>
+        <w:ind w:left="720" w:hanging="360"/>
+      </w:pPr>
+      <w:rPr>
+        <w:rFonts w:ascii="Symbol" w:hAnsi="Symbol" w:hint="default"/>
+        <w:sz w:val="20"/>
+      </w:rPr>
+    </w:lvl>
+    <w:lvl w:ilvl="1" w:tentative="1">
+      <w:start w:val="1"/>
+      <w:numFmt w:val="bullet"/>
+      <w:lvlText w:val="o"/>
+      <w:lvlJc w:val="left"/>
+      <w:pPr>
+        <w:tabs>
+          <w:tab w:val="num" w:pos="1440"/>
+        </w:tabs>
+        <w:ind w:left="1440" w:hanging="360"/>
+      </w:pPr>
+      <w:rPr>
+        <w:rFonts w:ascii="Courier New" w:hAnsi="Courier New" w:hint="default"/>
+        <w:sz w:val="20"/>
+      </w:rPr>
+    </w:lvl>
+    <w:lvl w:ilvl="2" w:tentative="1">
+      <w:start w:val="1"/>
+      <w:numFmt w:val="bullet"/>
+      <w:lvlText w:val=""/>
+      <w:lvlJc w:val="left"/>
+      <w:pPr>
+        <w:tabs>
+          <w:tab w:val="num" w:pos="2160"/>
+        </w:tabs>
+        <w:ind w:left="2160" w:hanging="360"/>
+      </w:pPr>
+      <w:rPr>
+        <w:rFonts w:ascii="Wingdings" w:hAnsi="Wingdings" w:hint="default"/>
+        <w:sz w:val="20"/>
+      </w:rPr>
+    </w:lvl>
+    <w:lvl w:ilvl="3" w:tentative="1">
+      <w:start w:val="1"/>
+      <w:numFmt w:val="bullet"/>
+      <w:lvlText w:val=""/>
+      <w:lvlJc w:val="left"/>
+      <w:pPr>
+        <w:tabs>
+          <w:tab w:val="num" w:pos="2880"/>
+        </w:tabs>
+        <w:ind w:left="2880" w:hanging="360"/>
+      </w:pPr>
+      <w:rPr>
+        <w:rFonts w:ascii="Wingdings" w:hAnsi="Wingdings" w:hint="default"/>
+        <w:sz w:val="20"/>
+      </w:rPr>
+    </w:lvl>
+    <w:lvl w:ilvl="4" w:tentative="1">
+      <w:start w:val="1"/>
+      <w:numFmt w:val="bullet"/>
+      <w:lvlText w:val=""/>
+      <w:lvlJc w:val="left"/>
+      <w:pPr>
+        <w:tabs>
+          <w:tab w:val="num" w:pos="3600"/>
+        </w:tabs>
+        <w:ind w:left="3600" w:hanging="360"/>
+      </w:pPr>
+      <w:rPr>
+        <w:rFonts w:ascii="Wingdings" w:hAnsi="Wingdings" w:hint="default"/>
+        <w:sz w:val="20"/>
+      </w:rPr>
+    </w:lvl>
+    <w:lvl w:ilvl="5" w:tentative="1">
+      <w:start w:val="1"/>
+      <w:numFmt w:val="bullet"/>
+      <w:lvlText w:val=""/>
+      <w:lvlJc w:val="left"/>
+      <w:pPr>
+        <w:tabs>
+          <w:tab w:val="num" w:pos="4320"/>
+        </w:tabs>
+        <w:ind w:left="4320" w:hanging="360"/>
+      </w:pPr>
+      <w:rPr>
+        <w:rFonts w:ascii="Wingdings" w:hAnsi="Wingdings" w:hint="default"/>
+        <w:sz w:val="20"/>
+      </w:rPr>
+    </w:lvl>
+    <w:lvl w:ilvl="6" w:tentative="1">
+      <w:start w:val="1"/>
+      <w:numFmt w:val="bullet"/>
+      <w:lvlText w:val=""/>
+      <w:lvlJc w:val="left"/>
+      <w:pPr>
+        <w:tabs>
+          <w:tab w:val="num" w:pos="5040"/>
+        </w:tabs>
+        <w:ind w:left="5040" w:hanging="360"/>
+      </w:pPr>
+      <w:rPr>
+        <w:rFonts w:ascii="Wingdings" w:hAnsi="Wingdings" w:hint="default"/>
+        <w:sz w:val="20"/>
+      </w:rPr>
+    </w:lvl>
+    <w:lvl w:ilvl="7" w:tentative="1">
+      <w:start w:val="1"/>
+      <w:numFmt w:val="bullet"/>
+      <w:lvlText w:val=""/>
+      <w:lvlJc w:val="left"/>
+      <w:pPr>
+        <w:tabs>
+          <w:tab w:val="num" w:pos="5760"/>
+        </w:tabs>
+        <w:ind w:left="5760" w:hanging="360"/>
+      </w:pPr>
+      <w:rPr>
+        <w:rFonts w:ascii="Wingdings" w:hAnsi="Wingdings" w:hint="default"/>
+        <w:sz w:val="20"/>
+      </w:rPr>
+    </w:lvl>
+    <w:lvl w:ilvl="8" w:tentative="1">
+      <w:start w:val="1"/>
+      <w:numFmt w:val="bullet"/>
+      <w:lvlText w:val=""/>
+      <w:lvlJc w:val="left"/>
+      <w:pPr>
+        <w:tabs>
+          <w:tab w:val="num" w:pos="6480"/>
+        </w:tabs>
+        <w:ind w:left="6480" w:hanging="360"/>
+      </w:pPr>
+      <w:rPr>
+        <w:rFonts w:ascii="Wingdings" w:hAnsi="Wingdings" w:hint="default"/>
+        <w:sz w:val="20"/>
+      </w:rPr>
+    </w:lvl>
+  </w:abstractNum>
+  <w:abstractNum w:abstractNumId="20" w15:restartNumberingAfterBreak="0">
+    <w:nsid w:val="3D9371E1"/>
+    <w:multiLevelType w:val="multilevel"/>
+    <w:tmpl w:val="4CD4CC62"/>
+    <w:lvl w:ilvl="0">
+      <w:start w:val="1"/>
+      <w:numFmt w:val="bullet"/>
+      <w:lvlText w:val=""/>
+      <w:lvlJc w:val="left"/>
+      <w:pPr>
+        <w:tabs>
+          <w:tab w:val="num" w:pos="720"/>
+        </w:tabs>
+        <w:ind w:left="720" w:hanging="360"/>
+      </w:pPr>
+      <w:rPr>
+        <w:rFonts w:ascii="Symbol" w:hAnsi="Symbol" w:hint="default"/>
+        <w:sz w:val="20"/>
+      </w:rPr>
+    </w:lvl>
+    <w:lvl w:ilvl="1" w:tentative="1">
+      <w:start w:val="1"/>
+      <w:numFmt w:val="bullet"/>
+      <w:lvlText w:val="o"/>
+      <w:lvlJc w:val="left"/>
+      <w:pPr>
+        <w:tabs>
+          <w:tab w:val="num" w:pos="1440"/>
+        </w:tabs>
+        <w:ind w:left="1440" w:hanging="360"/>
+      </w:pPr>
+      <w:rPr>
+        <w:rFonts w:ascii="Courier New" w:hAnsi="Courier New" w:hint="default"/>
+        <w:sz w:val="20"/>
+      </w:rPr>
+    </w:lvl>
+    <w:lvl w:ilvl="2" w:tentative="1">
+      <w:start w:val="1"/>
+      <w:numFmt w:val="bullet"/>
+      <w:lvlText w:val=""/>
+      <w:lvlJc w:val="left"/>
+      <w:pPr>
+        <w:tabs>
+          <w:tab w:val="num" w:pos="2160"/>
+        </w:tabs>
+        <w:ind w:left="2160" w:hanging="360"/>
+      </w:pPr>
+      <w:rPr>
+        <w:rFonts w:ascii="Wingdings" w:hAnsi="Wingdings" w:hint="default"/>
+        <w:sz w:val="20"/>
+      </w:rPr>
+    </w:lvl>
+    <w:lvl w:ilvl="3" w:tentative="1">
+      <w:start w:val="1"/>
+      <w:numFmt w:val="bullet"/>
+      <w:lvlText w:val=""/>
+      <w:lvlJc w:val="left"/>
+      <w:pPr>
+        <w:tabs>
+          <w:tab w:val="num" w:pos="2880"/>
+        </w:tabs>
+        <w:ind w:left="2880" w:hanging="360"/>
+      </w:pPr>
+      <w:rPr>
+        <w:rFonts w:ascii="Wingdings" w:hAnsi="Wingdings" w:hint="default"/>
+        <w:sz w:val="20"/>
+      </w:rPr>
+    </w:lvl>
+    <w:lvl w:ilvl="4" w:tentative="1">
+      <w:start w:val="1"/>
+      <w:numFmt w:val="bullet"/>
+      <w:lvlText w:val=""/>
+      <w:lvlJc w:val="left"/>
+      <w:pPr>
+        <w:tabs>
+          <w:tab w:val="num" w:pos="3600"/>
+        </w:tabs>
+        <w:ind w:left="3600" w:hanging="360"/>
+      </w:pPr>
+      <w:rPr>
+        <w:rFonts w:ascii="Wingdings" w:hAnsi="Wingdings" w:hint="default"/>
+        <w:sz w:val="20"/>
+      </w:rPr>
+    </w:lvl>
+    <w:lvl w:ilvl="5" w:tentative="1">
+      <w:start w:val="1"/>
+      <w:numFmt w:val="bullet"/>
+      <w:lvlText w:val=""/>
+      <w:lvlJc w:val="left"/>
+      <w:pPr>
+        <w:tabs>
+          <w:tab w:val="num" w:pos="4320"/>
+        </w:tabs>
+        <w:ind w:left="4320" w:hanging="360"/>
+      </w:pPr>
+      <w:rPr>
+        <w:rFonts w:ascii="Wingdings" w:hAnsi="Wingdings" w:hint="default"/>
+        <w:sz w:val="20"/>
+      </w:rPr>
+    </w:lvl>
+    <w:lvl w:ilvl="6" w:tentative="1">
+      <w:start w:val="1"/>
+      <w:numFmt w:val="bullet"/>
+      <w:lvlText w:val=""/>
+      <w:lvlJc w:val="left"/>
+      <w:pPr>
+        <w:tabs>
+          <w:tab w:val="num" w:pos="5040"/>
+        </w:tabs>
+        <w:ind w:left="5040" w:hanging="360"/>
+      </w:pPr>
+      <w:rPr>
+        <w:rFonts w:ascii="Wingdings" w:hAnsi="Wingdings" w:hint="default"/>
+        <w:sz w:val="20"/>
+      </w:rPr>
+    </w:lvl>
+    <w:lvl w:ilvl="7" w:tentative="1">
+      <w:start w:val="1"/>
+      <w:numFmt w:val="bullet"/>
+      <w:lvlText w:val=""/>
+      <w:lvlJc w:val="left"/>
+      <w:pPr>
+        <w:tabs>
+          <w:tab w:val="num" w:pos="5760"/>
+        </w:tabs>
+        <w:ind w:left="5760" w:hanging="360"/>
+      </w:pPr>
+      <w:rPr>
+        <w:rFonts w:ascii="Wingdings" w:hAnsi="Wingdings" w:hint="default"/>
+        <w:sz w:val="20"/>
+      </w:rPr>
+    </w:lvl>
+    <w:lvl w:ilvl="8" w:tentative="1">
+      <w:start w:val="1"/>
+      <w:numFmt w:val="bullet"/>
+      <w:lvlText w:val=""/>
+      <w:lvlJc w:val="left"/>
+      <w:pPr>
+        <w:tabs>
+          <w:tab w:val="num" w:pos="6480"/>
+        </w:tabs>
+        <w:ind w:left="6480" w:hanging="360"/>
+      </w:pPr>
+      <w:rPr>
+        <w:rFonts w:ascii="Wingdings" w:hAnsi="Wingdings" w:hint="default"/>
+        <w:sz w:val="20"/>
+      </w:rPr>
+    </w:lvl>
+  </w:abstractNum>
+  <w:abstractNum w:abstractNumId="21" w15:restartNumberingAfterBreak="0">
     <w:nsid w:val="3E685921"/>
     <w:multiLevelType w:val="multilevel"/>
     <w:tmpl w:val="24BEEF30"/>
@@ -4355,7 +9226,156 @@
       </w:rPr>
     </w:lvl>
   </w:abstractNum>
-  <w:abstractNum w:abstractNumId="8" w15:restartNumberingAfterBreak="0">
+  <w:abstractNum w:abstractNumId="22" w15:restartNumberingAfterBreak="0">
+    <w:nsid w:val="3F1A7B0E"/>
+    <w:multiLevelType w:val="multilevel"/>
+    <w:tmpl w:val="2D0ECA8C"/>
+    <w:lvl w:ilvl="0">
+      <w:start w:val="1"/>
+      <w:numFmt w:val="bullet"/>
+      <w:lvlText w:val=""/>
+      <w:lvlJc w:val="left"/>
+      <w:pPr>
+        <w:tabs>
+          <w:tab w:val="num" w:pos="720"/>
+        </w:tabs>
+        <w:ind w:left="720" w:hanging="360"/>
+      </w:pPr>
+      <w:rPr>
+        <w:rFonts w:ascii="Symbol" w:hAnsi="Symbol" w:hint="default"/>
+        <w:sz w:val="20"/>
+      </w:rPr>
+    </w:lvl>
+    <w:lvl w:ilvl="1" w:tentative="1">
+      <w:start w:val="1"/>
+      <w:numFmt w:val="bullet"/>
+      <w:lvlText w:val="o"/>
+      <w:lvlJc w:val="left"/>
+      <w:pPr>
+        <w:tabs>
+          <w:tab w:val="num" w:pos="1440"/>
+        </w:tabs>
+        <w:ind w:left="1440" w:hanging="360"/>
+      </w:pPr>
+      <w:rPr>
+        <w:rFonts w:ascii="Courier New" w:hAnsi="Courier New" w:hint="default"/>
+        <w:sz w:val="20"/>
+      </w:rPr>
+    </w:lvl>
+    <w:lvl w:ilvl="2" w:tentative="1">
+      <w:start w:val="1"/>
+      <w:numFmt w:val="bullet"/>
+      <w:lvlText w:val=""/>
+      <w:lvlJc w:val="left"/>
+      <w:pPr>
+        <w:tabs>
+          <w:tab w:val="num" w:pos="2160"/>
+        </w:tabs>
+        <w:ind w:left="2160" w:hanging="360"/>
+      </w:pPr>
+      <w:rPr>
+        <w:rFonts w:ascii="Wingdings" w:hAnsi="Wingdings" w:hint="default"/>
+        <w:sz w:val="20"/>
+      </w:rPr>
+    </w:lvl>
+    <w:lvl w:ilvl="3" w:tentative="1">
+      <w:start w:val="1"/>
+      <w:numFmt w:val="bullet"/>
+      <w:lvlText w:val=""/>
+      <w:lvlJc w:val="left"/>
+      <w:pPr>
+        <w:tabs>
+          <w:tab w:val="num" w:pos="2880"/>
+        </w:tabs>
+        <w:ind w:left="2880" w:hanging="360"/>
+      </w:pPr>
+      <w:rPr>
+        <w:rFonts w:ascii="Wingdings" w:hAnsi="Wingdings" w:hint="default"/>
+        <w:sz w:val="20"/>
+      </w:rPr>
+    </w:lvl>
+    <w:lvl w:ilvl="4" w:tentative="1">
+      <w:start w:val="1"/>
+      <w:numFmt w:val="bullet"/>
+      <w:lvlText w:val=""/>
+      <w:lvlJc w:val="left"/>
+      <w:pPr>
+        <w:tabs>
+          <w:tab w:val="num" w:pos="3600"/>
+        </w:tabs>
+        <w:ind w:left="3600" w:hanging="360"/>
+      </w:pPr>
+      <w:rPr>
+        <w:rFonts w:ascii="Wingdings" w:hAnsi="Wingdings" w:hint="default"/>
+        <w:sz w:val="20"/>
+      </w:rPr>
+    </w:lvl>
+    <w:lvl w:ilvl="5" w:tentative="1">
+      <w:start w:val="1"/>
+      <w:numFmt w:val="bullet"/>
+      <w:lvlText w:val=""/>
+      <w:lvlJc w:val="left"/>
+      <w:pPr>
+        <w:tabs>
+          <w:tab w:val="num" w:pos="4320"/>
+        </w:tabs>
+        <w:ind w:left="4320" w:hanging="360"/>
+      </w:pPr>
+      <w:rPr>
+        <w:rFonts w:ascii="Wingdings" w:hAnsi="Wingdings" w:hint="default"/>
+        <w:sz w:val="20"/>
+      </w:rPr>
+    </w:lvl>
+    <w:lvl w:ilvl="6" w:tentative="1">
+      <w:start w:val="1"/>
+      <w:numFmt w:val="bullet"/>
+      <w:lvlText w:val=""/>
+      <w:lvlJc w:val="left"/>
+      <w:pPr>
+        <w:tabs>
+          <w:tab w:val="num" w:pos="5040"/>
+        </w:tabs>
+        <w:ind w:left="5040" w:hanging="360"/>
+      </w:pPr>
+      <w:rPr>
+        <w:rFonts w:ascii="Wingdings" w:hAnsi="Wingdings" w:hint="default"/>
+        <w:sz w:val="20"/>
+      </w:rPr>
+    </w:lvl>
+    <w:lvl w:ilvl="7" w:tentative="1">
+      <w:start w:val="1"/>
+      <w:numFmt w:val="bullet"/>
+      <w:lvlText w:val=""/>
+      <w:lvlJc w:val="left"/>
+      <w:pPr>
+        <w:tabs>
+          <w:tab w:val="num" w:pos="5760"/>
+        </w:tabs>
+        <w:ind w:left="5760" w:hanging="360"/>
+      </w:pPr>
+      <w:rPr>
+        <w:rFonts w:ascii="Wingdings" w:hAnsi="Wingdings" w:hint="default"/>
+        <w:sz w:val="20"/>
+      </w:rPr>
+    </w:lvl>
+    <w:lvl w:ilvl="8" w:tentative="1">
+      <w:start w:val="1"/>
+      <w:numFmt w:val="bullet"/>
+      <w:lvlText w:val=""/>
+      <w:lvlJc w:val="left"/>
+      <w:pPr>
+        <w:tabs>
+          <w:tab w:val="num" w:pos="6480"/>
+        </w:tabs>
+        <w:ind w:left="6480" w:hanging="360"/>
+      </w:pPr>
+      <w:rPr>
+        <w:rFonts w:ascii="Wingdings" w:hAnsi="Wingdings" w:hint="default"/>
+        <w:sz w:val="20"/>
+      </w:rPr>
+    </w:lvl>
+  </w:abstractNum>
+  <w:abstractNum w:abstractNumId="23" w15:restartNumberingAfterBreak="0">
     <w:nsid w:val="43F26C7D"/>
     <w:multiLevelType w:val="multilevel"/>
     <w:tmpl w:val="712E6776"/>
@@ -4504,7 +9524,7 @@
       </w:rPr>
     </w:lvl>
   </w:abstractNum>
-  <w:abstractNum w:abstractNumId="9" w15:restartNumberingAfterBreak="0">
+  <w:abstractNum w:abstractNumId="24" w15:restartNumberingAfterBreak="0">
     <w:nsid w:val="4ABE2052"/>
     <w:multiLevelType w:val="multilevel"/>
     <w:tmpl w:val="66CC3664"/>
@@ -4653,7 +9673,7 @@
       </w:rPr>
     </w:lvl>
   </w:abstractNum>
-  <w:abstractNum w:abstractNumId="10" w15:restartNumberingAfterBreak="0">
+  <w:abstractNum w:abstractNumId="25" w15:restartNumberingAfterBreak="0">
     <w:nsid w:val="4AC23559"/>
     <w:multiLevelType w:val="multilevel"/>
     <w:tmpl w:val="8758BDA6"/>
@@ -4766,7 +9786,1050 @@
       </w:pPr>
     </w:lvl>
   </w:abstractNum>
-  <w:abstractNum w:abstractNumId="11" w15:restartNumberingAfterBreak="0">
+  <w:abstractNum w:abstractNumId="26" w15:restartNumberingAfterBreak="0">
+    <w:nsid w:val="4C797A3A"/>
+    <w:multiLevelType w:val="multilevel"/>
+    <w:tmpl w:val="A0F67EE0"/>
+    <w:lvl w:ilvl="0">
+      <w:start w:val="1"/>
+      <w:numFmt w:val="bullet"/>
+      <w:lvlText w:val=""/>
+      <w:lvlJc w:val="left"/>
+      <w:pPr>
+        <w:tabs>
+          <w:tab w:val="num" w:pos="720"/>
+        </w:tabs>
+        <w:ind w:left="720" w:hanging="360"/>
+      </w:pPr>
+      <w:rPr>
+        <w:rFonts w:ascii="Symbol" w:hAnsi="Symbol" w:hint="default"/>
+        <w:sz w:val="20"/>
+      </w:rPr>
+    </w:lvl>
+    <w:lvl w:ilvl="1" w:tentative="1">
+      <w:start w:val="1"/>
+      <w:numFmt w:val="bullet"/>
+      <w:lvlText w:val="o"/>
+      <w:lvlJc w:val="left"/>
+      <w:pPr>
+        <w:tabs>
+          <w:tab w:val="num" w:pos="1440"/>
+        </w:tabs>
+        <w:ind w:left="1440" w:hanging="360"/>
+      </w:pPr>
+      <w:rPr>
+        <w:rFonts w:ascii="Courier New" w:hAnsi="Courier New" w:hint="default"/>
+        <w:sz w:val="20"/>
+      </w:rPr>
+    </w:lvl>
+    <w:lvl w:ilvl="2" w:tentative="1">
+      <w:start w:val="1"/>
+      <w:numFmt w:val="bullet"/>
+      <w:lvlText w:val=""/>
+      <w:lvlJc w:val="left"/>
+      <w:pPr>
+        <w:tabs>
+          <w:tab w:val="num" w:pos="2160"/>
+        </w:tabs>
+        <w:ind w:left="2160" w:hanging="360"/>
+      </w:pPr>
+      <w:rPr>
+        <w:rFonts w:ascii="Wingdings" w:hAnsi="Wingdings" w:hint="default"/>
+        <w:sz w:val="20"/>
+      </w:rPr>
+    </w:lvl>
+    <w:lvl w:ilvl="3" w:tentative="1">
+      <w:start w:val="1"/>
+      <w:numFmt w:val="bullet"/>
+      <w:lvlText w:val=""/>
+      <w:lvlJc w:val="left"/>
+      <w:pPr>
+        <w:tabs>
+          <w:tab w:val="num" w:pos="2880"/>
+        </w:tabs>
+        <w:ind w:left="2880" w:hanging="360"/>
+      </w:pPr>
+      <w:rPr>
+        <w:rFonts w:ascii="Wingdings" w:hAnsi="Wingdings" w:hint="default"/>
+        <w:sz w:val="20"/>
+      </w:rPr>
+    </w:lvl>
+    <w:lvl w:ilvl="4" w:tentative="1">
+      <w:start w:val="1"/>
+      <w:numFmt w:val="bullet"/>
+      <w:lvlText w:val=""/>
+      <w:lvlJc w:val="left"/>
+      <w:pPr>
+        <w:tabs>
+          <w:tab w:val="num" w:pos="3600"/>
+        </w:tabs>
+        <w:ind w:left="3600" w:hanging="360"/>
+      </w:pPr>
+      <w:rPr>
+        <w:rFonts w:ascii="Wingdings" w:hAnsi="Wingdings" w:hint="default"/>
+        <w:sz w:val="20"/>
+      </w:rPr>
+    </w:lvl>
+    <w:lvl w:ilvl="5" w:tentative="1">
+      <w:start w:val="1"/>
+      <w:numFmt w:val="bullet"/>
+      <w:lvlText w:val=""/>
+      <w:lvlJc w:val="left"/>
+      <w:pPr>
+        <w:tabs>
+          <w:tab w:val="num" w:pos="4320"/>
+        </w:tabs>
+        <w:ind w:left="4320" w:hanging="360"/>
+      </w:pPr>
+      <w:rPr>
+        <w:rFonts w:ascii="Wingdings" w:hAnsi="Wingdings" w:hint="default"/>
+        <w:sz w:val="20"/>
+      </w:rPr>
+    </w:lvl>
+    <w:lvl w:ilvl="6" w:tentative="1">
+      <w:start w:val="1"/>
+      <w:numFmt w:val="bullet"/>
+      <w:lvlText w:val=""/>
+      <w:lvlJc w:val="left"/>
+      <w:pPr>
+        <w:tabs>
+          <w:tab w:val="num" w:pos="5040"/>
+        </w:tabs>
+        <w:ind w:left="5040" w:hanging="360"/>
+      </w:pPr>
+      <w:rPr>
+        <w:rFonts w:ascii="Wingdings" w:hAnsi="Wingdings" w:hint="default"/>
+        <w:sz w:val="20"/>
+      </w:rPr>
+    </w:lvl>
+    <w:lvl w:ilvl="7" w:tentative="1">
+      <w:start w:val="1"/>
+      <w:numFmt w:val="bullet"/>
+      <w:lvlText w:val=""/>
+      <w:lvlJc w:val="left"/>
+      <w:pPr>
+        <w:tabs>
+          <w:tab w:val="num" w:pos="5760"/>
+        </w:tabs>
+        <w:ind w:left="5760" w:hanging="360"/>
+      </w:pPr>
+      <w:rPr>
+        <w:rFonts w:ascii="Wingdings" w:hAnsi="Wingdings" w:hint="default"/>
+        <w:sz w:val="20"/>
+      </w:rPr>
+    </w:lvl>
+    <w:lvl w:ilvl="8" w:tentative="1">
+      <w:start w:val="1"/>
+      <w:numFmt w:val="bullet"/>
+      <w:lvlText w:val=""/>
+      <w:lvlJc w:val="left"/>
+      <w:pPr>
+        <w:tabs>
+          <w:tab w:val="num" w:pos="6480"/>
+        </w:tabs>
+        <w:ind w:left="6480" w:hanging="360"/>
+      </w:pPr>
+      <w:rPr>
+        <w:rFonts w:ascii="Wingdings" w:hAnsi="Wingdings" w:hint="default"/>
+        <w:sz w:val="20"/>
+      </w:rPr>
+    </w:lvl>
+  </w:abstractNum>
+  <w:abstractNum w:abstractNumId="27" w15:restartNumberingAfterBreak="0">
+    <w:nsid w:val="4D045414"/>
+    <w:multiLevelType w:val="multilevel"/>
+    <w:tmpl w:val="B8422BDA"/>
+    <w:lvl w:ilvl="0">
+      <w:start w:val="1"/>
+      <w:numFmt w:val="bullet"/>
+      <w:lvlText w:val=""/>
+      <w:lvlJc w:val="left"/>
+      <w:pPr>
+        <w:tabs>
+          <w:tab w:val="num" w:pos="720"/>
+        </w:tabs>
+        <w:ind w:left="720" w:hanging="360"/>
+      </w:pPr>
+      <w:rPr>
+        <w:rFonts w:ascii="Symbol" w:hAnsi="Symbol" w:hint="default"/>
+        <w:sz w:val="20"/>
+      </w:rPr>
+    </w:lvl>
+    <w:lvl w:ilvl="1" w:tentative="1">
+      <w:start w:val="1"/>
+      <w:numFmt w:val="bullet"/>
+      <w:lvlText w:val="o"/>
+      <w:lvlJc w:val="left"/>
+      <w:pPr>
+        <w:tabs>
+          <w:tab w:val="num" w:pos="1440"/>
+        </w:tabs>
+        <w:ind w:left="1440" w:hanging="360"/>
+      </w:pPr>
+      <w:rPr>
+        <w:rFonts w:ascii="Courier New" w:hAnsi="Courier New" w:hint="default"/>
+        <w:sz w:val="20"/>
+      </w:rPr>
+    </w:lvl>
+    <w:lvl w:ilvl="2" w:tentative="1">
+      <w:start w:val="1"/>
+      <w:numFmt w:val="bullet"/>
+      <w:lvlText w:val=""/>
+      <w:lvlJc w:val="left"/>
+      <w:pPr>
+        <w:tabs>
+          <w:tab w:val="num" w:pos="2160"/>
+        </w:tabs>
+        <w:ind w:left="2160" w:hanging="360"/>
+      </w:pPr>
+      <w:rPr>
+        <w:rFonts w:ascii="Wingdings" w:hAnsi="Wingdings" w:hint="default"/>
+        <w:sz w:val="20"/>
+      </w:rPr>
+    </w:lvl>
+    <w:lvl w:ilvl="3" w:tentative="1">
+      <w:start w:val="1"/>
+      <w:numFmt w:val="bullet"/>
+      <w:lvlText w:val=""/>
+      <w:lvlJc w:val="left"/>
+      <w:pPr>
+        <w:tabs>
+          <w:tab w:val="num" w:pos="2880"/>
+        </w:tabs>
+        <w:ind w:left="2880" w:hanging="360"/>
+      </w:pPr>
+      <w:rPr>
+        <w:rFonts w:ascii="Wingdings" w:hAnsi="Wingdings" w:hint="default"/>
+        <w:sz w:val="20"/>
+      </w:rPr>
+    </w:lvl>
+    <w:lvl w:ilvl="4" w:tentative="1">
+      <w:start w:val="1"/>
+      <w:numFmt w:val="bullet"/>
+      <w:lvlText w:val=""/>
+      <w:lvlJc w:val="left"/>
+      <w:pPr>
+        <w:tabs>
+          <w:tab w:val="num" w:pos="3600"/>
+        </w:tabs>
+        <w:ind w:left="3600" w:hanging="360"/>
+      </w:pPr>
+      <w:rPr>
+        <w:rFonts w:ascii="Wingdings" w:hAnsi="Wingdings" w:hint="default"/>
+        <w:sz w:val="20"/>
+      </w:rPr>
+    </w:lvl>
+    <w:lvl w:ilvl="5" w:tentative="1">
+      <w:start w:val="1"/>
+      <w:numFmt w:val="bullet"/>
+      <w:lvlText w:val=""/>
+      <w:lvlJc w:val="left"/>
+      <w:pPr>
+        <w:tabs>
+          <w:tab w:val="num" w:pos="4320"/>
+        </w:tabs>
+        <w:ind w:left="4320" w:hanging="360"/>
+      </w:pPr>
+      <w:rPr>
+        <w:rFonts w:ascii="Wingdings" w:hAnsi="Wingdings" w:hint="default"/>
+        <w:sz w:val="20"/>
+      </w:rPr>
+    </w:lvl>
+    <w:lvl w:ilvl="6" w:tentative="1">
+      <w:start w:val="1"/>
+      <w:numFmt w:val="bullet"/>
+      <w:lvlText w:val=""/>
+      <w:lvlJc w:val="left"/>
+      <w:pPr>
+        <w:tabs>
+          <w:tab w:val="num" w:pos="5040"/>
+        </w:tabs>
+        <w:ind w:left="5040" w:hanging="360"/>
+      </w:pPr>
+      <w:rPr>
+        <w:rFonts w:ascii="Wingdings" w:hAnsi="Wingdings" w:hint="default"/>
+        <w:sz w:val="20"/>
+      </w:rPr>
+    </w:lvl>
+    <w:lvl w:ilvl="7" w:tentative="1">
+      <w:start w:val="1"/>
+      <w:numFmt w:val="bullet"/>
+      <w:lvlText w:val=""/>
+      <w:lvlJc w:val="left"/>
+      <w:pPr>
+        <w:tabs>
+          <w:tab w:val="num" w:pos="5760"/>
+        </w:tabs>
+        <w:ind w:left="5760" w:hanging="360"/>
+      </w:pPr>
+      <w:rPr>
+        <w:rFonts w:ascii="Wingdings" w:hAnsi="Wingdings" w:hint="default"/>
+        <w:sz w:val="20"/>
+      </w:rPr>
+    </w:lvl>
+    <w:lvl w:ilvl="8" w:tentative="1">
+      <w:start w:val="1"/>
+      <w:numFmt w:val="bullet"/>
+      <w:lvlText w:val=""/>
+      <w:lvlJc w:val="left"/>
+      <w:pPr>
+        <w:tabs>
+          <w:tab w:val="num" w:pos="6480"/>
+        </w:tabs>
+        <w:ind w:left="6480" w:hanging="360"/>
+      </w:pPr>
+      <w:rPr>
+        <w:rFonts w:ascii="Wingdings" w:hAnsi="Wingdings" w:hint="default"/>
+        <w:sz w:val="20"/>
+      </w:rPr>
+    </w:lvl>
+  </w:abstractNum>
+  <w:abstractNum w:abstractNumId="28" w15:restartNumberingAfterBreak="0">
+    <w:nsid w:val="4D5E53BC"/>
+    <w:multiLevelType w:val="multilevel"/>
+    <w:tmpl w:val="4FBE89C0"/>
+    <w:lvl w:ilvl="0">
+      <w:start w:val="1"/>
+      <w:numFmt w:val="bullet"/>
+      <w:lvlText w:val=""/>
+      <w:lvlJc w:val="left"/>
+      <w:pPr>
+        <w:tabs>
+          <w:tab w:val="num" w:pos="720"/>
+        </w:tabs>
+        <w:ind w:left="720" w:hanging="360"/>
+      </w:pPr>
+      <w:rPr>
+        <w:rFonts w:ascii="Symbol" w:hAnsi="Symbol" w:hint="default"/>
+        <w:sz w:val="20"/>
+      </w:rPr>
+    </w:lvl>
+    <w:lvl w:ilvl="1" w:tentative="1">
+      <w:start w:val="1"/>
+      <w:numFmt w:val="bullet"/>
+      <w:lvlText w:val="o"/>
+      <w:lvlJc w:val="left"/>
+      <w:pPr>
+        <w:tabs>
+          <w:tab w:val="num" w:pos="1440"/>
+        </w:tabs>
+        <w:ind w:left="1440" w:hanging="360"/>
+      </w:pPr>
+      <w:rPr>
+        <w:rFonts w:ascii="Courier New" w:hAnsi="Courier New" w:hint="default"/>
+        <w:sz w:val="20"/>
+      </w:rPr>
+    </w:lvl>
+    <w:lvl w:ilvl="2" w:tentative="1">
+      <w:start w:val="1"/>
+      <w:numFmt w:val="bullet"/>
+      <w:lvlText w:val=""/>
+      <w:lvlJc w:val="left"/>
+      <w:pPr>
+        <w:tabs>
+          <w:tab w:val="num" w:pos="2160"/>
+        </w:tabs>
+        <w:ind w:left="2160" w:hanging="360"/>
+      </w:pPr>
+      <w:rPr>
+        <w:rFonts w:ascii="Wingdings" w:hAnsi="Wingdings" w:hint="default"/>
+        <w:sz w:val="20"/>
+      </w:rPr>
+    </w:lvl>
+    <w:lvl w:ilvl="3" w:tentative="1">
+      <w:start w:val="1"/>
+      <w:numFmt w:val="bullet"/>
+      <w:lvlText w:val=""/>
+      <w:lvlJc w:val="left"/>
+      <w:pPr>
+        <w:tabs>
+          <w:tab w:val="num" w:pos="2880"/>
+        </w:tabs>
+        <w:ind w:left="2880" w:hanging="360"/>
+      </w:pPr>
+      <w:rPr>
+        <w:rFonts w:ascii="Wingdings" w:hAnsi="Wingdings" w:hint="default"/>
+        <w:sz w:val="20"/>
+      </w:rPr>
+    </w:lvl>
+    <w:lvl w:ilvl="4" w:tentative="1">
+      <w:start w:val="1"/>
+      <w:numFmt w:val="bullet"/>
+      <w:lvlText w:val=""/>
+      <w:lvlJc w:val="left"/>
+      <w:pPr>
+        <w:tabs>
+          <w:tab w:val="num" w:pos="3600"/>
+        </w:tabs>
+        <w:ind w:left="3600" w:hanging="360"/>
+      </w:pPr>
+      <w:rPr>
+        <w:rFonts w:ascii="Wingdings" w:hAnsi="Wingdings" w:hint="default"/>
+        <w:sz w:val="20"/>
+      </w:rPr>
+    </w:lvl>
+    <w:lvl w:ilvl="5" w:tentative="1">
+      <w:start w:val="1"/>
+      <w:numFmt w:val="bullet"/>
+      <w:lvlText w:val=""/>
+      <w:lvlJc w:val="left"/>
+      <w:pPr>
+        <w:tabs>
+          <w:tab w:val="num" w:pos="4320"/>
+        </w:tabs>
+        <w:ind w:left="4320" w:hanging="360"/>
+      </w:pPr>
+      <w:rPr>
+        <w:rFonts w:ascii="Wingdings" w:hAnsi="Wingdings" w:hint="default"/>
+        <w:sz w:val="20"/>
+      </w:rPr>
+    </w:lvl>
+    <w:lvl w:ilvl="6" w:tentative="1">
+      <w:start w:val="1"/>
+      <w:numFmt w:val="bullet"/>
+      <w:lvlText w:val=""/>
+      <w:lvlJc w:val="left"/>
+      <w:pPr>
+        <w:tabs>
+          <w:tab w:val="num" w:pos="5040"/>
+        </w:tabs>
+        <w:ind w:left="5040" w:hanging="360"/>
+      </w:pPr>
+      <w:rPr>
+        <w:rFonts w:ascii="Wingdings" w:hAnsi="Wingdings" w:hint="default"/>
+        <w:sz w:val="20"/>
+      </w:rPr>
+    </w:lvl>
+    <w:lvl w:ilvl="7" w:tentative="1">
+      <w:start w:val="1"/>
+      <w:numFmt w:val="bullet"/>
+      <w:lvlText w:val=""/>
+      <w:lvlJc w:val="left"/>
+      <w:pPr>
+        <w:tabs>
+          <w:tab w:val="num" w:pos="5760"/>
+        </w:tabs>
+        <w:ind w:left="5760" w:hanging="360"/>
+      </w:pPr>
+      <w:rPr>
+        <w:rFonts w:ascii="Wingdings" w:hAnsi="Wingdings" w:hint="default"/>
+        <w:sz w:val="20"/>
+      </w:rPr>
+    </w:lvl>
+    <w:lvl w:ilvl="8" w:tentative="1">
+      <w:start w:val="1"/>
+      <w:numFmt w:val="bullet"/>
+      <w:lvlText w:val=""/>
+      <w:lvlJc w:val="left"/>
+      <w:pPr>
+        <w:tabs>
+          <w:tab w:val="num" w:pos="6480"/>
+        </w:tabs>
+        <w:ind w:left="6480" w:hanging="360"/>
+      </w:pPr>
+      <w:rPr>
+        <w:rFonts w:ascii="Wingdings" w:hAnsi="Wingdings" w:hint="default"/>
+        <w:sz w:val="20"/>
+      </w:rPr>
+    </w:lvl>
+  </w:abstractNum>
+  <w:abstractNum w:abstractNumId="29" w15:restartNumberingAfterBreak="0">
+    <w:nsid w:val="54EF1288"/>
+    <w:multiLevelType w:val="multilevel"/>
+    <w:tmpl w:val="4C56E7A4"/>
+    <w:lvl w:ilvl="0">
+      <w:start w:val="1"/>
+      <w:numFmt w:val="bullet"/>
+      <w:lvlText w:val=""/>
+      <w:lvlJc w:val="left"/>
+      <w:pPr>
+        <w:tabs>
+          <w:tab w:val="num" w:pos="720"/>
+        </w:tabs>
+        <w:ind w:left="720" w:hanging="360"/>
+      </w:pPr>
+      <w:rPr>
+        <w:rFonts w:ascii="Symbol" w:hAnsi="Symbol" w:hint="default"/>
+        <w:sz w:val="20"/>
+      </w:rPr>
+    </w:lvl>
+    <w:lvl w:ilvl="1" w:tentative="1">
+      <w:start w:val="1"/>
+      <w:numFmt w:val="bullet"/>
+      <w:lvlText w:val="o"/>
+      <w:lvlJc w:val="left"/>
+      <w:pPr>
+        <w:tabs>
+          <w:tab w:val="num" w:pos="1440"/>
+        </w:tabs>
+        <w:ind w:left="1440" w:hanging="360"/>
+      </w:pPr>
+      <w:rPr>
+        <w:rFonts w:ascii="Courier New" w:hAnsi="Courier New" w:hint="default"/>
+        <w:sz w:val="20"/>
+      </w:rPr>
+    </w:lvl>
+    <w:lvl w:ilvl="2" w:tentative="1">
+      <w:start w:val="1"/>
+      <w:numFmt w:val="bullet"/>
+      <w:lvlText w:val=""/>
+      <w:lvlJc w:val="left"/>
+      <w:pPr>
+        <w:tabs>
+          <w:tab w:val="num" w:pos="2160"/>
+        </w:tabs>
+        <w:ind w:left="2160" w:hanging="360"/>
+      </w:pPr>
+      <w:rPr>
+        <w:rFonts w:ascii="Wingdings" w:hAnsi="Wingdings" w:hint="default"/>
+        <w:sz w:val="20"/>
+      </w:rPr>
+    </w:lvl>
+    <w:lvl w:ilvl="3" w:tentative="1">
+      <w:start w:val="1"/>
+      <w:numFmt w:val="bullet"/>
+      <w:lvlText w:val=""/>
+      <w:lvlJc w:val="left"/>
+      <w:pPr>
+        <w:tabs>
+          <w:tab w:val="num" w:pos="2880"/>
+        </w:tabs>
+        <w:ind w:left="2880" w:hanging="360"/>
+      </w:pPr>
+      <w:rPr>
+        <w:rFonts w:ascii="Wingdings" w:hAnsi="Wingdings" w:hint="default"/>
+        <w:sz w:val="20"/>
+      </w:rPr>
+    </w:lvl>
+    <w:lvl w:ilvl="4" w:tentative="1">
+      <w:start w:val="1"/>
+      <w:numFmt w:val="bullet"/>
+      <w:lvlText w:val=""/>
+      <w:lvlJc w:val="left"/>
+      <w:pPr>
+        <w:tabs>
+          <w:tab w:val="num" w:pos="3600"/>
+        </w:tabs>
+        <w:ind w:left="3600" w:hanging="360"/>
+      </w:pPr>
+      <w:rPr>
+        <w:rFonts w:ascii="Wingdings" w:hAnsi="Wingdings" w:hint="default"/>
+        <w:sz w:val="20"/>
+      </w:rPr>
+    </w:lvl>
+    <w:lvl w:ilvl="5" w:tentative="1">
+      <w:start w:val="1"/>
+      <w:numFmt w:val="bullet"/>
+      <w:lvlText w:val=""/>
+      <w:lvlJc w:val="left"/>
+      <w:pPr>
+        <w:tabs>
+          <w:tab w:val="num" w:pos="4320"/>
+        </w:tabs>
+        <w:ind w:left="4320" w:hanging="360"/>
+      </w:pPr>
+      <w:rPr>
+        <w:rFonts w:ascii="Wingdings" w:hAnsi="Wingdings" w:hint="default"/>
+        <w:sz w:val="20"/>
+      </w:rPr>
+    </w:lvl>
+    <w:lvl w:ilvl="6" w:tentative="1">
+      <w:start w:val="1"/>
+      <w:numFmt w:val="bullet"/>
+      <w:lvlText w:val=""/>
+      <w:lvlJc w:val="left"/>
+      <w:pPr>
+        <w:tabs>
+          <w:tab w:val="num" w:pos="5040"/>
+        </w:tabs>
+        <w:ind w:left="5040" w:hanging="360"/>
+      </w:pPr>
+      <w:rPr>
+        <w:rFonts w:ascii="Wingdings" w:hAnsi="Wingdings" w:hint="default"/>
+        <w:sz w:val="20"/>
+      </w:rPr>
+    </w:lvl>
+    <w:lvl w:ilvl="7" w:tentative="1">
+      <w:start w:val="1"/>
+      <w:numFmt w:val="bullet"/>
+      <w:lvlText w:val=""/>
+      <w:lvlJc w:val="left"/>
+      <w:pPr>
+        <w:tabs>
+          <w:tab w:val="num" w:pos="5760"/>
+        </w:tabs>
+        <w:ind w:left="5760" w:hanging="360"/>
+      </w:pPr>
+      <w:rPr>
+        <w:rFonts w:ascii="Wingdings" w:hAnsi="Wingdings" w:hint="default"/>
+        <w:sz w:val="20"/>
+      </w:rPr>
+    </w:lvl>
+    <w:lvl w:ilvl="8" w:tentative="1">
+      <w:start w:val="1"/>
+      <w:numFmt w:val="bullet"/>
+      <w:lvlText w:val=""/>
+      <w:lvlJc w:val="left"/>
+      <w:pPr>
+        <w:tabs>
+          <w:tab w:val="num" w:pos="6480"/>
+        </w:tabs>
+        <w:ind w:left="6480" w:hanging="360"/>
+      </w:pPr>
+      <w:rPr>
+        <w:rFonts w:ascii="Wingdings" w:hAnsi="Wingdings" w:hint="default"/>
+        <w:sz w:val="20"/>
+      </w:rPr>
+    </w:lvl>
+  </w:abstractNum>
+  <w:abstractNum w:abstractNumId="30" w15:restartNumberingAfterBreak="0">
+    <w:nsid w:val="58F9171E"/>
+    <w:multiLevelType w:val="multilevel"/>
+    <w:tmpl w:val="39AE3564"/>
+    <w:lvl w:ilvl="0">
+      <w:start w:val="1"/>
+      <w:numFmt w:val="bullet"/>
+      <w:lvlText w:val=""/>
+      <w:lvlJc w:val="left"/>
+      <w:pPr>
+        <w:tabs>
+          <w:tab w:val="num" w:pos="720"/>
+        </w:tabs>
+        <w:ind w:left="720" w:hanging="360"/>
+      </w:pPr>
+      <w:rPr>
+        <w:rFonts w:ascii="Symbol" w:hAnsi="Symbol" w:hint="default"/>
+        <w:sz w:val="20"/>
+      </w:rPr>
+    </w:lvl>
+    <w:lvl w:ilvl="1" w:tentative="1">
+      <w:start w:val="1"/>
+      <w:numFmt w:val="bullet"/>
+      <w:lvlText w:val="o"/>
+      <w:lvlJc w:val="left"/>
+      <w:pPr>
+        <w:tabs>
+          <w:tab w:val="num" w:pos="1440"/>
+        </w:tabs>
+        <w:ind w:left="1440" w:hanging="360"/>
+      </w:pPr>
+      <w:rPr>
+        <w:rFonts w:ascii="Courier New" w:hAnsi="Courier New" w:hint="default"/>
+        <w:sz w:val="20"/>
+      </w:rPr>
+    </w:lvl>
+    <w:lvl w:ilvl="2" w:tentative="1">
+      <w:start w:val="1"/>
+      <w:numFmt w:val="bullet"/>
+      <w:lvlText w:val=""/>
+      <w:lvlJc w:val="left"/>
+      <w:pPr>
+        <w:tabs>
+          <w:tab w:val="num" w:pos="2160"/>
+        </w:tabs>
+        <w:ind w:left="2160" w:hanging="360"/>
+      </w:pPr>
+      <w:rPr>
+        <w:rFonts w:ascii="Wingdings" w:hAnsi="Wingdings" w:hint="default"/>
+        <w:sz w:val="20"/>
+      </w:rPr>
+    </w:lvl>
+    <w:lvl w:ilvl="3" w:tentative="1">
+      <w:start w:val="1"/>
+      <w:numFmt w:val="bullet"/>
+      <w:lvlText w:val=""/>
+      <w:lvlJc w:val="left"/>
+      <w:pPr>
+        <w:tabs>
+          <w:tab w:val="num" w:pos="2880"/>
+        </w:tabs>
+        <w:ind w:left="2880" w:hanging="360"/>
+      </w:pPr>
+      <w:rPr>
+        <w:rFonts w:ascii="Wingdings" w:hAnsi="Wingdings" w:hint="default"/>
+        <w:sz w:val="20"/>
+      </w:rPr>
+    </w:lvl>
+    <w:lvl w:ilvl="4" w:tentative="1">
+      <w:start w:val="1"/>
+      <w:numFmt w:val="bullet"/>
+      <w:lvlText w:val=""/>
+      <w:lvlJc w:val="left"/>
+      <w:pPr>
+        <w:tabs>
+          <w:tab w:val="num" w:pos="3600"/>
+        </w:tabs>
+        <w:ind w:left="3600" w:hanging="360"/>
+      </w:pPr>
+      <w:rPr>
+        <w:rFonts w:ascii="Wingdings" w:hAnsi="Wingdings" w:hint="default"/>
+        <w:sz w:val="20"/>
+      </w:rPr>
+    </w:lvl>
+    <w:lvl w:ilvl="5" w:tentative="1">
+      <w:start w:val="1"/>
+      <w:numFmt w:val="bullet"/>
+      <w:lvlText w:val=""/>
+      <w:lvlJc w:val="left"/>
+      <w:pPr>
+        <w:tabs>
+          <w:tab w:val="num" w:pos="4320"/>
+        </w:tabs>
+        <w:ind w:left="4320" w:hanging="360"/>
+      </w:pPr>
+      <w:rPr>
+        <w:rFonts w:ascii="Wingdings" w:hAnsi="Wingdings" w:hint="default"/>
+        <w:sz w:val="20"/>
+      </w:rPr>
+    </w:lvl>
+    <w:lvl w:ilvl="6" w:tentative="1">
+      <w:start w:val="1"/>
+      <w:numFmt w:val="bullet"/>
+      <w:lvlText w:val=""/>
+      <w:lvlJc w:val="left"/>
+      <w:pPr>
+        <w:tabs>
+          <w:tab w:val="num" w:pos="5040"/>
+        </w:tabs>
+        <w:ind w:left="5040" w:hanging="360"/>
+      </w:pPr>
+      <w:rPr>
+        <w:rFonts w:ascii="Wingdings" w:hAnsi="Wingdings" w:hint="default"/>
+        <w:sz w:val="20"/>
+      </w:rPr>
+    </w:lvl>
+    <w:lvl w:ilvl="7" w:tentative="1">
+      <w:start w:val="1"/>
+      <w:numFmt w:val="bullet"/>
+      <w:lvlText w:val=""/>
+      <w:lvlJc w:val="left"/>
+      <w:pPr>
+        <w:tabs>
+          <w:tab w:val="num" w:pos="5760"/>
+        </w:tabs>
+        <w:ind w:left="5760" w:hanging="360"/>
+      </w:pPr>
+      <w:rPr>
+        <w:rFonts w:ascii="Wingdings" w:hAnsi="Wingdings" w:hint="default"/>
+        <w:sz w:val="20"/>
+      </w:rPr>
+    </w:lvl>
+    <w:lvl w:ilvl="8" w:tentative="1">
+      <w:start w:val="1"/>
+      <w:numFmt w:val="bullet"/>
+      <w:lvlText w:val=""/>
+      <w:lvlJc w:val="left"/>
+      <w:pPr>
+        <w:tabs>
+          <w:tab w:val="num" w:pos="6480"/>
+        </w:tabs>
+        <w:ind w:left="6480" w:hanging="360"/>
+      </w:pPr>
+      <w:rPr>
+        <w:rFonts w:ascii="Wingdings" w:hAnsi="Wingdings" w:hint="default"/>
+        <w:sz w:val="20"/>
+      </w:rPr>
+    </w:lvl>
+  </w:abstractNum>
+  <w:abstractNum w:abstractNumId="31" w15:restartNumberingAfterBreak="0">
+    <w:nsid w:val="5AED0F1B"/>
+    <w:multiLevelType w:val="multilevel"/>
+    <w:tmpl w:val="4CACF1F0"/>
+    <w:lvl w:ilvl="0">
+      <w:start w:val="1"/>
+      <w:numFmt w:val="bullet"/>
+      <w:lvlText w:val=""/>
+      <w:lvlJc w:val="left"/>
+      <w:pPr>
+        <w:tabs>
+          <w:tab w:val="num" w:pos="720"/>
+        </w:tabs>
+        <w:ind w:left="720" w:hanging="360"/>
+      </w:pPr>
+      <w:rPr>
+        <w:rFonts w:ascii="Symbol" w:hAnsi="Symbol" w:hint="default"/>
+        <w:sz w:val="20"/>
+      </w:rPr>
+    </w:lvl>
+    <w:lvl w:ilvl="1" w:tentative="1">
+      <w:start w:val="1"/>
+      <w:numFmt w:val="bullet"/>
+      <w:lvlText w:val="o"/>
+      <w:lvlJc w:val="left"/>
+      <w:pPr>
+        <w:tabs>
+          <w:tab w:val="num" w:pos="1440"/>
+        </w:tabs>
+        <w:ind w:left="1440" w:hanging="360"/>
+      </w:pPr>
+      <w:rPr>
+        <w:rFonts w:ascii="Courier New" w:hAnsi="Courier New" w:hint="default"/>
+        <w:sz w:val="20"/>
+      </w:rPr>
+    </w:lvl>
+    <w:lvl w:ilvl="2" w:tentative="1">
+      <w:start w:val="1"/>
+      <w:numFmt w:val="bullet"/>
+      <w:lvlText w:val=""/>
+      <w:lvlJc w:val="left"/>
+      <w:pPr>
+        <w:tabs>
+          <w:tab w:val="num" w:pos="2160"/>
+        </w:tabs>
+        <w:ind w:left="2160" w:hanging="360"/>
+      </w:pPr>
+      <w:rPr>
+        <w:rFonts w:ascii="Wingdings" w:hAnsi="Wingdings" w:hint="default"/>
+        <w:sz w:val="20"/>
+      </w:rPr>
+    </w:lvl>
+    <w:lvl w:ilvl="3" w:tentative="1">
+      <w:start w:val="1"/>
+      <w:numFmt w:val="bullet"/>
+      <w:lvlText w:val=""/>
+      <w:lvlJc w:val="left"/>
+      <w:pPr>
+        <w:tabs>
+          <w:tab w:val="num" w:pos="2880"/>
+        </w:tabs>
+        <w:ind w:left="2880" w:hanging="360"/>
+      </w:pPr>
+      <w:rPr>
+        <w:rFonts w:ascii="Wingdings" w:hAnsi="Wingdings" w:hint="default"/>
+        <w:sz w:val="20"/>
+      </w:rPr>
+    </w:lvl>
+    <w:lvl w:ilvl="4" w:tentative="1">
+      <w:start w:val="1"/>
+      <w:numFmt w:val="bullet"/>
+      <w:lvlText w:val=""/>
+      <w:lvlJc w:val="left"/>
+      <w:pPr>
+        <w:tabs>
+          <w:tab w:val="num" w:pos="3600"/>
+        </w:tabs>
+        <w:ind w:left="3600" w:hanging="360"/>
+      </w:pPr>
+      <w:rPr>
+        <w:rFonts w:ascii="Wingdings" w:hAnsi="Wingdings" w:hint="default"/>
+        <w:sz w:val="20"/>
+      </w:rPr>
+    </w:lvl>
+    <w:lvl w:ilvl="5" w:tentative="1">
+      <w:start w:val="1"/>
+      <w:numFmt w:val="bullet"/>
+      <w:lvlText w:val=""/>
+      <w:lvlJc w:val="left"/>
+      <w:pPr>
+        <w:tabs>
+          <w:tab w:val="num" w:pos="4320"/>
+        </w:tabs>
+        <w:ind w:left="4320" w:hanging="360"/>
+      </w:pPr>
+      <w:rPr>
+        <w:rFonts w:ascii="Wingdings" w:hAnsi="Wingdings" w:hint="default"/>
+        <w:sz w:val="20"/>
+      </w:rPr>
+    </w:lvl>
+    <w:lvl w:ilvl="6" w:tentative="1">
+      <w:start w:val="1"/>
+      <w:numFmt w:val="bullet"/>
+      <w:lvlText w:val=""/>
+      <w:lvlJc w:val="left"/>
+      <w:pPr>
+        <w:tabs>
+          <w:tab w:val="num" w:pos="5040"/>
+        </w:tabs>
+        <w:ind w:left="5040" w:hanging="360"/>
+      </w:pPr>
+      <w:rPr>
+        <w:rFonts w:ascii="Wingdings" w:hAnsi="Wingdings" w:hint="default"/>
+        <w:sz w:val="20"/>
+      </w:rPr>
+    </w:lvl>
+    <w:lvl w:ilvl="7" w:tentative="1">
+      <w:start w:val="1"/>
+      <w:numFmt w:val="bullet"/>
+      <w:lvlText w:val=""/>
+      <w:lvlJc w:val="left"/>
+      <w:pPr>
+        <w:tabs>
+          <w:tab w:val="num" w:pos="5760"/>
+        </w:tabs>
+        <w:ind w:left="5760" w:hanging="360"/>
+      </w:pPr>
+      <w:rPr>
+        <w:rFonts w:ascii="Wingdings" w:hAnsi="Wingdings" w:hint="default"/>
+        <w:sz w:val="20"/>
+      </w:rPr>
+    </w:lvl>
+    <w:lvl w:ilvl="8" w:tentative="1">
+      <w:start w:val="1"/>
+      <w:numFmt w:val="bullet"/>
+      <w:lvlText w:val=""/>
+      <w:lvlJc w:val="left"/>
+      <w:pPr>
+        <w:tabs>
+          <w:tab w:val="num" w:pos="6480"/>
+        </w:tabs>
+        <w:ind w:left="6480" w:hanging="360"/>
+      </w:pPr>
+      <w:rPr>
+        <w:rFonts w:ascii="Wingdings" w:hAnsi="Wingdings" w:hint="default"/>
+        <w:sz w:val="20"/>
+      </w:rPr>
+    </w:lvl>
+  </w:abstractNum>
+  <w:abstractNum w:abstractNumId="32" w15:restartNumberingAfterBreak="0">
+    <w:nsid w:val="5B0D480F"/>
+    <w:multiLevelType w:val="multilevel"/>
+    <w:tmpl w:val="33325D5E"/>
+    <w:lvl w:ilvl="0">
+      <w:start w:val="1"/>
+      <w:numFmt w:val="bullet"/>
+      <w:lvlText w:val=""/>
+      <w:lvlJc w:val="left"/>
+      <w:pPr>
+        <w:tabs>
+          <w:tab w:val="num" w:pos="720"/>
+        </w:tabs>
+        <w:ind w:left="720" w:hanging="360"/>
+      </w:pPr>
+      <w:rPr>
+        <w:rFonts w:ascii="Symbol" w:hAnsi="Symbol" w:hint="default"/>
+        <w:sz w:val="20"/>
+      </w:rPr>
+    </w:lvl>
+    <w:lvl w:ilvl="1" w:tentative="1">
+      <w:start w:val="1"/>
+      <w:numFmt w:val="bullet"/>
+      <w:lvlText w:val="o"/>
+      <w:lvlJc w:val="left"/>
+      <w:pPr>
+        <w:tabs>
+          <w:tab w:val="num" w:pos="1440"/>
+        </w:tabs>
+        <w:ind w:left="1440" w:hanging="360"/>
+      </w:pPr>
+      <w:rPr>
+        <w:rFonts w:ascii="Courier New" w:hAnsi="Courier New" w:hint="default"/>
+        <w:sz w:val="20"/>
+      </w:rPr>
+    </w:lvl>
+    <w:lvl w:ilvl="2" w:tentative="1">
+      <w:start w:val="1"/>
+      <w:numFmt w:val="bullet"/>
+      <w:lvlText w:val=""/>
+      <w:lvlJc w:val="left"/>
+      <w:pPr>
+        <w:tabs>
+          <w:tab w:val="num" w:pos="2160"/>
+        </w:tabs>
+        <w:ind w:left="2160" w:hanging="360"/>
+      </w:pPr>
+      <w:rPr>
+        <w:rFonts w:ascii="Wingdings" w:hAnsi="Wingdings" w:hint="default"/>
+        <w:sz w:val="20"/>
+      </w:rPr>
+    </w:lvl>
+    <w:lvl w:ilvl="3" w:tentative="1">
+      <w:start w:val="1"/>
+      <w:numFmt w:val="bullet"/>
+      <w:lvlText w:val=""/>
+      <w:lvlJc w:val="left"/>
+      <w:pPr>
+        <w:tabs>
+          <w:tab w:val="num" w:pos="2880"/>
+        </w:tabs>
+        <w:ind w:left="2880" w:hanging="360"/>
+      </w:pPr>
+      <w:rPr>
+        <w:rFonts w:ascii="Wingdings" w:hAnsi="Wingdings" w:hint="default"/>
+        <w:sz w:val="20"/>
+      </w:rPr>
+    </w:lvl>
+    <w:lvl w:ilvl="4" w:tentative="1">
+      <w:start w:val="1"/>
+      <w:numFmt w:val="bullet"/>
+      <w:lvlText w:val=""/>
+      <w:lvlJc w:val="left"/>
+      <w:pPr>
+        <w:tabs>
+          <w:tab w:val="num" w:pos="3600"/>
+        </w:tabs>
+        <w:ind w:left="3600" w:hanging="360"/>
+      </w:pPr>
+      <w:rPr>
+        <w:rFonts w:ascii="Wingdings" w:hAnsi="Wingdings" w:hint="default"/>
+        <w:sz w:val="20"/>
+      </w:rPr>
+    </w:lvl>
+    <w:lvl w:ilvl="5" w:tentative="1">
+      <w:start w:val="1"/>
+      <w:numFmt w:val="bullet"/>
+      <w:lvlText w:val=""/>
+      <w:lvlJc w:val="left"/>
+      <w:pPr>
+        <w:tabs>
+          <w:tab w:val="num" w:pos="4320"/>
+        </w:tabs>
+        <w:ind w:left="4320" w:hanging="360"/>
+      </w:pPr>
+      <w:rPr>
+        <w:rFonts w:ascii="Wingdings" w:hAnsi="Wingdings" w:hint="default"/>
+        <w:sz w:val="20"/>
+      </w:rPr>
+    </w:lvl>
+    <w:lvl w:ilvl="6" w:tentative="1">
+      <w:start w:val="1"/>
+      <w:numFmt w:val="bullet"/>
+      <w:lvlText w:val=""/>
+      <w:lvlJc w:val="left"/>
+      <w:pPr>
+        <w:tabs>
+          <w:tab w:val="num" w:pos="5040"/>
+        </w:tabs>
+        <w:ind w:left="5040" w:hanging="360"/>
+      </w:pPr>
+      <w:rPr>
+        <w:rFonts w:ascii="Wingdings" w:hAnsi="Wingdings" w:hint="default"/>
+        <w:sz w:val="20"/>
+      </w:rPr>
+    </w:lvl>
+    <w:lvl w:ilvl="7" w:tentative="1">
+      <w:start w:val="1"/>
+      <w:numFmt w:val="bullet"/>
+      <w:lvlText w:val=""/>
+      <w:lvlJc w:val="left"/>
+      <w:pPr>
+        <w:tabs>
+          <w:tab w:val="num" w:pos="5760"/>
+        </w:tabs>
+        <w:ind w:left="5760" w:hanging="360"/>
+      </w:pPr>
+      <w:rPr>
+        <w:rFonts w:ascii="Wingdings" w:hAnsi="Wingdings" w:hint="default"/>
+        <w:sz w:val="20"/>
+      </w:rPr>
+    </w:lvl>
+    <w:lvl w:ilvl="8" w:tentative="1">
+      <w:start w:val="1"/>
+      <w:numFmt w:val="bullet"/>
+      <w:lvlText w:val=""/>
+      <w:lvlJc w:val="left"/>
+      <w:pPr>
+        <w:tabs>
+          <w:tab w:val="num" w:pos="6480"/>
+        </w:tabs>
+        <w:ind w:left="6480" w:hanging="360"/>
+      </w:pPr>
+      <w:rPr>
+        <w:rFonts w:ascii="Wingdings" w:hAnsi="Wingdings" w:hint="default"/>
+        <w:sz w:val="20"/>
+      </w:rPr>
+    </w:lvl>
+  </w:abstractNum>
+  <w:abstractNum w:abstractNumId="33" w15:restartNumberingAfterBreak="0">
     <w:nsid w:val="5CB255D6"/>
     <w:multiLevelType w:val="multilevel"/>
     <w:tmpl w:val="74184D2A"/>
@@ -4915,7 +10978,156 @@
       </w:rPr>
     </w:lvl>
   </w:abstractNum>
-  <w:abstractNum w:abstractNumId="12" w15:restartNumberingAfterBreak="0">
+  <w:abstractNum w:abstractNumId="34" w15:restartNumberingAfterBreak="0">
+    <w:nsid w:val="5D041BBF"/>
+    <w:multiLevelType w:val="multilevel"/>
+    <w:tmpl w:val="36A48D74"/>
+    <w:lvl w:ilvl="0">
+      <w:start w:val="1"/>
+      <w:numFmt w:val="bullet"/>
+      <w:lvlText w:val=""/>
+      <w:lvlJc w:val="left"/>
+      <w:pPr>
+        <w:tabs>
+          <w:tab w:val="num" w:pos="720"/>
+        </w:tabs>
+        <w:ind w:left="720" w:hanging="360"/>
+      </w:pPr>
+      <w:rPr>
+        <w:rFonts w:ascii="Symbol" w:hAnsi="Symbol" w:hint="default"/>
+        <w:sz w:val="20"/>
+      </w:rPr>
+    </w:lvl>
+    <w:lvl w:ilvl="1" w:tentative="1">
+      <w:start w:val="1"/>
+      <w:numFmt w:val="bullet"/>
+      <w:lvlText w:val="o"/>
+      <w:lvlJc w:val="left"/>
+      <w:pPr>
+        <w:tabs>
+          <w:tab w:val="num" w:pos="1440"/>
+        </w:tabs>
+        <w:ind w:left="1440" w:hanging="360"/>
+      </w:pPr>
+      <w:rPr>
+        <w:rFonts w:ascii="Courier New" w:hAnsi="Courier New" w:hint="default"/>
+        <w:sz w:val="20"/>
+      </w:rPr>
+    </w:lvl>
+    <w:lvl w:ilvl="2" w:tentative="1">
+      <w:start w:val="1"/>
+      <w:numFmt w:val="bullet"/>
+      <w:lvlText w:val=""/>
+      <w:lvlJc w:val="left"/>
+      <w:pPr>
+        <w:tabs>
+          <w:tab w:val="num" w:pos="2160"/>
+        </w:tabs>
+        <w:ind w:left="2160" w:hanging="360"/>
+      </w:pPr>
+      <w:rPr>
+        <w:rFonts w:ascii="Wingdings" w:hAnsi="Wingdings" w:hint="default"/>
+        <w:sz w:val="20"/>
+      </w:rPr>
+    </w:lvl>
+    <w:lvl w:ilvl="3" w:tentative="1">
+      <w:start w:val="1"/>
+      <w:numFmt w:val="bullet"/>
+      <w:lvlText w:val=""/>
+      <w:lvlJc w:val="left"/>
+      <w:pPr>
+        <w:tabs>
+          <w:tab w:val="num" w:pos="2880"/>
+        </w:tabs>
+        <w:ind w:left="2880" w:hanging="360"/>
+      </w:pPr>
+      <w:rPr>
+        <w:rFonts w:ascii="Wingdings" w:hAnsi="Wingdings" w:hint="default"/>
+        <w:sz w:val="20"/>
+      </w:rPr>
+    </w:lvl>
+    <w:lvl w:ilvl="4" w:tentative="1">
+      <w:start w:val="1"/>
+      <w:numFmt w:val="bullet"/>
+      <w:lvlText w:val=""/>
+      <w:lvlJc w:val="left"/>
+      <w:pPr>
+        <w:tabs>
+          <w:tab w:val="num" w:pos="3600"/>
+        </w:tabs>
+        <w:ind w:left="3600" w:hanging="360"/>
+      </w:pPr>
+      <w:rPr>
+        <w:rFonts w:ascii="Wingdings" w:hAnsi="Wingdings" w:hint="default"/>
+        <w:sz w:val="20"/>
+      </w:rPr>
+    </w:lvl>
+    <w:lvl w:ilvl="5" w:tentative="1">
+      <w:start w:val="1"/>
+      <w:numFmt w:val="bullet"/>
+      <w:lvlText w:val=""/>
+      <w:lvlJc w:val="left"/>
+      <w:pPr>
+        <w:tabs>
+          <w:tab w:val="num" w:pos="4320"/>
+        </w:tabs>
+        <w:ind w:left="4320" w:hanging="360"/>
+      </w:pPr>
+      <w:rPr>
+        <w:rFonts w:ascii="Wingdings" w:hAnsi="Wingdings" w:hint="default"/>
+        <w:sz w:val="20"/>
+      </w:rPr>
+    </w:lvl>
+    <w:lvl w:ilvl="6" w:tentative="1">
+      <w:start w:val="1"/>
+      <w:numFmt w:val="bullet"/>
+      <w:lvlText w:val=""/>
+      <w:lvlJc w:val="left"/>
+      <w:pPr>
+        <w:tabs>
+          <w:tab w:val="num" w:pos="5040"/>
+        </w:tabs>
+        <w:ind w:left="5040" w:hanging="360"/>
+      </w:pPr>
+      <w:rPr>
+        <w:rFonts w:ascii="Wingdings" w:hAnsi="Wingdings" w:hint="default"/>
+        <w:sz w:val="20"/>
+      </w:rPr>
+    </w:lvl>
+    <w:lvl w:ilvl="7" w:tentative="1">
+      <w:start w:val="1"/>
+      <w:numFmt w:val="bullet"/>
+      <w:lvlText w:val=""/>
+      <w:lvlJc w:val="left"/>
+      <w:pPr>
+        <w:tabs>
+          <w:tab w:val="num" w:pos="5760"/>
+        </w:tabs>
+        <w:ind w:left="5760" w:hanging="360"/>
+      </w:pPr>
+      <w:rPr>
+        <w:rFonts w:ascii="Wingdings" w:hAnsi="Wingdings" w:hint="default"/>
+        <w:sz w:val="20"/>
+      </w:rPr>
+    </w:lvl>
+    <w:lvl w:ilvl="8" w:tentative="1">
+      <w:start w:val="1"/>
+      <w:numFmt w:val="bullet"/>
+      <w:lvlText w:val=""/>
+      <w:lvlJc w:val="left"/>
+      <w:pPr>
+        <w:tabs>
+          <w:tab w:val="num" w:pos="6480"/>
+        </w:tabs>
+        <w:ind w:left="6480" w:hanging="360"/>
+      </w:pPr>
+      <w:rPr>
+        <w:rFonts w:ascii="Wingdings" w:hAnsi="Wingdings" w:hint="default"/>
+        <w:sz w:val="20"/>
+      </w:rPr>
+    </w:lvl>
+  </w:abstractNum>
+  <w:abstractNum w:abstractNumId="35" w15:restartNumberingAfterBreak="0">
     <w:nsid w:val="610012C0"/>
     <w:multiLevelType w:val="multilevel"/>
     <w:tmpl w:val="0256090A"/>
@@ -5064,7 +11276,7 @@
       </w:rPr>
     </w:lvl>
   </w:abstractNum>
-  <w:abstractNum w:abstractNumId="13" w15:restartNumberingAfterBreak="0">
+  <w:abstractNum w:abstractNumId="36" w15:restartNumberingAfterBreak="0">
     <w:nsid w:val="62FA658C"/>
     <w:multiLevelType w:val="multilevel"/>
     <w:tmpl w:val="ED6602F0"/>
@@ -5213,7 +11425,7 @@
       </w:rPr>
     </w:lvl>
   </w:abstractNum>
-  <w:abstractNum w:abstractNumId="14" w15:restartNumberingAfterBreak="0">
+  <w:abstractNum w:abstractNumId="37" w15:restartNumberingAfterBreak="0">
     <w:nsid w:val="63F32B47"/>
     <w:multiLevelType w:val="multilevel"/>
     <w:tmpl w:val="F7200C5C"/>
@@ -5362,7 +11574,156 @@
       </w:rPr>
     </w:lvl>
   </w:abstractNum>
-  <w:abstractNum w:abstractNumId="15" w15:restartNumberingAfterBreak="0">
+  <w:abstractNum w:abstractNumId="38" w15:restartNumberingAfterBreak="0">
+    <w:nsid w:val="65216AB3"/>
+    <w:multiLevelType w:val="multilevel"/>
+    <w:tmpl w:val="658AEFF8"/>
+    <w:lvl w:ilvl="0">
+      <w:start w:val="1"/>
+      <w:numFmt w:val="bullet"/>
+      <w:lvlText w:val=""/>
+      <w:lvlJc w:val="left"/>
+      <w:pPr>
+        <w:tabs>
+          <w:tab w:val="num" w:pos="720"/>
+        </w:tabs>
+        <w:ind w:left="720" w:hanging="360"/>
+      </w:pPr>
+      <w:rPr>
+        <w:rFonts w:ascii="Symbol" w:hAnsi="Symbol" w:hint="default"/>
+        <w:sz w:val="20"/>
+      </w:rPr>
+    </w:lvl>
+    <w:lvl w:ilvl="1" w:tentative="1">
+      <w:start w:val="1"/>
+      <w:numFmt w:val="bullet"/>
+      <w:lvlText w:val="o"/>
+      <w:lvlJc w:val="left"/>
+      <w:pPr>
+        <w:tabs>
+          <w:tab w:val="num" w:pos="1440"/>
+        </w:tabs>
+        <w:ind w:left="1440" w:hanging="360"/>
+      </w:pPr>
+      <w:rPr>
+        <w:rFonts w:ascii="Courier New" w:hAnsi="Courier New" w:hint="default"/>
+        <w:sz w:val="20"/>
+      </w:rPr>
+    </w:lvl>
+    <w:lvl w:ilvl="2" w:tentative="1">
+      <w:start w:val="1"/>
+      <w:numFmt w:val="bullet"/>
+      <w:lvlText w:val=""/>
+      <w:lvlJc w:val="left"/>
+      <w:pPr>
+        <w:tabs>
+          <w:tab w:val="num" w:pos="2160"/>
+        </w:tabs>
+        <w:ind w:left="2160" w:hanging="360"/>
+      </w:pPr>
+      <w:rPr>
+        <w:rFonts w:ascii="Wingdings" w:hAnsi="Wingdings" w:hint="default"/>
+        <w:sz w:val="20"/>
+      </w:rPr>
+    </w:lvl>
+    <w:lvl w:ilvl="3" w:tentative="1">
+      <w:start w:val="1"/>
+      <w:numFmt w:val="bullet"/>
+      <w:lvlText w:val=""/>
+      <w:lvlJc w:val="left"/>
+      <w:pPr>
+        <w:tabs>
+          <w:tab w:val="num" w:pos="2880"/>
+        </w:tabs>
+        <w:ind w:left="2880" w:hanging="360"/>
+      </w:pPr>
+      <w:rPr>
+        <w:rFonts w:ascii="Wingdings" w:hAnsi="Wingdings" w:hint="default"/>
+        <w:sz w:val="20"/>
+      </w:rPr>
+    </w:lvl>
+    <w:lvl w:ilvl="4" w:tentative="1">
+      <w:start w:val="1"/>
+      <w:numFmt w:val="bullet"/>
+      <w:lvlText w:val=""/>
+      <w:lvlJc w:val="left"/>
+      <w:pPr>
+        <w:tabs>
+          <w:tab w:val="num" w:pos="3600"/>
+        </w:tabs>
+        <w:ind w:left="3600" w:hanging="360"/>
+      </w:pPr>
+      <w:rPr>
+        <w:rFonts w:ascii="Wingdings" w:hAnsi="Wingdings" w:hint="default"/>
+        <w:sz w:val="20"/>
+      </w:rPr>
+    </w:lvl>
+    <w:lvl w:ilvl="5" w:tentative="1">
+      <w:start w:val="1"/>
+      <w:numFmt w:val="bullet"/>
+      <w:lvlText w:val=""/>
+      <w:lvlJc w:val="left"/>
+      <w:pPr>
+        <w:tabs>
+          <w:tab w:val="num" w:pos="4320"/>
+        </w:tabs>
+        <w:ind w:left="4320" w:hanging="360"/>
+      </w:pPr>
+      <w:rPr>
+        <w:rFonts w:ascii="Wingdings" w:hAnsi="Wingdings" w:hint="default"/>
+        <w:sz w:val="20"/>
+      </w:rPr>
+    </w:lvl>
+    <w:lvl w:ilvl="6" w:tentative="1">
+      <w:start w:val="1"/>
+      <w:numFmt w:val="bullet"/>
+      <w:lvlText w:val=""/>
+      <w:lvlJc w:val="left"/>
+      <w:pPr>
+        <w:tabs>
+          <w:tab w:val="num" w:pos="5040"/>
+        </w:tabs>
+        <w:ind w:left="5040" w:hanging="360"/>
+      </w:pPr>
+      <w:rPr>
+        <w:rFonts w:ascii="Wingdings" w:hAnsi="Wingdings" w:hint="default"/>
+        <w:sz w:val="20"/>
+      </w:rPr>
+    </w:lvl>
+    <w:lvl w:ilvl="7" w:tentative="1">
+      <w:start w:val="1"/>
+      <w:numFmt w:val="bullet"/>
+      <w:lvlText w:val=""/>
+      <w:lvlJc w:val="left"/>
+      <w:pPr>
+        <w:tabs>
+          <w:tab w:val="num" w:pos="5760"/>
+        </w:tabs>
+        <w:ind w:left="5760" w:hanging="360"/>
+      </w:pPr>
+      <w:rPr>
+        <w:rFonts w:ascii="Wingdings" w:hAnsi="Wingdings" w:hint="default"/>
+        <w:sz w:val="20"/>
+      </w:rPr>
+    </w:lvl>
+    <w:lvl w:ilvl="8" w:tentative="1">
+      <w:start w:val="1"/>
+      <w:numFmt w:val="bullet"/>
+      <w:lvlText w:val=""/>
+      <w:lvlJc w:val="left"/>
+      <w:pPr>
+        <w:tabs>
+          <w:tab w:val="num" w:pos="6480"/>
+        </w:tabs>
+        <w:ind w:left="6480" w:hanging="360"/>
+      </w:pPr>
+      <w:rPr>
+        <w:rFonts w:ascii="Wingdings" w:hAnsi="Wingdings" w:hint="default"/>
+        <w:sz w:val="20"/>
+      </w:rPr>
+    </w:lvl>
+  </w:abstractNum>
+  <w:abstractNum w:abstractNumId="39" w15:restartNumberingAfterBreak="0">
     <w:nsid w:val="74717386"/>
     <w:multiLevelType w:val="multilevel"/>
     <w:tmpl w:val="59F444B0"/>
@@ -5511,7 +11872,156 @@
       </w:rPr>
     </w:lvl>
   </w:abstractNum>
-  <w:abstractNum w:abstractNumId="16" w15:restartNumberingAfterBreak="0">
+  <w:abstractNum w:abstractNumId="40" w15:restartNumberingAfterBreak="0">
+    <w:nsid w:val="76AD11EE"/>
+    <w:multiLevelType w:val="multilevel"/>
+    <w:tmpl w:val="F1C81E14"/>
+    <w:lvl w:ilvl="0">
+      <w:start w:val="1"/>
+      <w:numFmt w:val="bullet"/>
+      <w:lvlText w:val=""/>
+      <w:lvlJc w:val="left"/>
+      <w:pPr>
+        <w:tabs>
+          <w:tab w:val="num" w:pos="720"/>
+        </w:tabs>
+        <w:ind w:left="720" w:hanging="360"/>
+      </w:pPr>
+      <w:rPr>
+        <w:rFonts w:ascii="Symbol" w:hAnsi="Symbol" w:hint="default"/>
+        <w:sz w:val="20"/>
+      </w:rPr>
+    </w:lvl>
+    <w:lvl w:ilvl="1" w:tentative="1">
+      <w:start w:val="1"/>
+      <w:numFmt w:val="bullet"/>
+      <w:lvlText w:val="o"/>
+      <w:lvlJc w:val="left"/>
+      <w:pPr>
+        <w:tabs>
+          <w:tab w:val="num" w:pos="1440"/>
+        </w:tabs>
+        <w:ind w:left="1440" w:hanging="360"/>
+      </w:pPr>
+      <w:rPr>
+        <w:rFonts w:ascii="Courier New" w:hAnsi="Courier New" w:hint="default"/>
+        <w:sz w:val="20"/>
+      </w:rPr>
+    </w:lvl>
+    <w:lvl w:ilvl="2" w:tentative="1">
+      <w:start w:val="1"/>
+      <w:numFmt w:val="bullet"/>
+      <w:lvlText w:val=""/>
+      <w:lvlJc w:val="left"/>
+      <w:pPr>
+        <w:tabs>
+          <w:tab w:val="num" w:pos="2160"/>
+        </w:tabs>
+        <w:ind w:left="2160" w:hanging="360"/>
+      </w:pPr>
+      <w:rPr>
+        <w:rFonts w:ascii="Wingdings" w:hAnsi="Wingdings" w:hint="default"/>
+        <w:sz w:val="20"/>
+      </w:rPr>
+    </w:lvl>
+    <w:lvl w:ilvl="3" w:tentative="1">
+      <w:start w:val="1"/>
+      <w:numFmt w:val="bullet"/>
+      <w:lvlText w:val=""/>
+      <w:lvlJc w:val="left"/>
+      <w:pPr>
+        <w:tabs>
+          <w:tab w:val="num" w:pos="2880"/>
+        </w:tabs>
+        <w:ind w:left="2880" w:hanging="360"/>
+      </w:pPr>
+      <w:rPr>
+        <w:rFonts w:ascii="Wingdings" w:hAnsi="Wingdings" w:hint="default"/>
+        <w:sz w:val="20"/>
+      </w:rPr>
+    </w:lvl>
+    <w:lvl w:ilvl="4" w:tentative="1">
+      <w:start w:val="1"/>
+      <w:numFmt w:val="bullet"/>
+      <w:lvlText w:val=""/>
+      <w:lvlJc w:val="left"/>
+      <w:pPr>
+        <w:tabs>
+          <w:tab w:val="num" w:pos="3600"/>
+        </w:tabs>
+        <w:ind w:left="3600" w:hanging="360"/>
+      </w:pPr>
+      <w:rPr>
+        <w:rFonts w:ascii="Wingdings" w:hAnsi="Wingdings" w:hint="default"/>
+        <w:sz w:val="20"/>
+      </w:rPr>
+    </w:lvl>
+    <w:lvl w:ilvl="5" w:tentative="1">
+      <w:start w:val="1"/>
+      <w:numFmt w:val="bullet"/>
+      <w:lvlText w:val=""/>
+      <w:lvlJc w:val="left"/>
+      <w:pPr>
+        <w:tabs>
+          <w:tab w:val="num" w:pos="4320"/>
+        </w:tabs>
+        <w:ind w:left="4320" w:hanging="360"/>
+      </w:pPr>
+      <w:rPr>
+        <w:rFonts w:ascii="Wingdings" w:hAnsi="Wingdings" w:hint="default"/>
+        <w:sz w:val="20"/>
+      </w:rPr>
+    </w:lvl>
+    <w:lvl w:ilvl="6" w:tentative="1">
+      <w:start w:val="1"/>
+      <w:numFmt w:val="bullet"/>
+      <w:lvlText w:val=""/>
+      <w:lvlJc w:val="left"/>
+      <w:pPr>
+        <w:tabs>
+          <w:tab w:val="num" w:pos="5040"/>
+        </w:tabs>
+        <w:ind w:left="5040" w:hanging="360"/>
+      </w:pPr>
+      <w:rPr>
+        <w:rFonts w:ascii="Wingdings" w:hAnsi="Wingdings" w:hint="default"/>
+        <w:sz w:val="20"/>
+      </w:rPr>
+    </w:lvl>
+    <w:lvl w:ilvl="7" w:tentative="1">
+      <w:start w:val="1"/>
+      <w:numFmt w:val="bullet"/>
+      <w:lvlText w:val=""/>
+      <w:lvlJc w:val="left"/>
+      <w:pPr>
+        <w:tabs>
+          <w:tab w:val="num" w:pos="5760"/>
+        </w:tabs>
+        <w:ind w:left="5760" w:hanging="360"/>
+      </w:pPr>
+      <w:rPr>
+        <w:rFonts w:ascii="Wingdings" w:hAnsi="Wingdings" w:hint="default"/>
+        <w:sz w:val="20"/>
+      </w:rPr>
+    </w:lvl>
+    <w:lvl w:ilvl="8" w:tentative="1">
+      <w:start w:val="1"/>
+      <w:numFmt w:val="bullet"/>
+      <w:lvlText w:val=""/>
+      <w:lvlJc w:val="left"/>
+      <w:pPr>
+        <w:tabs>
+          <w:tab w:val="num" w:pos="6480"/>
+        </w:tabs>
+        <w:ind w:left="6480" w:hanging="360"/>
+      </w:pPr>
+      <w:rPr>
+        <w:rFonts w:ascii="Wingdings" w:hAnsi="Wingdings" w:hint="default"/>
+        <w:sz w:val="20"/>
+      </w:rPr>
+    </w:lvl>
+  </w:abstractNum>
+  <w:abstractNum w:abstractNumId="41" w15:restartNumberingAfterBreak="0">
     <w:nsid w:val="7CF10426"/>
     <w:multiLevelType w:val="multilevel"/>
     <w:tmpl w:val="C2EC6664"/>
@@ -5660,7 +12170,305 @@
       </w:rPr>
     </w:lvl>
   </w:abstractNum>
-  <w:abstractNum w:abstractNumId="17" w15:restartNumberingAfterBreak="0">
+  <w:abstractNum w:abstractNumId="42" w15:restartNumberingAfterBreak="0">
+    <w:nsid w:val="7F664443"/>
+    <w:multiLevelType w:val="multilevel"/>
+    <w:tmpl w:val="07F2493E"/>
+    <w:lvl w:ilvl="0">
+      <w:start w:val="1"/>
+      <w:numFmt w:val="bullet"/>
+      <w:lvlText w:val=""/>
+      <w:lvlJc w:val="left"/>
+      <w:pPr>
+        <w:tabs>
+          <w:tab w:val="num" w:pos="720"/>
+        </w:tabs>
+        <w:ind w:left="720" w:hanging="360"/>
+      </w:pPr>
+      <w:rPr>
+        <w:rFonts w:ascii="Symbol" w:hAnsi="Symbol" w:hint="default"/>
+        <w:sz w:val="20"/>
+      </w:rPr>
+    </w:lvl>
+    <w:lvl w:ilvl="1" w:tentative="1">
+      <w:start w:val="1"/>
+      <w:numFmt w:val="bullet"/>
+      <w:lvlText w:val="o"/>
+      <w:lvlJc w:val="left"/>
+      <w:pPr>
+        <w:tabs>
+          <w:tab w:val="num" w:pos="1440"/>
+        </w:tabs>
+        <w:ind w:left="1440" w:hanging="360"/>
+      </w:pPr>
+      <w:rPr>
+        <w:rFonts w:ascii="Courier New" w:hAnsi="Courier New" w:hint="default"/>
+        <w:sz w:val="20"/>
+      </w:rPr>
+    </w:lvl>
+    <w:lvl w:ilvl="2" w:tentative="1">
+      <w:start w:val="1"/>
+      <w:numFmt w:val="bullet"/>
+      <w:lvlText w:val=""/>
+      <w:lvlJc w:val="left"/>
+      <w:pPr>
+        <w:tabs>
+          <w:tab w:val="num" w:pos="2160"/>
+        </w:tabs>
+        <w:ind w:left="2160" w:hanging="360"/>
+      </w:pPr>
+      <w:rPr>
+        <w:rFonts w:ascii="Wingdings" w:hAnsi="Wingdings" w:hint="default"/>
+        <w:sz w:val="20"/>
+      </w:rPr>
+    </w:lvl>
+    <w:lvl w:ilvl="3" w:tentative="1">
+      <w:start w:val="1"/>
+      <w:numFmt w:val="bullet"/>
+      <w:lvlText w:val=""/>
+      <w:lvlJc w:val="left"/>
+      <w:pPr>
+        <w:tabs>
+          <w:tab w:val="num" w:pos="2880"/>
+        </w:tabs>
+        <w:ind w:left="2880" w:hanging="360"/>
+      </w:pPr>
+      <w:rPr>
+        <w:rFonts w:ascii="Wingdings" w:hAnsi="Wingdings" w:hint="default"/>
+        <w:sz w:val="20"/>
+      </w:rPr>
+    </w:lvl>
+    <w:lvl w:ilvl="4" w:tentative="1">
+      <w:start w:val="1"/>
+      <w:numFmt w:val="bullet"/>
+      <w:lvlText w:val=""/>
+      <w:lvlJc w:val="left"/>
+      <w:pPr>
+        <w:tabs>
+          <w:tab w:val="num" w:pos="3600"/>
+        </w:tabs>
+        <w:ind w:left="3600" w:hanging="360"/>
+      </w:pPr>
+      <w:rPr>
+        <w:rFonts w:ascii="Wingdings" w:hAnsi="Wingdings" w:hint="default"/>
+        <w:sz w:val="20"/>
+      </w:rPr>
+    </w:lvl>
+    <w:lvl w:ilvl="5" w:tentative="1">
+      <w:start w:val="1"/>
+      <w:numFmt w:val="bullet"/>
+      <w:lvlText w:val=""/>
+      <w:lvlJc w:val="left"/>
+      <w:pPr>
+        <w:tabs>
+          <w:tab w:val="num" w:pos="4320"/>
+        </w:tabs>
+        <w:ind w:left="4320" w:hanging="360"/>
+      </w:pPr>
+      <w:rPr>
+        <w:rFonts w:ascii="Wingdings" w:hAnsi="Wingdings" w:hint="default"/>
+        <w:sz w:val="20"/>
+      </w:rPr>
+    </w:lvl>
+    <w:lvl w:ilvl="6" w:tentative="1">
+      <w:start w:val="1"/>
+      <w:numFmt w:val="bullet"/>
+      <w:lvlText w:val=""/>
+      <w:lvlJc w:val="left"/>
+      <w:pPr>
+        <w:tabs>
+          <w:tab w:val="num" w:pos="5040"/>
+        </w:tabs>
+        <w:ind w:left="5040" w:hanging="360"/>
+      </w:pPr>
+      <w:rPr>
+        <w:rFonts w:ascii="Wingdings" w:hAnsi="Wingdings" w:hint="default"/>
+        <w:sz w:val="20"/>
+      </w:rPr>
+    </w:lvl>
+    <w:lvl w:ilvl="7" w:tentative="1">
+      <w:start w:val="1"/>
+      <w:numFmt w:val="bullet"/>
+      <w:lvlText w:val=""/>
+      <w:lvlJc w:val="left"/>
+      <w:pPr>
+        <w:tabs>
+          <w:tab w:val="num" w:pos="5760"/>
+        </w:tabs>
+        <w:ind w:left="5760" w:hanging="360"/>
+      </w:pPr>
+      <w:rPr>
+        <w:rFonts w:ascii="Wingdings" w:hAnsi="Wingdings" w:hint="default"/>
+        <w:sz w:val="20"/>
+      </w:rPr>
+    </w:lvl>
+    <w:lvl w:ilvl="8" w:tentative="1">
+      <w:start w:val="1"/>
+      <w:numFmt w:val="bullet"/>
+      <w:lvlText w:val=""/>
+      <w:lvlJc w:val="left"/>
+      <w:pPr>
+        <w:tabs>
+          <w:tab w:val="num" w:pos="6480"/>
+        </w:tabs>
+        <w:ind w:left="6480" w:hanging="360"/>
+      </w:pPr>
+      <w:rPr>
+        <w:rFonts w:ascii="Wingdings" w:hAnsi="Wingdings" w:hint="default"/>
+        <w:sz w:val="20"/>
+      </w:rPr>
+    </w:lvl>
+  </w:abstractNum>
+  <w:abstractNum w:abstractNumId="43" w15:restartNumberingAfterBreak="0">
+    <w:nsid w:val="7F970EC3"/>
+    <w:multiLevelType w:val="multilevel"/>
+    <w:tmpl w:val="F3000C5E"/>
+    <w:lvl w:ilvl="0">
+      <w:start w:val="1"/>
+      <w:numFmt w:val="bullet"/>
+      <w:lvlText w:val=""/>
+      <w:lvlJc w:val="left"/>
+      <w:pPr>
+        <w:tabs>
+          <w:tab w:val="num" w:pos="720"/>
+        </w:tabs>
+        <w:ind w:left="720" w:hanging="360"/>
+      </w:pPr>
+      <w:rPr>
+        <w:rFonts w:ascii="Symbol" w:hAnsi="Symbol" w:hint="default"/>
+        <w:sz w:val="20"/>
+      </w:rPr>
+    </w:lvl>
+    <w:lvl w:ilvl="1" w:tentative="1">
+      <w:start w:val="1"/>
+      <w:numFmt w:val="bullet"/>
+      <w:lvlText w:val="o"/>
+      <w:lvlJc w:val="left"/>
+      <w:pPr>
+        <w:tabs>
+          <w:tab w:val="num" w:pos="1440"/>
+        </w:tabs>
+        <w:ind w:left="1440" w:hanging="360"/>
+      </w:pPr>
+      <w:rPr>
+        <w:rFonts w:ascii="Courier New" w:hAnsi="Courier New" w:hint="default"/>
+        <w:sz w:val="20"/>
+      </w:rPr>
+    </w:lvl>
+    <w:lvl w:ilvl="2" w:tentative="1">
+      <w:start w:val="1"/>
+      <w:numFmt w:val="bullet"/>
+      <w:lvlText w:val=""/>
+      <w:lvlJc w:val="left"/>
+      <w:pPr>
+        <w:tabs>
+          <w:tab w:val="num" w:pos="2160"/>
+        </w:tabs>
+        <w:ind w:left="2160" w:hanging="360"/>
+      </w:pPr>
+      <w:rPr>
+        <w:rFonts w:ascii="Wingdings" w:hAnsi="Wingdings" w:hint="default"/>
+        <w:sz w:val="20"/>
+      </w:rPr>
+    </w:lvl>
+    <w:lvl w:ilvl="3" w:tentative="1">
+      <w:start w:val="1"/>
+      <w:numFmt w:val="bullet"/>
+      <w:lvlText w:val=""/>
+      <w:lvlJc w:val="left"/>
+      <w:pPr>
+        <w:tabs>
+          <w:tab w:val="num" w:pos="2880"/>
+        </w:tabs>
+        <w:ind w:left="2880" w:hanging="360"/>
+      </w:pPr>
+      <w:rPr>
+        <w:rFonts w:ascii="Wingdings" w:hAnsi="Wingdings" w:hint="default"/>
+        <w:sz w:val="20"/>
+      </w:rPr>
+    </w:lvl>
+    <w:lvl w:ilvl="4" w:tentative="1">
+      <w:start w:val="1"/>
+      <w:numFmt w:val="bullet"/>
+      <w:lvlText w:val=""/>
+      <w:lvlJc w:val="left"/>
+      <w:pPr>
+        <w:tabs>
+          <w:tab w:val="num" w:pos="3600"/>
+        </w:tabs>
+        <w:ind w:left="3600" w:hanging="360"/>
+      </w:pPr>
+      <w:rPr>
+        <w:rFonts w:ascii="Wingdings" w:hAnsi="Wingdings" w:hint="default"/>
+        <w:sz w:val="20"/>
+      </w:rPr>
+    </w:lvl>
+    <w:lvl w:ilvl="5" w:tentative="1">
+      <w:start w:val="1"/>
+      <w:numFmt w:val="bullet"/>
+      <w:lvlText w:val=""/>
+      <w:lvlJc w:val="left"/>
+      <w:pPr>
+        <w:tabs>
+          <w:tab w:val="num" w:pos="4320"/>
+        </w:tabs>
+        <w:ind w:left="4320" w:hanging="360"/>
+      </w:pPr>
+      <w:rPr>
+        <w:rFonts w:ascii="Wingdings" w:hAnsi="Wingdings" w:hint="default"/>
+        <w:sz w:val="20"/>
+      </w:rPr>
+    </w:lvl>
+    <w:lvl w:ilvl="6" w:tentative="1">
+      <w:start w:val="1"/>
+      <w:numFmt w:val="bullet"/>
+      <w:lvlText w:val=""/>
+      <w:lvlJc w:val="left"/>
+      <w:pPr>
+        <w:tabs>
+          <w:tab w:val="num" w:pos="5040"/>
+        </w:tabs>
+        <w:ind w:left="5040" w:hanging="360"/>
+      </w:pPr>
+      <w:rPr>
+        <w:rFonts w:ascii="Wingdings" w:hAnsi="Wingdings" w:hint="default"/>
+        <w:sz w:val="20"/>
+      </w:rPr>
+    </w:lvl>
+    <w:lvl w:ilvl="7" w:tentative="1">
+      <w:start w:val="1"/>
+      <w:numFmt w:val="bullet"/>
+      <w:lvlText w:val=""/>
+      <w:lvlJc w:val="left"/>
+      <w:pPr>
+        <w:tabs>
+          <w:tab w:val="num" w:pos="5760"/>
+        </w:tabs>
+        <w:ind w:left="5760" w:hanging="360"/>
+      </w:pPr>
+      <w:rPr>
+        <w:rFonts w:ascii="Wingdings" w:hAnsi="Wingdings" w:hint="default"/>
+        <w:sz w:val="20"/>
+      </w:rPr>
+    </w:lvl>
+    <w:lvl w:ilvl="8" w:tentative="1">
+      <w:start w:val="1"/>
+      <w:numFmt w:val="bullet"/>
+      <w:lvlText w:val=""/>
+      <w:lvlJc w:val="left"/>
+      <w:pPr>
+        <w:tabs>
+          <w:tab w:val="num" w:pos="6480"/>
+        </w:tabs>
+        <w:ind w:left="6480" w:hanging="360"/>
+      </w:pPr>
+      <w:rPr>
+        <w:rFonts w:ascii="Wingdings" w:hAnsi="Wingdings" w:hint="default"/>
+        <w:sz w:val="20"/>
+      </w:rPr>
+    </w:lvl>
+  </w:abstractNum>
+  <w:abstractNum w:abstractNumId="44" w15:restartNumberingAfterBreak="0">
     <w:nsid w:val="7FF7773E"/>
     <w:multiLevelType w:val="multilevel"/>
     <w:tmpl w:val="90C8BFF2"/>
@@ -5810,58 +12618,139 @@
     </w:lvl>
   </w:abstractNum>
   <w:num w:numId="1" w16cid:durableId="429816877">
+    <w:abstractNumId w:val="25"/>
+  </w:num>
+  <w:num w:numId="2" w16cid:durableId="1872647460">
+    <w:abstractNumId w:val="8"/>
+  </w:num>
+  <w:num w:numId="3" w16cid:durableId="530538547">
+    <w:abstractNumId w:val="7"/>
+  </w:num>
+  <w:num w:numId="4" w16cid:durableId="122891672">
+    <w:abstractNumId w:val="24"/>
+  </w:num>
+  <w:num w:numId="5" w16cid:durableId="23940905">
+    <w:abstractNumId w:val="35"/>
+  </w:num>
+  <w:num w:numId="6" w16cid:durableId="1168977948">
+    <w:abstractNumId w:val="5"/>
+  </w:num>
+  <w:num w:numId="7" w16cid:durableId="1380125639">
+    <w:abstractNumId w:val="21"/>
+  </w:num>
+  <w:num w:numId="8" w16cid:durableId="1469468350">
+    <w:abstractNumId w:val="23"/>
+  </w:num>
+  <w:num w:numId="9" w16cid:durableId="1786537760">
+    <w:abstractNumId w:val="3"/>
+  </w:num>
+  <w:num w:numId="10" w16cid:durableId="720984846">
+    <w:abstractNumId w:val="44"/>
+  </w:num>
+  <w:num w:numId="11" w16cid:durableId="1015303675">
+    <w:abstractNumId w:val="41"/>
+  </w:num>
+  <w:num w:numId="12" w16cid:durableId="1688944918">
+    <w:abstractNumId w:val="33"/>
+  </w:num>
+  <w:num w:numId="13" w16cid:durableId="776870636">
+    <w:abstractNumId w:val="17"/>
+  </w:num>
+  <w:num w:numId="14" w16cid:durableId="1137183098">
+    <w:abstractNumId w:val="37"/>
+  </w:num>
+  <w:num w:numId="15" w16cid:durableId="1293629327">
+    <w:abstractNumId w:val="39"/>
+  </w:num>
+  <w:num w:numId="16" w16cid:durableId="533420333">
     <w:abstractNumId w:val="10"/>
   </w:num>
-  <w:num w:numId="2" w16cid:durableId="1872647460">
-    <w:abstractNumId w:val="3"/>
+  <w:num w:numId="17" w16cid:durableId="2106876474">
+    <w:abstractNumId w:val="36"/>
   </w:num>
-  <w:num w:numId="3" w16cid:durableId="530538547">
+  <w:num w:numId="18" w16cid:durableId="694381809">
+    <w:abstractNumId w:val="15"/>
+  </w:num>
+  <w:num w:numId="19" w16cid:durableId="1612590982">
+    <w:abstractNumId w:val="43"/>
+  </w:num>
+  <w:num w:numId="20" w16cid:durableId="1493571191">
+    <w:abstractNumId w:val="38"/>
+  </w:num>
+  <w:num w:numId="21" w16cid:durableId="1369646366">
+    <w:abstractNumId w:val="0"/>
+  </w:num>
+  <w:num w:numId="22" w16cid:durableId="465322668">
+    <w:abstractNumId w:val="14"/>
+  </w:num>
+  <w:num w:numId="23" w16cid:durableId="455293761">
+    <w:abstractNumId w:val="40"/>
+  </w:num>
+  <w:num w:numId="24" w16cid:durableId="370960406">
+    <w:abstractNumId w:val="42"/>
+  </w:num>
+  <w:num w:numId="25" w16cid:durableId="683672123">
+    <w:abstractNumId w:val="32"/>
+  </w:num>
+  <w:num w:numId="26" w16cid:durableId="1745683037">
+    <w:abstractNumId w:val="16"/>
+  </w:num>
+  <w:num w:numId="27" w16cid:durableId="30303973">
+    <w:abstractNumId w:val="34"/>
+  </w:num>
+  <w:num w:numId="28" w16cid:durableId="764378145">
+    <w:abstractNumId w:val="19"/>
+  </w:num>
+  <w:num w:numId="29" w16cid:durableId="1515267876">
+    <w:abstractNumId w:val="26"/>
+  </w:num>
+  <w:num w:numId="30" w16cid:durableId="2143957563">
+    <w:abstractNumId w:val="29"/>
+  </w:num>
+  <w:num w:numId="31" w16cid:durableId="1342198506">
+    <w:abstractNumId w:val="27"/>
+  </w:num>
+  <w:num w:numId="32" w16cid:durableId="1457606186">
+    <w:abstractNumId w:val="6"/>
+  </w:num>
+  <w:num w:numId="33" w16cid:durableId="1930581622">
+    <w:abstractNumId w:val="11"/>
+  </w:num>
+  <w:num w:numId="34" w16cid:durableId="1306202703">
+    <w:abstractNumId w:val="12"/>
+  </w:num>
+  <w:num w:numId="35" w16cid:durableId="624392036">
+    <w:abstractNumId w:val="4"/>
+  </w:num>
+  <w:num w:numId="36" w16cid:durableId="2031560757">
     <w:abstractNumId w:val="2"/>
   </w:num>
-  <w:num w:numId="4" w16cid:durableId="122891672">
+  <w:num w:numId="37" w16cid:durableId="310015630">
+    <w:abstractNumId w:val="13"/>
+  </w:num>
+  <w:num w:numId="38" w16cid:durableId="1537545881">
+    <w:abstractNumId w:val="30"/>
+  </w:num>
+  <w:num w:numId="39" w16cid:durableId="213584300">
     <w:abstractNumId w:val="9"/>
   </w:num>
-  <w:num w:numId="5" w16cid:durableId="23940905">
-    <w:abstractNumId w:val="12"/>
+  <w:num w:numId="40" w16cid:durableId="332224852">
+    <w:abstractNumId w:val="28"/>
   </w:num>
-  <w:num w:numId="6" w16cid:durableId="1168977948">
+  <w:num w:numId="41" w16cid:durableId="326977061">
+    <w:abstractNumId w:val="18"/>
+  </w:num>
+  <w:num w:numId="42" w16cid:durableId="927809471">
+    <w:abstractNumId w:val="20"/>
+  </w:num>
+  <w:num w:numId="43" w16cid:durableId="2130973201">
+    <w:abstractNumId w:val="22"/>
+  </w:num>
+  <w:num w:numId="44" w16cid:durableId="74057017">
+    <w:abstractNumId w:val="31"/>
+  </w:num>
+  <w:num w:numId="45" w16cid:durableId="1648512041">
     <w:abstractNumId w:val="1"/>
-  </w:num>
-  <w:num w:numId="7" w16cid:durableId="1380125639">
-    <w:abstractNumId w:val="7"/>
-  </w:num>
-  <w:num w:numId="8" w16cid:durableId="1469468350">
-    <w:abstractNumId w:val="8"/>
-  </w:num>
-  <w:num w:numId="9" w16cid:durableId="1786537760">
-    <w:abstractNumId w:val="0"/>
-  </w:num>
-  <w:num w:numId="10" w16cid:durableId="720984846">
-    <w:abstractNumId w:val="17"/>
-  </w:num>
-  <w:num w:numId="11" w16cid:durableId="1015303675">
-    <w:abstractNumId w:val="16"/>
-  </w:num>
-  <w:num w:numId="12" w16cid:durableId="1688944918">
-    <w:abstractNumId w:val="11"/>
-  </w:num>
-  <w:num w:numId="13" w16cid:durableId="776870636">
-    <w:abstractNumId w:val="6"/>
-  </w:num>
-  <w:num w:numId="14" w16cid:durableId="1137183098">
-    <w:abstractNumId w:val="14"/>
-  </w:num>
-  <w:num w:numId="15" w16cid:durableId="1293629327">
-    <w:abstractNumId w:val="15"/>
-  </w:num>
-  <w:num w:numId="16" w16cid:durableId="533420333">
-    <w:abstractNumId w:val="4"/>
-  </w:num>
-  <w:num w:numId="17" w16cid:durableId="2106876474">
-    <w:abstractNumId w:val="13"/>
-  </w:num>
-  <w:num w:numId="18" w16cid:durableId="694381809">
-    <w:abstractNumId w:val="5"/>
   </w:num>
 </w:numbering>
 </file>
